--- a/dosyalar/sinavlar/5-sinif/arapca-5-2d2y-beceri.docx
+++ b/dosyalar/sinavlar/5-sinif/arapca-5-2d2y-beceri.docx
@@ -32,7 +32,7 @@
           </w:tcPr>
           <w:p>
             <w:pPr>
-              <w:spacing w:after="20"/>
+              <w:spacing w:after="8"/>
               <w:jc w:val="center"/>
             </w:pPr>
             <w:r>
@@ -43,15 +43,15 @@
                 <w:i w:val="false"/>
                 <w:iCs w:val="false"/>
                 <w:color w:val="39454F"/>
-                <w:sz w:val="19"/>
-                <w:szCs w:val="19"/>
+                <w:sz w:val="17"/>
+                <w:szCs w:val="17"/>
               </w:rPr>
               <w:t xml:space="preserve">2026-2027 EĞİTİM ÖĞRETİM YILI</w:t>
             </w:r>
           </w:p>
           <w:p>
             <w:pPr>
-              <w:spacing w:after="20"/>
+              <w:spacing w:after="8"/>
               <w:jc w:val="center"/>
             </w:pPr>
             <w:r>
@@ -62,8 +62,8 @@
                 <w:i w:val="false"/>
                 <w:iCs w:val="false"/>
                 <w:color w:val="111111"/>
-                <w:sz w:val="21"/>
-                <w:szCs w:val="21"/>
+                <w:sz w:val="18"/>
+                <w:szCs w:val="18"/>
               </w:rPr>
               <w:t xml:space="preserve">……………………………………………………………… İMAM HATİP ORTAOKULU</w:t>
             </w:r>
@@ -81,8 +81,8 @@
                 <w:i w:val="false"/>
                 <w:iCs w:val="false"/>
                 <w:color w:val="15222E"/>
-                <w:sz w:val="23"/>
-                <w:szCs w:val="23"/>
+                <w:sz w:val="20"/>
+                <w:szCs w:val="20"/>
               </w:rPr>
               <w:t xml:space="preserve">5. SINIF ARAPÇA DERSİ 2. DÖNEM 2. YAZILI SINAVI (BECERİ TEMELLİ)</w:t>
             </w:r>
@@ -122,18 +122,18 @@
           </w:tcPr>
           <w:p>
             <w:pPr>
-              <w:spacing w:after="0" w:line="270"/>
-            </w:pPr>
-            <w:r>
-              <w:rPr>
-                <w:rFonts w:ascii="Times New Roman" w:cs="Times New Roman" w:eastAsia="Times New Roman" w:hAnsi="Times New Roman"/>
-                <w:b w:val="false"/>
-                <w:bCs w:val="false"/>
-                <w:i w:val="false"/>
-                <w:iCs w:val="false"/>
-                <w:color w:val="111111"/>
-                <w:sz w:val="20"/>
-                <w:szCs w:val="20"/>
+              <w:spacing w:after="0" w:line="220"/>
+            </w:pPr>
+            <w:r>
+              <w:rPr>
+                <w:rFonts w:ascii="Times New Roman" w:cs="Times New Roman" w:eastAsia="Times New Roman" w:hAnsi="Times New Roman"/>
+                <w:b w:val="false"/>
+                <w:bCs w:val="false"/>
+                <w:i w:val="false"/>
+                <w:iCs w:val="false"/>
+                <w:color w:val="111111"/>
+                <w:sz w:val="17"/>
+                <w:szCs w:val="17"/>
               </w:rPr>
               <w:t xml:space="preserve">Adı Soyadı :  ………………………………………………………</w:t>
             </w:r>
@@ -152,18 +152,18 @@
           </w:tcPr>
           <w:p>
             <w:pPr>
-              <w:spacing w:after="0" w:line="270"/>
-            </w:pPr>
-            <w:r>
-              <w:rPr>
-                <w:rFonts w:ascii="Times New Roman" w:cs="Times New Roman" w:eastAsia="Times New Roman" w:hAnsi="Times New Roman"/>
-                <w:b w:val="false"/>
-                <w:bCs w:val="false"/>
-                <w:i w:val="false"/>
-                <w:iCs w:val="false"/>
-                <w:color w:val="111111"/>
-                <w:sz w:val="20"/>
-                <w:szCs w:val="20"/>
+              <w:spacing w:after="0" w:line="220"/>
+            </w:pPr>
+            <w:r>
+              <w:rPr>
+                <w:rFonts w:ascii="Times New Roman" w:cs="Times New Roman" w:eastAsia="Times New Roman" w:hAnsi="Times New Roman"/>
+                <w:b w:val="false"/>
+                <w:bCs w:val="false"/>
+                <w:i w:val="false"/>
+                <w:iCs w:val="false"/>
+                <w:color w:val="111111"/>
+                <w:sz w:val="17"/>
+                <w:szCs w:val="17"/>
               </w:rPr>
               <w:t xml:space="preserve">Sınıfı :  …………</w:t>
             </w:r>
@@ -182,18 +182,18 @@
           </w:tcPr>
           <w:p>
             <w:pPr>
-              <w:spacing w:after="0" w:line="270"/>
-            </w:pPr>
-            <w:r>
-              <w:rPr>
-                <w:rFonts w:ascii="Times New Roman" w:cs="Times New Roman" w:eastAsia="Times New Roman" w:hAnsi="Times New Roman"/>
-                <w:b w:val="false"/>
-                <w:bCs w:val="false"/>
-                <w:i w:val="false"/>
-                <w:iCs w:val="false"/>
-                <w:color w:val="111111"/>
-                <w:sz w:val="20"/>
-                <w:szCs w:val="20"/>
+              <w:spacing w:after="0" w:line="220"/>
+            </w:pPr>
+            <w:r>
+              <w:rPr>
+                <w:rFonts w:ascii="Times New Roman" w:cs="Times New Roman" w:eastAsia="Times New Roman" w:hAnsi="Times New Roman"/>
+                <w:b w:val="false"/>
+                <w:bCs w:val="false"/>
+                <w:i w:val="false"/>
+                <w:iCs w:val="false"/>
+                <w:color w:val="111111"/>
+                <w:sz w:val="17"/>
+                <w:szCs w:val="17"/>
               </w:rPr>
               <w:t xml:space="preserve">No :  ………</w:t>
             </w:r>
@@ -224,27 +224,27 @@
                 <w:i w:val="false"/>
                 <w:iCs w:val="false"/>
                 <w:color w:val="39454F"/>
-                <w:sz w:val="18"/>
-                <w:szCs w:val="18"/>
+                <w:sz w:val="16"/>
+                <w:szCs w:val="16"/>
               </w:rPr>
               <w:t xml:space="preserve">PUAN</w:t>
             </w:r>
           </w:p>
           <w:p>
             <w:pPr>
-              <w:spacing w:after="40" w:before="60"/>
-              <w:jc w:val="center"/>
-            </w:pPr>
-            <w:r>
-              <w:rPr>
-                <w:rFonts w:ascii="Times New Roman" w:cs="Times New Roman" w:eastAsia="Times New Roman" w:hAnsi="Times New Roman"/>
-                <w:b w:val="false"/>
-                <w:bCs w:val="false"/>
-                <w:i w:val="false"/>
-                <w:iCs w:val="false"/>
-                <w:color w:val="111111"/>
-                <w:sz w:val="24"/>
-                <w:szCs w:val="24"/>
+              <w:spacing w:after="16" w:before="24"/>
+              <w:jc w:val="center"/>
+            </w:pPr>
+            <w:r>
+              <w:rPr>
+                <w:rFonts w:ascii="Times New Roman" w:cs="Times New Roman" w:eastAsia="Times New Roman" w:hAnsi="Times New Roman"/>
+                <w:b w:val="false"/>
+                <w:bCs w:val="false"/>
+                <w:i w:val="false"/>
+                <w:iCs w:val="false"/>
+                <w:color w:val="111111"/>
+                <w:sz w:val="21"/>
+                <w:szCs w:val="21"/>
               </w:rPr>
               <w:t xml:space="preserve"/>
             </w:r>
@@ -252,24 +252,6 @@
         </w:tc>
       </w:tr>
     </w:tbl>
-    <w:p>
-      <w:pPr>
-        <w:spacing w:after="110"/>
-      </w:pPr>
-      <w:r>
-        <w:rPr>
-          <w:rFonts w:ascii="Times New Roman" w:cs="Times New Roman" w:eastAsia="Times New Roman" w:hAnsi="Times New Roman"/>
-          <w:b w:val="false"/>
-          <w:bCs w:val="false"/>
-          <w:i w:val="false"/>
-          <w:iCs w:val="false"/>
-          <w:color w:val="111111"/>
-          <w:sz w:val="21"/>
-          <w:szCs w:val="21"/>
-        </w:rPr>
-        <w:t xml:space="preserve"/>
-      </w:r>
-    </w:p>
     <w:tbl>
       <w:tblPr>
         <w:tblW w:type="dxa" w:w="9864"/>
@@ -300,7 +282,7 @@
           </w:tcPr>
           <w:p>
             <w:pPr>
-              <w:spacing w:after="40"/>
+              <w:spacing w:after="16"/>
             </w:pPr>
             <w:r>
               <w:rPr>
@@ -310,15 +292,15 @@
                 <w:i w:val="false"/>
                 <w:iCs w:val="false"/>
                 <w:color w:val="2B3742"/>
-                <w:sz w:val="18"/>
-                <w:szCs w:val="18"/>
+                <w:sz w:val="16"/>
+                <w:szCs w:val="16"/>
               </w:rPr>
               <w:t xml:space="preserve">AÇIKLAMALAR</w:t>
             </w:r>
           </w:p>
           <w:p>
             <w:pPr>
-              <w:spacing w:after="20" w:line="250"/>
+              <w:spacing w:after="8" w:line="220"/>
               <w:ind w:left="170" w:hanging="170"/>
             </w:pPr>
             <w:r>
@@ -329,15 +311,15 @@
                 <w:i w:val="false"/>
                 <w:iCs w:val="false"/>
                 <w:color w:val="2B3742"/>
-                <w:sz w:val="18"/>
-                <w:szCs w:val="18"/>
+                <w:sz w:val="16"/>
+                <w:szCs w:val="16"/>
               </w:rPr>
               <w:t xml:space="preserve">•  Sınav süresi bir ders saatidir.</w:t>
             </w:r>
           </w:p>
           <w:p>
             <w:pPr>
-              <w:spacing w:after="20" w:line="250"/>
+              <w:spacing w:after="8" w:line="220"/>
               <w:ind w:left="170" w:hanging="170"/>
             </w:pPr>
             <w:r>
@@ -348,15 +330,15 @@
                 <w:i w:val="false"/>
                 <w:iCs w:val="false"/>
                 <w:color w:val="2B3742"/>
-                <w:sz w:val="18"/>
-                <w:szCs w:val="18"/>
+                <w:sz w:val="16"/>
+                <w:szCs w:val="16"/>
               </w:rPr>
               <w:t xml:space="preserve">•  Bu sınav dinleme, okuma, söz varlığı ve yazma becerilerini birlikte ölçer.</w:t>
             </w:r>
           </w:p>
           <w:p>
             <w:pPr>
-              <w:spacing w:after="20" w:line="250"/>
+              <w:spacing w:after="8" w:line="220"/>
               <w:ind w:left="170" w:hanging="170"/>
             </w:pPr>
             <w:r>
@@ -367,15 +349,15 @@
                 <w:i w:val="false"/>
                 <w:iCs w:val="false"/>
                 <w:color w:val="2B3742"/>
-                <w:sz w:val="18"/>
-                <w:szCs w:val="18"/>
+                <w:sz w:val="16"/>
+                <w:szCs w:val="16"/>
               </w:rPr>
               <w:t xml:space="preserve">•  Dinleme metni öğretmeniniz tarafından iki kez okunacaktır.</w:t>
             </w:r>
           </w:p>
           <w:p>
             <w:pPr>
-              <w:spacing w:after="20" w:line="250"/>
+              <w:spacing w:after="8" w:line="220"/>
               <w:ind w:left="170" w:hanging="170"/>
             </w:pPr>
             <w:r>
@@ -386,15 +368,15 @@
                 <w:i w:val="false"/>
                 <w:iCs w:val="false"/>
                 <w:color w:val="2B3742"/>
-                <w:sz w:val="18"/>
-                <w:szCs w:val="18"/>
+                <w:sz w:val="16"/>
+                <w:szCs w:val="16"/>
               </w:rPr>
               <w:t xml:space="preserve">•  Okuma parçasındaki bilinmeyen kelimeler için parçanın bütününden yararlanınız.</w:t>
             </w:r>
           </w:p>
           <w:p>
             <w:pPr>
-              <w:spacing w:after="20" w:line="250"/>
+              <w:spacing w:after="8" w:line="220"/>
               <w:ind w:left="170" w:hanging="170"/>
             </w:pPr>
             <w:r>
@@ -405,8 +387,8 @@
                 <w:i w:val="false"/>
                 <w:iCs w:val="false"/>
                 <w:color w:val="2B3742"/>
-                <w:sz w:val="18"/>
-                <w:szCs w:val="18"/>
+                <w:sz w:val="16"/>
+                <w:szCs w:val="16"/>
               </w:rPr>
               <w:t xml:space="preserve">•  Yazma görevi dereceli puanlama anahtarı ile değerlendirilecektir.</w:t>
             </w:r>
@@ -419,7 +401,7 @@
         <w:tabs>
           <w:tab w:val="right" w:pos="9864"/>
         </w:tabs>
-        <w:spacing w:after="90" w:before="220" w:line="280"/>
+        <w:spacing w:after="36" w:before="88" w:line="220"/>
         <w:ind w:left="340" w:hanging="340"/>
       </w:pPr>
       <w:r>
@@ -430,16 +412,16 @@
           <w:i w:val="false"/>
           <w:iCs w:val="false"/>
           <w:color w:val="111111"/>
-          <w:sz w:val="21"/>
-          <w:szCs w:val="21"/>
+          <w:sz w:val="18"/>
+          <w:szCs w:val="18"/>
         </w:rPr>
         <w:t xml:space="preserve">1.</w:t>
       </w:r>
       <w:r>
         <w:rPr>
           <w:rFonts w:ascii="Times New Roman" w:cs="Times New Roman" w:eastAsia="Times New Roman" w:hAnsi="Times New Roman"/>
-          <w:sz w:val="21"/>
-          <w:szCs w:val="21"/>
+          <w:sz w:val="18"/>
+          <w:szCs w:val="18"/>
         </w:rPr>
         <w:tab/>
       </w:r>
@@ -451,16 +433,16 @@
           <w:i w:val="false"/>
           <w:iCs w:val="false"/>
           <w:color w:val="111111"/>
-          <w:sz w:val="21"/>
-          <w:szCs w:val="21"/>
+          <w:sz w:val="18"/>
+          <w:szCs w:val="18"/>
         </w:rPr>
         <w:t xml:space="preserve">Aşağıdaki metni okuyunuz ve soruları cevaplayınız.</w:t>
       </w:r>
       <w:r>
         <w:rPr>
           <w:rFonts w:ascii="Times New Roman" w:cs="Times New Roman" w:eastAsia="Times New Roman" w:hAnsi="Times New Roman"/>
-          <w:sz w:val="21"/>
-          <w:szCs w:val="21"/>
+          <w:sz w:val="18"/>
+          <w:szCs w:val="18"/>
         </w:rPr>
         <w:tab/>
       </w:r>
@@ -472,8 +454,8 @@
           <w:i w:val="false"/>
           <w:iCs w:val="false"/>
           <w:color w:val="55636F"/>
-          <w:sz w:val="18"/>
-          <w:szCs w:val="18"/>
+          <w:sz w:val="16"/>
+          <w:szCs w:val="16"/>
         </w:rPr>
         <w:t xml:space="preserve">(15 puan)</w:t>
       </w:r>
@@ -509,7 +491,7 @@
           <w:p>
             <w:pPr>
               <w:bidi/>
-              <w:spacing w:after="110"/>
+              <w:spacing w:after="44"/>
               <w:jc w:val="center"/>
             </w:pPr>
             <w:r>
@@ -518,8 +500,8 @@
                 <w:b/>
                 <w:bCs/>
                 <w:color w:val="111111"/>
-                <w:sz w:val="32"/>
-                <w:szCs w:val="32"/>
+                <w:sz w:val="28"/>
+                <w:szCs w:val="28"/>
                 <w:rtl/>
               </w:rPr>
               <w:t xml:space="preserve">بَيْتِي</w:t>
@@ -528,7 +510,7 @@
           <w:p>
             <w:pPr>
               <w:bidi/>
-              <w:spacing w:after="60" w:line="400"/>
+              <w:spacing w:after="24" w:line="220"/>
             </w:pPr>
             <w:r>
               <w:rPr>
@@ -536,8 +518,8 @@
                 <w:b w:val="false"/>
                 <w:bCs w:val="false"/>
                 <w:color w:val="111111"/>
-                <w:sz w:val="30"/>
-                <w:szCs w:val="30"/>
+                <w:sz w:val="27"/>
+                <w:szCs w:val="27"/>
                 <w:rtl/>
               </w:rPr>
               <w:t xml:space="preserve">بَيْتِي جَمِيلٌ وَكَبِيرٌ.</w:t>
@@ -546,7 +528,7 @@
           <w:p>
             <w:pPr>
               <w:bidi/>
-              <w:spacing w:after="60" w:line="400"/>
+              <w:spacing w:after="24" w:line="220"/>
             </w:pPr>
             <w:r>
               <w:rPr>
@@ -554,8 +536,8 @@
                 <w:b w:val="false"/>
                 <w:bCs w:val="false"/>
                 <w:color w:val="111111"/>
-                <w:sz w:val="30"/>
-                <w:szCs w:val="30"/>
+                <w:sz w:val="27"/>
+                <w:szCs w:val="27"/>
                 <w:rtl/>
               </w:rPr>
               <w:t xml:space="preserve">فِي بَيْتِي خَمْسُ غُرَفٍ: غُرْفَةُ النَّوْمِ وَالصَّالَةُ وَالْمَطْبَخُ وَالْحَمَّامُ وَغُرْفَةُ الضُّيُوفِ.</w:t>
@@ -564,7 +546,7 @@
           <w:p>
             <w:pPr>
               <w:bidi/>
-              <w:spacing w:after="60" w:line="400"/>
+              <w:spacing w:after="24" w:line="220"/>
             </w:pPr>
             <w:r>
               <w:rPr>
@@ -572,8 +554,8 @@
                 <w:b w:val="false"/>
                 <w:bCs w:val="false"/>
                 <w:color w:val="111111"/>
-                <w:sz w:val="30"/>
-                <w:szCs w:val="30"/>
+                <w:sz w:val="27"/>
+                <w:szCs w:val="27"/>
                 <w:rtl/>
               </w:rPr>
               <w:t xml:space="preserve">فِي غُرْفَتِي سَرِيرٌ وَخِزَانَةٌ وَطَاوِلَةٌ صَغِيرَةٌ.</w:t>
@@ -582,7 +564,7 @@
           <w:p>
             <w:pPr>
               <w:bidi/>
-              <w:spacing w:after="60" w:line="400"/>
+              <w:spacing w:after="24" w:line="220"/>
             </w:pPr>
             <w:r>
               <w:rPr>
@@ -590,8 +572,8 @@
                 <w:b w:val="false"/>
                 <w:bCs w:val="false"/>
                 <w:color w:val="111111"/>
-                <w:sz w:val="30"/>
-                <w:szCs w:val="30"/>
+                <w:sz w:val="27"/>
+                <w:szCs w:val="27"/>
                 <w:rtl/>
               </w:rPr>
               <w:t xml:space="preserve">اَلتِّلْفَازُ فِي الصَّالَةِ وَالسَّاعَةُ عَلَى الْجِدَارِ.</w:t>
@@ -600,7 +582,7 @@
           <w:p>
             <w:pPr>
               <w:bidi/>
-              <w:spacing w:after="60" w:line="400"/>
+              <w:spacing w:after="24" w:line="220"/>
             </w:pPr>
             <w:r>
               <w:rPr>
@@ -608,8 +590,8 @@
                 <w:b w:val="false"/>
                 <w:bCs w:val="false"/>
                 <w:color w:val="111111"/>
-                <w:sz w:val="30"/>
-                <w:szCs w:val="30"/>
+                <w:sz w:val="27"/>
+                <w:szCs w:val="27"/>
                 <w:rtl/>
               </w:rPr>
               <w:t xml:space="preserve">أَمَامَ الْبَيْتِ حَدِيقَةٌ نَظِيفَةٌ.</w:t>
@@ -620,7 +602,7 @@
     </w:tbl>
     <w:p>
       <w:pPr>
-        <w:spacing w:after="60"/>
+        <w:spacing w:after="24"/>
       </w:pPr>
       <w:r>
         <w:rPr>
@@ -630,8 +612,8 @@
           <w:i w:val="false"/>
           <w:iCs w:val="false"/>
           <w:color w:val="111111"/>
-          <w:sz w:val="21"/>
-          <w:szCs w:val="21"/>
+          <w:sz w:val="18"/>
+          <w:szCs w:val="18"/>
         </w:rPr>
         <w:t xml:space="preserve"/>
       </w:r>
@@ -640,7 +622,7 @@
       <w:pPr>
         <w:keepNext/>
         <w:bidi/>
-        <w:spacing w:after="40" w:before="0" w:line="300"/>
+        <w:spacing w:after="16" w:before="0" w:line="220"/>
         <w:ind w:left="340"/>
       </w:pPr>
       <w:r>
@@ -651,8 +633,8 @@
           <w:i w:val="false"/>
           <w:iCs w:val="false"/>
           <w:color w:val="111111"/>
-          <w:sz w:val="20"/>
-          <w:szCs w:val="20"/>
+          <w:sz w:val="17"/>
+          <w:szCs w:val="17"/>
         </w:rPr>
         <w:t xml:space="preserve">a.‎  </w:t>
       </w:r>
@@ -662,8 +644,8 @@
           <w:b w:val="false"/>
           <w:bCs w:val="false"/>
           <w:color w:val="111111"/>
-          <w:sz w:val="28"/>
-          <w:szCs w:val="28"/>
+          <w:sz w:val="25"/>
+          <w:szCs w:val="25"/>
           <w:rtl/>
         </w:rPr>
         <w:t xml:space="preserve">كَمْ غُرْفَةً فِي الْبَيْتِ؟</w:t>
@@ -709,7 +691,7 @@
           <w:p>
             <w:pPr>
               <w:bidi/>
-              <w:spacing w:after="0" w:line="330"/>
+              <w:spacing w:after="0" w:line="220"/>
             </w:pPr>
             <w:r>
               <w:rPr>
@@ -719,8 +701,8 @@
                 <w:i w:val="false"/>
                 <w:iCs w:val="false"/>
                 <w:color w:val="111111"/>
-                <w:sz w:val="20"/>
-                <w:szCs w:val="20"/>
+                <w:sz w:val="17"/>
+                <w:szCs w:val="17"/>
               </w:rPr>
               <w:t xml:space="preserve">B.‎  </w:t>
             </w:r>
@@ -730,8 +712,8 @@
                 <w:b w:val="false"/>
                 <w:bCs w:val="false"/>
                 <w:color w:val="111111"/>
-                <w:sz w:val="28"/>
-                <w:szCs w:val="28"/>
+                <w:sz w:val="25"/>
+                <w:szCs w:val="25"/>
                 <w:rtl/>
               </w:rPr>
               <w:t xml:space="preserve">أَرْبَعُ غُرَفٍ</w:t>
@@ -758,7 +740,7 @@
           <w:p>
             <w:pPr>
               <w:bidi/>
-              <w:spacing w:after="0" w:line="330"/>
+              <w:spacing w:after="0" w:line="220"/>
             </w:pPr>
             <w:r>
               <w:rPr>
@@ -768,8 +750,8 @@
                 <w:i w:val="false"/>
                 <w:iCs w:val="false"/>
                 <w:color w:val="111111"/>
-                <w:sz w:val="20"/>
-                <w:szCs w:val="20"/>
+                <w:sz w:val="17"/>
+                <w:szCs w:val="17"/>
               </w:rPr>
               <w:t xml:space="preserve">A.‎  </w:t>
             </w:r>
@@ -779,8 +761,8 @@
                 <w:b w:val="false"/>
                 <w:bCs w:val="false"/>
                 <w:color w:val="111111"/>
-                <w:sz w:val="28"/>
-                <w:szCs w:val="28"/>
+                <w:sz w:val="25"/>
+                <w:szCs w:val="25"/>
                 <w:rtl/>
               </w:rPr>
               <w:t xml:space="preserve">ثَلَاثُ غُرَفٍ</w:t>
@@ -812,7 +794,7 @@
           <w:p>
             <w:pPr>
               <w:bidi/>
-              <w:spacing w:after="0" w:line="330"/>
+              <w:spacing w:after="0" w:line="220"/>
             </w:pPr>
             <w:r>
               <w:rPr>
@@ -822,8 +804,8 @@
                 <w:i w:val="false"/>
                 <w:iCs w:val="false"/>
                 <w:color w:val="111111"/>
-                <w:sz w:val="20"/>
-                <w:szCs w:val="20"/>
+                <w:sz w:val="17"/>
+                <w:szCs w:val="17"/>
               </w:rPr>
               <w:t xml:space="preserve">D.‎  </w:t>
             </w:r>
@@ -833,8 +815,8 @@
                 <w:b w:val="false"/>
                 <w:bCs w:val="false"/>
                 <w:color w:val="111111"/>
-                <w:sz w:val="28"/>
-                <w:szCs w:val="28"/>
+                <w:sz w:val="25"/>
+                <w:szCs w:val="25"/>
                 <w:rtl/>
               </w:rPr>
               <w:t xml:space="preserve">سِتُّ غُرَفٍ</w:t>
@@ -861,7 +843,7 @@
           <w:p>
             <w:pPr>
               <w:bidi/>
-              <w:spacing w:after="0" w:line="330"/>
+              <w:spacing w:after="0" w:line="220"/>
             </w:pPr>
             <w:r>
               <w:rPr>
@@ -871,8 +853,8 @@
                 <w:i w:val="false"/>
                 <w:iCs w:val="false"/>
                 <w:color w:val="111111"/>
-                <w:sz w:val="20"/>
-                <w:szCs w:val="20"/>
+                <w:sz w:val="17"/>
+                <w:szCs w:val="17"/>
               </w:rPr>
               <w:t xml:space="preserve">C.‎  </w:t>
             </w:r>
@@ -882,8 +864,8 @@
                 <w:b w:val="false"/>
                 <w:bCs w:val="false"/>
                 <w:color w:val="111111"/>
-                <w:sz w:val="28"/>
-                <w:szCs w:val="28"/>
+                <w:sz w:val="25"/>
+                <w:szCs w:val="25"/>
                 <w:rtl/>
               </w:rPr>
               <w:t xml:space="preserve">خَمْسُ غُرَفٍ</w:t>
@@ -896,7 +878,7 @@
       <w:pPr>
         <w:keepNext/>
         <w:bidi/>
-        <w:spacing w:after="40" w:before="150" w:line="300"/>
+        <w:spacing w:after="16" w:before="60" w:line="220"/>
         <w:ind w:left="340"/>
       </w:pPr>
       <w:r>
@@ -907,8 +889,8 @@
           <w:i w:val="false"/>
           <w:iCs w:val="false"/>
           <w:color w:val="111111"/>
-          <w:sz w:val="20"/>
-          <w:szCs w:val="20"/>
+          <w:sz w:val="17"/>
+          <w:szCs w:val="17"/>
         </w:rPr>
         <w:t xml:space="preserve">b.‎  </w:t>
       </w:r>
@@ -918,8 +900,8 @@
           <w:b w:val="false"/>
           <w:bCs w:val="false"/>
           <w:color w:val="111111"/>
-          <w:sz w:val="28"/>
-          <w:szCs w:val="28"/>
+          <w:sz w:val="25"/>
+          <w:szCs w:val="25"/>
           <w:rtl/>
         </w:rPr>
         <w:t xml:space="preserve">أَيْنَ التِّلْفَازُ؟</w:t>
@@ -965,7 +947,7 @@
           <w:p>
             <w:pPr>
               <w:bidi/>
-              <w:spacing w:after="0" w:line="330"/>
+              <w:spacing w:after="0" w:line="220"/>
             </w:pPr>
             <w:r>
               <w:rPr>
@@ -975,8 +957,8 @@
                 <w:i w:val="false"/>
                 <w:iCs w:val="false"/>
                 <w:color w:val="111111"/>
-                <w:sz w:val="20"/>
-                <w:szCs w:val="20"/>
+                <w:sz w:val="17"/>
+                <w:szCs w:val="17"/>
               </w:rPr>
               <w:t xml:space="preserve">B.‎  </w:t>
             </w:r>
@@ -986,8 +968,8 @@
                 <w:b w:val="false"/>
                 <w:bCs w:val="false"/>
                 <w:color w:val="111111"/>
-                <w:sz w:val="28"/>
-                <w:szCs w:val="28"/>
+                <w:sz w:val="25"/>
+                <w:szCs w:val="25"/>
                 <w:rtl/>
               </w:rPr>
               <w:t xml:space="preserve">فِي الصَّالَةِ</w:t>
@@ -1014,7 +996,7 @@
           <w:p>
             <w:pPr>
               <w:bidi/>
-              <w:spacing w:after="0" w:line="330"/>
+              <w:spacing w:after="0" w:line="220"/>
             </w:pPr>
             <w:r>
               <w:rPr>
@@ -1024,8 +1006,8 @@
                 <w:i w:val="false"/>
                 <w:iCs w:val="false"/>
                 <w:color w:val="111111"/>
-                <w:sz w:val="20"/>
-                <w:szCs w:val="20"/>
+                <w:sz w:val="17"/>
+                <w:szCs w:val="17"/>
               </w:rPr>
               <w:t xml:space="preserve">A.‎  </w:t>
             </w:r>
@@ -1035,8 +1017,8 @@
                 <w:b w:val="false"/>
                 <w:bCs w:val="false"/>
                 <w:color w:val="111111"/>
-                <w:sz w:val="28"/>
-                <w:szCs w:val="28"/>
+                <w:sz w:val="25"/>
+                <w:szCs w:val="25"/>
                 <w:rtl/>
               </w:rPr>
               <w:t xml:space="preserve">فِي الْمَطْبَخِ</w:t>
@@ -1068,7 +1050,7 @@
           <w:p>
             <w:pPr>
               <w:bidi/>
-              <w:spacing w:after="0" w:line="330"/>
+              <w:spacing w:after="0" w:line="220"/>
             </w:pPr>
             <w:r>
               <w:rPr>
@@ -1078,8 +1060,8 @@
                 <w:i w:val="false"/>
                 <w:iCs w:val="false"/>
                 <w:color w:val="111111"/>
-                <w:sz w:val="20"/>
-                <w:szCs w:val="20"/>
+                <w:sz w:val="17"/>
+                <w:szCs w:val="17"/>
               </w:rPr>
               <w:t xml:space="preserve">D.‎  </w:t>
             </w:r>
@@ -1089,8 +1071,8 @@
                 <w:b w:val="false"/>
                 <w:bCs w:val="false"/>
                 <w:color w:val="111111"/>
-                <w:sz w:val="28"/>
-                <w:szCs w:val="28"/>
+                <w:sz w:val="25"/>
+                <w:szCs w:val="25"/>
                 <w:rtl/>
               </w:rPr>
               <w:t xml:space="preserve">فِي الْحَدِيقَةِ</w:t>
@@ -1117,7 +1099,7 @@
           <w:p>
             <w:pPr>
               <w:bidi/>
-              <w:spacing w:after="0" w:line="330"/>
+              <w:spacing w:after="0" w:line="220"/>
             </w:pPr>
             <w:r>
               <w:rPr>
@@ -1127,8 +1109,8 @@
                 <w:i w:val="false"/>
                 <w:iCs w:val="false"/>
                 <w:color w:val="111111"/>
-                <w:sz w:val="20"/>
-                <w:szCs w:val="20"/>
+                <w:sz w:val="17"/>
+                <w:szCs w:val="17"/>
               </w:rPr>
               <w:t xml:space="preserve">C.‎  </w:t>
             </w:r>
@@ -1138,8 +1120,8 @@
                 <w:b w:val="false"/>
                 <w:bCs w:val="false"/>
                 <w:color w:val="111111"/>
-                <w:sz w:val="28"/>
-                <w:szCs w:val="28"/>
+                <w:sz w:val="25"/>
+                <w:szCs w:val="25"/>
                 <w:rtl/>
               </w:rPr>
               <w:t xml:space="preserve">فِي الْحَمَّامِ</w:t>
@@ -1152,7 +1134,7 @@
       <w:pPr>
         <w:keepNext/>
         <w:bidi/>
-        <w:spacing w:after="40" w:before="150" w:line="300"/>
+        <w:spacing w:after="16" w:before="60" w:line="220"/>
         <w:ind w:left="340"/>
       </w:pPr>
       <w:r>
@@ -1163,8 +1145,8 @@
           <w:i w:val="false"/>
           <w:iCs w:val="false"/>
           <w:color w:val="111111"/>
-          <w:sz w:val="20"/>
-          <w:szCs w:val="20"/>
+          <w:sz w:val="17"/>
+          <w:szCs w:val="17"/>
         </w:rPr>
         <w:t xml:space="preserve">c.‎  </w:t>
       </w:r>
@@ -1174,8 +1156,8 @@
           <w:b w:val="false"/>
           <w:bCs w:val="false"/>
           <w:color w:val="111111"/>
-          <w:sz w:val="28"/>
-          <w:szCs w:val="28"/>
+          <w:sz w:val="25"/>
+          <w:szCs w:val="25"/>
           <w:rtl/>
         </w:rPr>
         <w:t xml:space="preserve">مَاذَا أَمَامَ الْبَيْتِ؟</w:t>
@@ -1221,7 +1203,7 @@
           <w:p>
             <w:pPr>
               <w:bidi/>
-              <w:spacing w:after="0" w:line="330"/>
+              <w:spacing w:after="0" w:line="220"/>
             </w:pPr>
             <w:r>
               <w:rPr>
@@ -1231,8 +1213,8 @@
                 <w:i w:val="false"/>
                 <w:iCs w:val="false"/>
                 <w:color w:val="111111"/>
-                <w:sz w:val="20"/>
-                <w:szCs w:val="20"/>
+                <w:sz w:val="17"/>
+                <w:szCs w:val="17"/>
               </w:rPr>
               <w:t xml:space="preserve">B.‎  </w:t>
             </w:r>
@@ -1242,8 +1224,8 @@
                 <w:b w:val="false"/>
                 <w:bCs w:val="false"/>
                 <w:color w:val="111111"/>
-                <w:sz w:val="28"/>
-                <w:szCs w:val="28"/>
+                <w:sz w:val="25"/>
+                <w:szCs w:val="25"/>
                 <w:rtl/>
               </w:rPr>
               <w:t xml:space="preserve">حَدِيقَةٌ</w:t>
@@ -1270,7 +1252,7 @@
           <w:p>
             <w:pPr>
               <w:bidi/>
-              <w:spacing w:after="0" w:line="330"/>
+              <w:spacing w:after="0" w:line="220"/>
             </w:pPr>
             <w:r>
               <w:rPr>
@@ -1280,8 +1262,8 @@
                 <w:i w:val="false"/>
                 <w:iCs w:val="false"/>
                 <w:color w:val="111111"/>
-                <w:sz w:val="20"/>
-                <w:szCs w:val="20"/>
+                <w:sz w:val="17"/>
+                <w:szCs w:val="17"/>
               </w:rPr>
               <w:t xml:space="preserve">A.‎  </w:t>
             </w:r>
@@ -1291,8 +1273,8 @@
                 <w:b w:val="false"/>
                 <w:bCs w:val="false"/>
                 <w:color w:val="111111"/>
-                <w:sz w:val="28"/>
-                <w:szCs w:val="28"/>
+                <w:sz w:val="25"/>
+                <w:szCs w:val="25"/>
                 <w:rtl/>
               </w:rPr>
               <w:t xml:space="preserve">سَيَّارَةٌ</w:t>
@@ -1324,7 +1306,7 @@
           <w:p>
             <w:pPr>
               <w:bidi/>
-              <w:spacing w:after="0" w:line="330"/>
+              <w:spacing w:after="0" w:line="220"/>
             </w:pPr>
             <w:r>
               <w:rPr>
@@ -1334,8 +1316,8 @@
                 <w:i w:val="false"/>
                 <w:iCs w:val="false"/>
                 <w:color w:val="111111"/>
-                <w:sz w:val="20"/>
-                <w:szCs w:val="20"/>
+                <w:sz w:val="17"/>
+                <w:szCs w:val="17"/>
               </w:rPr>
               <w:t xml:space="preserve">D.‎  </w:t>
             </w:r>
@@ -1345,8 +1327,8 @@
                 <w:b w:val="false"/>
                 <w:bCs w:val="false"/>
                 <w:color w:val="111111"/>
-                <w:sz w:val="28"/>
-                <w:szCs w:val="28"/>
+                <w:sz w:val="25"/>
+                <w:szCs w:val="25"/>
                 <w:rtl/>
               </w:rPr>
               <w:t xml:space="preserve">خِزَانَةٌ</w:t>
@@ -1373,7 +1355,7 @@
           <w:p>
             <w:pPr>
               <w:bidi/>
-              <w:spacing w:after="0" w:line="330"/>
+              <w:spacing w:after="0" w:line="220"/>
             </w:pPr>
             <w:r>
               <w:rPr>
@@ -1383,8 +1365,8 @@
                 <w:i w:val="false"/>
                 <w:iCs w:val="false"/>
                 <w:color w:val="111111"/>
-                <w:sz w:val="20"/>
-                <w:szCs w:val="20"/>
+                <w:sz w:val="17"/>
+                <w:szCs w:val="17"/>
               </w:rPr>
               <w:t xml:space="preserve">C.‎  </w:t>
             </w:r>
@@ -1394,8 +1376,8 @@
                 <w:b w:val="false"/>
                 <w:bCs w:val="false"/>
                 <w:color w:val="111111"/>
-                <w:sz w:val="28"/>
-                <w:szCs w:val="28"/>
+                <w:sz w:val="25"/>
+                <w:szCs w:val="25"/>
                 <w:rtl/>
               </w:rPr>
               <w:t xml:space="preserve">مَطْبَخٌ</w:t>
@@ -1407,7 +1389,7 @@
     <w:p>
       <w:pPr>
         <w:keepNext w:val="false"/>
-        <w:spacing w:after="40" w:before="150" w:line="280"/>
+        <w:spacing w:after="16" w:before="60" w:line="220"/>
         <w:ind w:left="620" w:hanging="280"/>
       </w:pPr>
       <w:r>
@@ -1418,8 +1400,8 @@
           <w:i w:val="false"/>
           <w:iCs w:val="false"/>
           <w:color w:val="111111"/>
-          <w:sz w:val="20"/>
-          <w:szCs w:val="20"/>
+          <w:sz w:val="17"/>
+          <w:szCs w:val="17"/>
         </w:rPr>
         <w:t xml:space="preserve">d)  Senin odanda neler var? Arapça bir cümleyle yazınız.</w:t>
       </w:r>
@@ -1427,10 +1409,10 @@
     <w:p>
       <w:pPr>
         <w:pBdr>
-          <w:bottom w:val="dotted" w:color="97A4B1" w:sz="6"/>
+          <w:bottom w:val="dotted" w:color="96A3B0" w:sz="6"/>
         </w:pBdr>
         <w:bidi/>
-        <w:spacing w:after="210" w:line="300"/>
+        <w:spacing w:after="84" w:line="220"/>
         <w:ind w:left="620"/>
       </w:pPr>
       <w:r>
@@ -1441,31 +1423,8 @@
           <w:i w:val="false"/>
           <w:iCs w:val="false"/>
           <w:color w:val="111111"/>
-          <w:sz w:val="21"/>
-          <w:szCs w:val="21"/>
-        </w:rPr>
-        <w:t xml:space="preserve"/>
-      </w:r>
-    </w:p>
-    <w:p>
-      <w:pPr>
-        <w:pBdr>
-          <w:bottom w:val="dotted" w:color="96A3B0" w:sz="6"/>
-        </w:pBdr>
-        <w:bidi/>
-        <w:spacing w:after="210" w:line="300"/>
-        <w:ind w:left="620"/>
-      </w:pPr>
-      <w:r>
-        <w:rPr>
-          <w:rFonts w:ascii="Times New Roman" w:cs="Times New Roman" w:eastAsia="Times New Roman" w:hAnsi="Times New Roman"/>
-          <w:b w:val="false"/>
-          <w:bCs w:val="false"/>
-          <w:i w:val="false"/>
-          <w:iCs w:val="false"/>
-          <w:color w:val="111111"/>
-          <w:sz w:val="21"/>
-          <w:szCs w:val="21"/>
+          <w:sz w:val="18"/>
+          <w:szCs w:val="18"/>
         </w:rPr>
         <w:t xml:space="preserve"/>
       </w:r>
@@ -1475,7 +1434,7 @@
         <w:tabs>
           <w:tab w:val="right" w:pos="9864"/>
         </w:tabs>
-        <w:spacing w:after="90" w:before="220" w:line="280"/>
+        <w:spacing w:after="36" w:before="88" w:line="220"/>
         <w:ind w:left="340" w:hanging="340"/>
       </w:pPr>
       <w:r>
@@ -1486,16 +1445,16 @@
           <w:i w:val="false"/>
           <w:iCs w:val="false"/>
           <w:color w:val="111111"/>
-          <w:sz w:val="21"/>
-          <w:szCs w:val="21"/>
+          <w:sz w:val="18"/>
+          <w:szCs w:val="18"/>
         </w:rPr>
         <w:t xml:space="preserve">2.</w:t>
       </w:r>
       <w:r>
         <w:rPr>
           <w:rFonts w:ascii="Times New Roman" w:cs="Times New Roman" w:eastAsia="Times New Roman" w:hAnsi="Times New Roman"/>
-          <w:sz w:val="21"/>
-          <w:szCs w:val="21"/>
+          <w:sz w:val="18"/>
+          <w:szCs w:val="18"/>
         </w:rPr>
         <w:tab/>
       </w:r>
@@ -1507,16 +1466,16 @@
           <w:i w:val="false"/>
           <w:iCs w:val="false"/>
           <w:color w:val="111111"/>
-          <w:sz w:val="21"/>
-          <w:szCs w:val="21"/>
+          <w:sz w:val="18"/>
+          <w:szCs w:val="18"/>
         </w:rPr>
         <w:t xml:space="preserve">Dinlediğiniz metne göre cümleler doğru ise D, yanlış ise Y kutusunu işaretleyiniz.</w:t>
       </w:r>
       <w:r>
         <w:rPr>
           <w:rFonts w:ascii="Times New Roman" w:cs="Times New Roman" w:eastAsia="Times New Roman" w:hAnsi="Times New Roman"/>
-          <w:sz w:val="21"/>
-          <w:szCs w:val="21"/>
+          <w:sz w:val="18"/>
+          <w:szCs w:val="18"/>
         </w:rPr>
         <w:tab/>
       </w:r>
@@ -1528,8 +1487,8 @@
           <w:i w:val="false"/>
           <w:iCs w:val="false"/>
           <w:color w:val="55636F"/>
-          <w:sz w:val="18"/>
-          <w:szCs w:val="18"/>
+          <w:sz w:val="16"/>
+          <w:szCs w:val="16"/>
         </w:rPr>
         <w:t xml:space="preserve">(10 puan)</w:t>
       </w:r>
@@ -1537,7 +1496,7 @@
     <w:p>
       <w:pPr>
         <w:keepNext w:val="false"/>
-        <w:spacing w:after="90" w:before="0" w:line="280"/>
+        <w:spacing w:after="36" w:before="0" w:line="220"/>
         <w:ind w:left="340"/>
       </w:pPr>
       <w:r>
@@ -1548,8 +1507,8 @@
           <w:i/>
           <w:iCs/>
           <w:color w:val="5B6772"/>
-          <w:sz w:val="18"/>
-          <w:szCs w:val="18"/>
+          <w:sz w:val="16"/>
+          <w:szCs w:val="16"/>
         </w:rPr>
         <w:t xml:space="preserve">Metin öğretmeniniz tarafından iki kez okunacaktır. Her doğru cevap 2 puandır.</w:t>
       </w:r>
@@ -1590,7 +1549,7 @@
           </w:tcPr>
           <w:p>
             <w:pPr>
-              <w:spacing w:after="0" w:line="270"/>
+              <w:spacing w:after="0" w:line="220"/>
               <w:jc w:val="center"/>
             </w:pPr>
             <w:r>
@@ -1601,8 +1560,8 @@
                 <w:i w:val="false"/>
                 <w:iCs w:val="false"/>
                 <w:color w:val="111111"/>
-                <w:sz w:val="18"/>
-                <w:szCs w:val="18"/>
+                <w:sz w:val="16"/>
+                <w:szCs w:val="16"/>
               </w:rPr>
               <w:t xml:space="preserve">No</w:t>
             </w:r>
@@ -1622,7 +1581,7 @@
           </w:tcPr>
           <w:p>
             <w:pPr>
-              <w:spacing w:after="0" w:line="270"/>
+              <w:spacing w:after="0" w:line="220"/>
               <w:jc w:val="center"/>
             </w:pPr>
             <w:r>
@@ -1633,8 +1592,8 @@
                 <w:i w:val="false"/>
                 <w:iCs w:val="false"/>
                 <w:color w:val="111111"/>
-                <w:sz w:val="18"/>
-                <w:szCs w:val="18"/>
+                <w:sz w:val="16"/>
+                <w:szCs w:val="16"/>
               </w:rPr>
               <w:t xml:space="preserve">Cümle</w:t>
             </w:r>
@@ -1654,7 +1613,7 @@
           </w:tcPr>
           <w:p>
             <w:pPr>
-              <w:spacing w:after="0" w:line="270"/>
+              <w:spacing w:after="0" w:line="220"/>
               <w:jc w:val="center"/>
             </w:pPr>
             <w:r>
@@ -1665,8 +1624,8 @@
                 <w:i w:val="false"/>
                 <w:iCs w:val="false"/>
                 <w:color w:val="111111"/>
-                <w:sz w:val="18"/>
-                <w:szCs w:val="18"/>
+                <w:sz w:val="16"/>
+                <w:szCs w:val="16"/>
               </w:rPr>
               <w:t xml:space="preserve">D</w:t>
             </w:r>
@@ -1686,7 +1645,7 @@
           </w:tcPr>
           <w:p>
             <w:pPr>
-              <w:spacing w:after="0" w:line="270"/>
+              <w:spacing w:after="0" w:line="220"/>
               <w:jc w:val="center"/>
             </w:pPr>
             <w:r>
@@ -1697,8 +1656,8 @@
                 <w:i w:val="false"/>
                 <w:iCs w:val="false"/>
                 <w:color w:val="111111"/>
-                <w:sz w:val="18"/>
-                <w:szCs w:val="18"/>
+                <w:sz w:val="16"/>
+                <w:szCs w:val="16"/>
               </w:rPr>
               <w:t xml:space="preserve">Y</w:t>
             </w:r>
@@ -1707,7 +1666,7 @@
       </w:tr>
       <w:tr>
         <w:trPr>
-          <w:trHeight w:val="420" w:hRule="atLeast"/>
+          <w:trHeight w:val="294" w:hRule="atLeast"/>
         </w:trPr>
         <w:tc>
           <w:tcPr>
@@ -1722,19 +1681,19 @@
           </w:tcPr>
           <w:p>
             <w:pPr>
-              <w:spacing w:after="0" w:line="270"/>
-              <w:jc w:val="center"/>
-            </w:pPr>
-            <w:r>
-              <w:rPr>
-                <w:rFonts w:ascii="Times New Roman" w:cs="Times New Roman" w:eastAsia="Times New Roman" w:hAnsi="Times New Roman"/>
-                <w:b w:val="false"/>
-                <w:bCs w:val="false"/>
-                <w:i w:val="false"/>
-                <w:iCs w:val="false"/>
-                <w:color w:val="111111"/>
-                <w:sz w:val="19"/>
-                <w:szCs w:val="19"/>
+              <w:spacing w:after="0" w:line="220"/>
+              <w:jc w:val="center"/>
+            </w:pPr>
+            <w:r>
+              <w:rPr>
+                <w:rFonts w:ascii="Times New Roman" w:cs="Times New Roman" w:eastAsia="Times New Roman" w:hAnsi="Times New Roman"/>
+                <w:b w:val="false"/>
+                <w:bCs w:val="false"/>
+                <w:i w:val="false"/>
+                <w:iCs w:val="false"/>
+                <w:color w:val="111111"/>
+                <w:sz w:val="17"/>
+                <w:szCs w:val="17"/>
               </w:rPr>
               <w:t xml:space="preserve">1</w:t>
             </w:r>
@@ -1754,7 +1713,7 @@
           <w:p>
             <w:pPr>
               <w:bidi/>
-              <w:spacing w:after="0" w:line="320"/>
+              <w:spacing w:after="0" w:line="220"/>
             </w:pPr>
             <w:r>
               <w:rPr>
@@ -1762,8 +1721,8 @@
                 <w:b w:val="false"/>
                 <w:bCs w:val="false"/>
                 <w:color w:val="111111"/>
-                <w:sz w:val="28"/>
-                <w:szCs w:val="28"/>
+                <w:sz w:val="25"/>
+                <w:szCs w:val="25"/>
                 <w:rtl/>
               </w:rPr>
               <w:t xml:space="preserve">بَيْتُ مَرْيَمَ كَبِيرٌ.</w:t>
@@ -1783,18 +1742,18 @@
           </w:tcPr>
           <w:p>
             <w:pPr>
-              <w:spacing w:after="0" w:line="270"/>
-            </w:pPr>
-            <w:r>
-              <w:rPr>
-                <w:rFonts w:ascii="Times New Roman" w:cs="Times New Roman" w:eastAsia="Times New Roman" w:hAnsi="Times New Roman"/>
-                <w:b w:val="false"/>
-                <w:bCs w:val="false"/>
-                <w:i w:val="false"/>
-                <w:iCs w:val="false"/>
-                <w:color w:val="111111"/>
-                <w:sz w:val="21"/>
-                <w:szCs w:val="21"/>
+              <w:spacing w:after="0" w:line="220"/>
+            </w:pPr>
+            <w:r>
+              <w:rPr>
+                <w:rFonts w:ascii="Times New Roman" w:cs="Times New Roman" w:eastAsia="Times New Roman" w:hAnsi="Times New Roman"/>
+                <w:b w:val="false"/>
+                <w:bCs w:val="false"/>
+                <w:i w:val="false"/>
+                <w:iCs w:val="false"/>
+                <w:color w:val="111111"/>
+                <w:sz w:val="18"/>
+                <w:szCs w:val="18"/>
               </w:rPr>
               <w:t xml:space="preserve"/>
             </w:r>
@@ -1811,29 +1770,11 @@
             </w:tcMar>
             <w:vAlign w:val="center"/>
           </w:tcPr>
-          <w:p>
-            <w:pPr>
-              <w:spacing w:after="0" w:line="270"/>
-            </w:pPr>
-            <w:r>
-              <w:rPr>
-                <w:rFonts w:ascii="Times New Roman" w:cs="Times New Roman" w:eastAsia="Times New Roman" w:hAnsi="Times New Roman"/>
-                <w:b w:val="false"/>
-                <w:bCs w:val="false"/>
-                <w:i w:val="false"/>
-                <w:iCs w:val="false"/>
-                <w:color w:val="111111"/>
-                <w:sz w:val="21"/>
-                <w:szCs w:val="21"/>
-              </w:rPr>
-              <w:t xml:space="preserve"/>
-            </w:r>
-          </w:p>
         </w:tc>
       </w:tr>
       <w:tr>
         <w:trPr>
-          <w:trHeight w:val="420" w:hRule="atLeast"/>
+          <w:trHeight w:val="294" w:hRule="atLeast"/>
         </w:trPr>
         <w:tc>
           <w:tcPr>
@@ -1848,19 +1789,19 @@
           </w:tcPr>
           <w:p>
             <w:pPr>
-              <w:spacing w:after="0" w:line="270"/>
-              <w:jc w:val="center"/>
-            </w:pPr>
-            <w:r>
-              <w:rPr>
-                <w:rFonts w:ascii="Times New Roman" w:cs="Times New Roman" w:eastAsia="Times New Roman" w:hAnsi="Times New Roman"/>
-                <w:b w:val="false"/>
-                <w:bCs w:val="false"/>
-                <w:i w:val="false"/>
-                <w:iCs w:val="false"/>
-                <w:color w:val="111111"/>
-                <w:sz w:val="19"/>
-                <w:szCs w:val="19"/>
+              <w:spacing w:after="0" w:line="220"/>
+              <w:jc w:val="center"/>
+            </w:pPr>
+            <w:r>
+              <w:rPr>
+                <w:rFonts w:ascii="Times New Roman" w:cs="Times New Roman" w:eastAsia="Times New Roman" w:hAnsi="Times New Roman"/>
+                <w:b w:val="false"/>
+                <w:bCs w:val="false"/>
+                <w:i w:val="false"/>
+                <w:iCs w:val="false"/>
+                <w:color w:val="111111"/>
+                <w:sz w:val="17"/>
+                <w:szCs w:val="17"/>
               </w:rPr>
               <w:t xml:space="preserve">2</w:t>
             </w:r>
@@ -1880,7 +1821,7 @@
           <w:p>
             <w:pPr>
               <w:bidi/>
-              <w:spacing w:after="0" w:line="320"/>
+              <w:spacing w:after="0" w:line="220"/>
             </w:pPr>
             <w:r>
               <w:rPr>
@@ -1888,8 +1829,8 @@
                 <w:b w:val="false"/>
                 <w:bCs w:val="false"/>
                 <w:color w:val="111111"/>
-                <w:sz w:val="28"/>
-                <w:szCs w:val="28"/>
+                <w:sz w:val="25"/>
+                <w:szCs w:val="25"/>
                 <w:rtl/>
               </w:rPr>
               <w:t xml:space="preserve">فِي الْبَيْتِ أَرْبَعُ غُرَفٍ.</w:t>
@@ -1909,18 +1850,18 @@
           </w:tcPr>
           <w:p>
             <w:pPr>
-              <w:spacing w:after="0" w:line="270"/>
-            </w:pPr>
-            <w:r>
-              <w:rPr>
-                <w:rFonts w:ascii="Times New Roman" w:cs="Times New Roman" w:eastAsia="Times New Roman" w:hAnsi="Times New Roman"/>
-                <w:b w:val="false"/>
-                <w:bCs w:val="false"/>
-                <w:i w:val="false"/>
-                <w:iCs w:val="false"/>
-                <w:color w:val="111111"/>
-                <w:sz w:val="21"/>
-                <w:szCs w:val="21"/>
+              <w:spacing w:after="0" w:line="220"/>
+            </w:pPr>
+            <w:r>
+              <w:rPr>
+                <w:rFonts w:ascii="Times New Roman" w:cs="Times New Roman" w:eastAsia="Times New Roman" w:hAnsi="Times New Roman"/>
+                <w:b w:val="false"/>
+                <w:bCs w:val="false"/>
+                <w:i w:val="false"/>
+                <w:iCs w:val="false"/>
+                <w:color w:val="111111"/>
+                <w:sz w:val="18"/>
+                <w:szCs w:val="18"/>
               </w:rPr>
               <w:t xml:space="preserve"/>
             </w:r>
@@ -1937,29 +1878,11 @@
             </w:tcMar>
             <w:vAlign w:val="center"/>
           </w:tcPr>
-          <w:p>
-            <w:pPr>
-              <w:spacing w:after="0" w:line="270"/>
-            </w:pPr>
-            <w:r>
-              <w:rPr>
-                <w:rFonts w:ascii="Times New Roman" w:cs="Times New Roman" w:eastAsia="Times New Roman" w:hAnsi="Times New Roman"/>
-                <w:b w:val="false"/>
-                <w:bCs w:val="false"/>
-                <w:i w:val="false"/>
-                <w:iCs w:val="false"/>
-                <w:color w:val="111111"/>
-                <w:sz w:val="21"/>
-                <w:szCs w:val="21"/>
-              </w:rPr>
-              <w:t xml:space="preserve"/>
-            </w:r>
-          </w:p>
         </w:tc>
       </w:tr>
       <w:tr>
         <w:trPr>
-          <w:trHeight w:val="420" w:hRule="atLeast"/>
+          <w:trHeight w:val="294" w:hRule="atLeast"/>
         </w:trPr>
         <w:tc>
           <w:tcPr>
@@ -1974,19 +1897,19 @@
           </w:tcPr>
           <w:p>
             <w:pPr>
-              <w:spacing w:after="0" w:line="270"/>
-              <w:jc w:val="center"/>
-            </w:pPr>
-            <w:r>
-              <w:rPr>
-                <w:rFonts w:ascii="Times New Roman" w:cs="Times New Roman" w:eastAsia="Times New Roman" w:hAnsi="Times New Roman"/>
-                <w:b w:val="false"/>
-                <w:bCs w:val="false"/>
-                <w:i w:val="false"/>
-                <w:iCs w:val="false"/>
-                <w:color w:val="111111"/>
-                <w:sz w:val="19"/>
-                <w:szCs w:val="19"/>
+              <w:spacing w:after="0" w:line="220"/>
+              <w:jc w:val="center"/>
+            </w:pPr>
+            <w:r>
+              <w:rPr>
+                <w:rFonts w:ascii="Times New Roman" w:cs="Times New Roman" w:eastAsia="Times New Roman" w:hAnsi="Times New Roman"/>
+                <w:b w:val="false"/>
+                <w:bCs w:val="false"/>
+                <w:i w:val="false"/>
+                <w:iCs w:val="false"/>
+                <w:color w:val="111111"/>
+                <w:sz w:val="17"/>
+                <w:szCs w:val="17"/>
               </w:rPr>
               <w:t xml:space="preserve">3</w:t>
             </w:r>
@@ -2006,7 +1929,7 @@
           <w:p>
             <w:pPr>
               <w:bidi/>
-              <w:spacing w:after="0" w:line="320"/>
+              <w:spacing w:after="0" w:line="220"/>
             </w:pPr>
             <w:r>
               <w:rPr>
@@ -2014,8 +1937,8 @@
                 <w:b w:val="false"/>
                 <w:bCs w:val="false"/>
                 <w:color w:val="111111"/>
-                <w:sz w:val="28"/>
-                <w:szCs w:val="28"/>
+                <w:sz w:val="25"/>
+                <w:szCs w:val="25"/>
                 <w:rtl/>
               </w:rPr>
               <w:t xml:space="preserve">اَلْمِصْبَاحُ تَحْتَ الطَّاوِلَةِ.</w:t>
@@ -2035,18 +1958,18 @@
           </w:tcPr>
           <w:p>
             <w:pPr>
-              <w:spacing w:after="0" w:line="270"/>
-            </w:pPr>
-            <w:r>
-              <w:rPr>
-                <w:rFonts w:ascii="Times New Roman" w:cs="Times New Roman" w:eastAsia="Times New Roman" w:hAnsi="Times New Roman"/>
-                <w:b w:val="false"/>
-                <w:bCs w:val="false"/>
-                <w:i w:val="false"/>
-                <w:iCs w:val="false"/>
-                <w:color w:val="111111"/>
-                <w:sz w:val="21"/>
-                <w:szCs w:val="21"/>
+              <w:spacing w:after="0" w:line="220"/>
+            </w:pPr>
+            <w:r>
+              <w:rPr>
+                <w:rFonts w:ascii="Times New Roman" w:cs="Times New Roman" w:eastAsia="Times New Roman" w:hAnsi="Times New Roman"/>
+                <w:b w:val="false"/>
+                <w:bCs w:val="false"/>
+                <w:i w:val="false"/>
+                <w:iCs w:val="false"/>
+                <w:color w:val="111111"/>
+                <w:sz w:val="18"/>
+                <w:szCs w:val="18"/>
               </w:rPr>
               <w:t xml:space="preserve"/>
             </w:r>
@@ -2063,29 +1986,11 @@
             </w:tcMar>
             <w:vAlign w:val="center"/>
           </w:tcPr>
-          <w:p>
-            <w:pPr>
-              <w:spacing w:after="0" w:line="270"/>
-            </w:pPr>
-            <w:r>
-              <w:rPr>
-                <w:rFonts w:ascii="Times New Roman" w:cs="Times New Roman" w:eastAsia="Times New Roman" w:hAnsi="Times New Roman"/>
-                <w:b w:val="false"/>
-                <w:bCs w:val="false"/>
-                <w:i w:val="false"/>
-                <w:iCs w:val="false"/>
-                <w:color w:val="111111"/>
-                <w:sz w:val="21"/>
-                <w:szCs w:val="21"/>
-              </w:rPr>
-              <w:t xml:space="preserve"/>
-            </w:r>
-          </w:p>
         </w:tc>
       </w:tr>
       <w:tr>
         <w:trPr>
-          <w:trHeight w:val="420" w:hRule="atLeast"/>
+          <w:trHeight w:val="294" w:hRule="atLeast"/>
         </w:trPr>
         <w:tc>
           <w:tcPr>
@@ -2100,19 +2005,19 @@
           </w:tcPr>
           <w:p>
             <w:pPr>
-              <w:spacing w:after="0" w:line="270"/>
-              <w:jc w:val="center"/>
-            </w:pPr>
-            <w:r>
-              <w:rPr>
-                <w:rFonts w:ascii="Times New Roman" w:cs="Times New Roman" w:eastAsia="Times New Roman" w:hAnsi="Times New Roman"/>
-                <w:b w:val="false"/>
-                <w:bCs w:val="false"/>
-                <w:i w:val="false"/>
-                <w:iCs w:val="false"/>
-                <w:color w:val="111111"/>
-                <w:sz w:val="19"/>
-                <w:szCs w:val="19"/>
+              <w:spacing w:after="0" w:line="220"/>
+              <w:jc w:val="center"/>
+            </w:pPr>
+            <w:r>
+              <w:rPr>
+                <w:rFonts w:ascii="Times New Roman" w:cs="Times New Roman" w:eastAsia="Times New Roman" w:hAnsi="Times New Roman"/>
+                <w:b w:val="false"/>
+                <w:bCs w:val="false"/>
+                <w:i w:val="false"/>
+                <w:iCs w:val="false"/>
+                <w:color w:val="111111"/>
+                <w:sz w:val="17"/>
+                <w:szCs w:val="17"/>
               </w:rPr>
               <w:t xml:space="preserve">4</w:t>
             </w:r>
@@ -2132,7 +2037,7 @@
           <w:p>
             <w:pPr>
               <w:bidi/>
-              <w:spacing w:after="0" w:line="320"/>
+              <w:spacing w:after="0" w:line="220"/>
             </w:pPr>
             <w:r>
               <w:rPr>
@@ -2140,8 +2045,8 @@
                 <w:b w:val="false"/>
                 <w:bCs w:val="false"/>
                 <w:color w:val="111111"/>
-                <w:sz w:val="28"/>
-                <w:szCs w:val="28"/>
+                <w:sz w:val="25"/>
+                <w:szCs w:val="25"/>
                 <w:rtl/>
               </w:rPr>
               <w:t xml:space="preserve">اَلسَّجَّادَةُ فِي الصَّالَةِ.</w:t>
@@ -2161,18 +2066,18 @@
           </w:tcPr>
           <w:p>
             <w:pPr>
-              <w:spacing w:after="0" w:line="270"/>
-            </w:pPr>
-            <w:r>
-              <w:rPr>
-                <w:rFonts w:ascii="Times New Roman" w:cs="Times New Roman" w:eastAsia="Times New Roman" w:hAnsi="Times New Roman"/>
-                <w:b w:val="false"/>
-                <w:bCs w:val="false"/>
-                <w:i w:val="false"/>
-                <w:iCs w:val="false"/>
-                <w:color w:val="111111"/>
-                <w:sz w:val="21"/>
-                <w:szCs w:val="21"/>
+              <w:spacing w:after="0" w:line="220"/>
+            </w:pPr>
+            <w:r>
+              <w:rPr>
+                <w:rFonts w:ascii="Times New Roman" w:cs="Times New Roman" w:eastAsia="Times New Roman" w:hAnsi="Times New Roman"/>
+                <w:b w:val="false"/>
+                <w:bCs w:val="false"/>
+                <w:i w:val="false"/>
+                <w:iCs w:val="false"/>
+                <w:color w:val="111111"/>
+                <w:sz w:val="18"/>
+                <w:szCs w:val="18"/>
               </w:rPr>
               <w:t xml:space="preserve"/>
             </w:r>
@@ -2189,29 +2094,11 @@
             </w:tcMar>
             <w:vAlign w:val="center"/>
           </w:tcPr>
-          <w:p>
-            <w:pPr>
-              <w:spacing w:after="0" w:line="270"/>
-            </w:pPr>
-            <w:r>
-              <w:rPr>
-                <w:rFonts w:ascii="Times New Roman" w:cs="Times New Roman" w:eastAsia="Times New Roman" w:hAnsi="Times New Roman"/>
-                <w:b w:val="false"/>
-                <w:bCs w:val="false"/>
-                <w:i w:val="false"/>
-                <w:iCs w:val="false"/>
-                <w:color w:val="111111"/>
-                <w:sz w:val="21"/>
-                <w:szCs w:val="21"/>
-              </w:rPr>
-              <w:t xml:space="preserve"/>
-            </w:r>
-          </w:p>
         </w:tc>
       </w:tr>
       <w:tr>
         <w:trPr>
-          <w:trHeight w:val="420" w:hRule="atLeast"/>
+          <w:trHeight w:val="294" w:hRule="atLeast"/>
         </w:trPr>
         <w:tc>
           <w:tcPr>
@@ -2226,19 +2113,19 @@
           </w:tcPr>
           <w:p>
             <w:pPr>
-              <w:spacing w:after="0" w:line="270"/>
-              <w:jc w:val="center"/>
-            </w:pPr>
-            <w:r>
-              <w:rPr>
-                <w:rFonts w:ascii="Times New Roman" w:cs="Times New Roman" w:eastAsia="Times New Roman" w:hAnsi="Times New Roman"/>
-                <w:b w:val="false"/>
-                <w:bCs w:val="false"/>
-                <w:i w:val="false"/>
-                <w:iCs w:val="false"/>
-                <w:color w:val="111111"/>
-                <w:sz w:val="19"/>
-                <w:szCs w:val="19"/>
+              <w:spacing w:after="0" w:line="220"/>
+              <w:jc w:val="center"/>
+            </w:pPr>
+            <w:r>
+              <w:rPr>
+                <w:rFonts w:ascii="Times New Roman" w:cs="Times New Roman" w:eastAsia="Times New Roman" w:hAnsi="Times New Roman"/>
+                <w:b w:val="false"/>
+                <w:bCs w:val="false"/>
+                <w:i w:val="false"/>
+                <w:iCs w:val="false"/>
+                <w:color w:val="111111"/>
+                <w:sz w:val="17"/>
+                <w:szCs w:val="17"/>
               </w:rPr>
               <w:t xml:space="preserve">5</w:t>
             </w:r>
@@ -2258,7 +2145,7 @@
           <w:p>
             <w:pPr>
               <w:bidi/>
-              <w:spacing w:after="0" w:line="320"/>
+              <w:spacing w:after="0" w:line="220"/>
             </w:pPr>
             <w:r>
               <w:rPr>
@@ -2266,8 +2153,8 @@
                 <w:b w:val="false"/>
                 <w:bCs w:val="false"/>
                 <w:color w:val="111111"/>
-                <w:sz w:val="28"/>
-                <w:szCs w:val="28"/>
+                <w:sz w:val="25"/>
+                <w:szCs w:val="25"/>
                 <w:rtl/>
               </w:rPr>
               <w:t xml:space="preserve">اَلْحَدِيقَةُ خَلْفَ الْبَيْتِ.</w:t>
@@ -2287,18 +2174,18 @@
           </w:tcPr>
           <w:p>
             <w:pPr>
-              <w:spacing w:after="0" w:line="270"/>
-            </w:pPr>
-            <w:r>
-              <w:rPr>
-                <w:rFonts w:ascii="Times New Roman" w:cs="Times New Roman" w:eastAsia="Times New Roman" w:hAnsi="Times New Roman"/>
-                <w:b w:val="false"/>
-                <w:bCs w:val="false"/>
-                <w:i w:val="false"/>
-                <w:iCs w:val="false"/>
-                <w:color w:val="111111"/>
-                <w:sz w:val="21"/>
-                <w:szCs w:val="21"/>
+              <w:spacing w:after="0" w:line="220"/>
+            </w:pPr>
+            <w:r>
+              <w:rPr>
+                <w:rFonts w:ascii="Times New Roman" w:cs="Times New Roman" w:eastAsia="Times New Roman" w:hAnsi="Times New Roman"/>
+                <w:b w:val="false"/>
+                <w:bCs w:val="false"/>
+                <w:i w:val="false"/>
+                <w:iCs w:val="false"/>
+                <w:color w:val="111111"/>
+                <w:sz w:val="18"/>
+                <w:szCs w:val="18"/>
               </w:rPr>
               <w:t xml:space="preserve"/>
             </w:r>
@@ -2315,24 +2202,6 @@
             </w:tcMar>
             <w:vAlign w:val="center"/>
           </w:tcPr>
-          <w:p>
-            <w:pPr>
-              <w:spacing w:after="0" w:line="270"/>
-            </w:pPr>
-            <w:r>
-              <w:rPr>
-                <w:rFonts w:ascii="Times New Roman" w:cs="Times New Roman" w:eastAsia="Times New Roman" w:hAnsi="Times New Roman"/>
-                <w:b w:val="false"/>
-                <w:bCs w:val="false"/>
-                <w:i w:val="false"/>
-                <w:iCs w:val="false"/>
-                <w:color w:val="111111"/>
-                <w:sz w:val="21"/>
-                <w:szCs w:val="21"/>
-              </w:rPr>
-              <w:t xml:space="preserve"/>
-            </w:r>
-          </w:p>
         </w:tc>
       </w:tr>
     </w:tbl>
@@ -2341,7 +2210,7 @@
         <w:tabs>
           <w:tab w:val="right" w:pos="9864"/>
         </w:tabs>
-        <w:spacing w:after="90" w:before="220" w:line="280"/>
+        <w:spacing w:after="36" w:before="88" w:line="220"/>
         <w:ind w:left="340" w:hanging="340"/>
       </w:pPr>
       <w:r>
@@ -2352,16 +2221,16 @@
           <w:i w:val="false"/>
           <w:iCs w:val="false"/>
           <w:color w:val="111111"/>
-          <w:sz w:val="21"/>
-          <w:szCs w:val="21"/>
+          <w:sz w:val="18"/>
+          <w:szCs w:val="18"/>
         </w:rPr>
         <w:t xml:space="preserve">3.</w:t>
       </w:r>
       <w:r>
         <w:rPr>
           <w:rFonts w:ascii="Times New Roman" w:cs="Times New Roman" w:eastAsia="Times New Roman" w:hAnsi="Times New Roman"/>
-          <w:sz w:val="21"/>
-          <w:szCs w:val="21"/>
+          <w:sz w:val="18"/>
+          <w:szCs w:val="18"/>
         </w:rPr>
         <w:tab/>
       </w:r>
@@ -2373,16 +2242,16 @@
           <w:i w:val="false"/>
           <w:iCs w:val="false"/>
           <w:color w:val="111111"/>
-          <w:sz w:val="21"/>
-          <w:szCs w:val="21"/>
+          <w:sz w:val="18"/>
+          <w:szCs w:val="18"/>
         </w:rPr>
         <w:t xml:space="preserve">Aşağıdaki durumlara uygun seçeneği işaretleyiniz.</w:t>
       </w:r>
       <w:r>
         <w:rPr>
           <w:rFonts w:ascii="Times New Roman" w:cs="Times New Roman" w:eastAsia="Times New Roman" w:hAnsi="Times New Roman"/>
-          <w:sz w:val="21"/>
-          <w:szCs w:val="21"/>
+          <w:sz w:val="18"/>
+          <w:szCs w:val="18"/>
         </w:rPr>
         <w:tab/>
       </w:r>
@@ -2394,8 +2263,8 @@
           <w:i w:val="false"/>
           <w:iCs w:val="false"/>
           <w:color w:val="55636F"/>
-          <w:sz w:val="18"/>
-          <w:szCs w:val="18"/>
+          <w:sz w:val="16"/>
+          <w:szCs w:val="16"/>
         </w:rPr>
         <w:t xml:space="preserve">(15 puan)</w:t>
       </w:r>
@@ -2403,7 +2272,7 @@
     <w:p>
       <w:pPr>
         <w:keepNext w:val="false"/>
-        <w:spacing w:after="90" w:before="0" w:line="280"/>
+        <w:spacing w:after="36" w:before="0" w:line="220"/>
         <w:ind w:left="340"/>
       </w:pPr>
       <w:r>
@@ -2414,8 +2283,8 @@
           <w:i/>
           <w:iCs/>
           <w:color w:val="5B6772"/>
-          <w:sz w:val="18"/>
-          <w:szCs w:val="18"/>
+          <w:sz w:val="16"/>
+          <w:szCs w:val="16"/>
         </w:rPr>
         <w:t xml:space="preserve">Her doğru cevap 3 puandır.</w:t>
       </w:r>
@@ -2423,7 +2292,7 @@
     <w:p>
       <w:pPr>
         <w:keepNext/>
-        <w:spacing w:after="50" w:before="0" w:line="280"/>
+        <w:spacing w:after="20" w:before="0" w:line="220"/>
         <w:ind w:left="340" w:hanging="280"/>
       </w:pPr>
       <w:r>
@@ -2434,8 +2303,8 @@
           <w:i w:val="false"/>
           <w:iCs w:val="false"/>
           <w:color w:val="111111"/>
-          <w:sz w:val="20"/>
-          <w:szCs w:val="20"/>
+          <w:sz w:val="17"/>
+          <w:szCs w:val="17"/>
         </w:rPr>
         <w:t xml:space="preserve">1.  Arkadaşının evinde kaç oda olduğunu sormak istiyorsun.</w:t>
       </w:r>
@@ -2480,7 +2349,7 @@
           <w:p>
             <w:pPr>
               <w:bidi/>
-              <w:spacing w:after="0" w:line="330"/>
+              <w:spacing w:after="0" w:line="220"/>
               <w:jc w:val="end"/>
             </w:pPr>
             <w:r>
@@ -2491,8 +2360,8 @@
                 <w:i w:val="false"/>
                 <w:iCs w:val="false"/>
                 <w:color w:val="111111"/>
-                <w:sz w:val="20"/>
-                <w:szCs w:val="20"/>
+                <w:sz w:val="17"/>
+                <w:szCs w:val="17"/>
               </w:rPr>
               <w:t xml:space="preserve">A.‎  </w:t>
             </w:r>
@@ -2502,8 +2371,8 @@
                 <w:b w:val="false"/>
                 <w:bCs w:val="false"/>
                 <w:color w:val="111111"/>
-                <w:sz w:val="28"/>
-                <w:szCs w:val="28"/>
+                <w:sz w:val="25"/>
+                <w:szCs w:val="25"/>
                 <w:rtl/>
               </w:rPr>
               <w:t xml:space="preserve">أَيْنَ الْغُرْفَةُ؟</w:t>
@@ -2530,7 +2399,7 @@
           <w:p>
             <w:pPr>
               <w:bidi/>
-              <w:spacing w:after="0" w:line="330"/>
+              <w:spacing w:after="0" w:line="220"/>
               <w:jc w:val="end"/>
             </w:pPr>
             <w:r>
@@ -2541,8 +2410,8 @@
                 <w:i w:val="false"/>
                 <w:iCs w:val="false"/>
                 <w:color w:val="111111"/>
-                <w:sz w:val="20"/>
-                <w:szCs w:val="20"/>
+                <w:sz w:val="17"/>
+                <w:szCs w:val="17"/>
               </w:rPr>
               <w:t xml:space="preserve">B.‎  </w:t>
             </w:r>
@@ -2552,8 +2421,8 @@
                 <w:b w:val="false"/>
                 <w:bCs w:val="false"/>
                 <w:color w:val="111111"/>
-                <w:sz w:val="28"/>
-                <w:szCs w:val="28"/>
+                <w:sz w:val="25"/>
+                <w:szCs w:val="25"/>
                 <w:rtl/>
               </w:rPr>
               <w:t xml:space="preserve">كَمْ غُرْفَةً فِي بَيْتِكَ؟</w:t>
@@ -2585,7 +2454,7 @@
           <w:p>
             <w:pPr>
               <w:bidi/>
-              <w:spacing w:after="0" w:line="330"/>
+              <w:spacing w:after="0" w:line="220"/>
               <w:jc w:val="end"/>
             </w:pPr>
             <w:r>
@@ -2596,8 +2465,8 @@
                 <w:i w:val="false"/>
                 <w:iCs w:val="false"/>
                 <w:color w:val="111111"/>
-                <w:sz w:val="20"/>
-                <w:szCs w:val="20"/>
+                <w:sz w:val="17"/>
+                <w:szCs w:val="17"/>
               </w:rPr>
               <w:t xml:space="preserve">C.‎  </w:t>
             </w:r>
@@ -2607,8 +2476,8 @@
                 <w:b w:val="false"/>
                 <w:bCs w:val="false"/>
                 <w:color w:val="111111"/>
-                <w:sz w:val="28"/>
-                <w:szCs w:val="28"/>
+                <w:sz w:val="25"/>
+                <w:szCs w:val="25"/>
                 <w:rtl/>
               </w:rPr>
               <w:t xml:space="preserve">مَا هَذِهِ الْغُرْفَةُ؟</w:t>
@@ -2635,7 +2504,7 @@
           <w:p>
             <w:pPr>
               <w:bidi/>
-              <w:spacing w:after="0" w:line="330"/>
+              <w:spacing w:after="0" w:line="220"/>
               <w:jc w:val="end"/>
             </w:pPr>
             <w:r>
@@ -2646,8 +2515,8 @@
                 <w:i w:val="false"/>
                 <w:iCs w:val="false"/>
                 <w:color w:val="111111"/>
-                <w:sz w:val="20"/>
-                <w:szCs w:val="20"/>
+                <w:sz w:val="17"/>
+                <w:szCs w:val="17"/>
               </w:rPr>
               <w:t xml:space="preserve">D.‎  </w:t>
             </w:r>
@@ -2657,8 +2526,8 @@
                 <w:b w:val="false"/>
                 <w:bCs w:val="false"/>
                 <w:color w:val="111111"/>
-                <w:sz w:val="28"/>
-                <w:szCs w:val="28"/>
+                <w:sz w:val="25"/>
+                <w:szCs w:val="25"/>
                 <w:rtl/>
               </w:rPr>
               <w:t xml:space="preserve">مَنْ فِي الْغُرْفَةِ؟</w:t>
@@ -2670,7 +2539,7 @@
     <w:p>
       <w:pPr>
         <w:keepNext/>
-        <w:spacing w:after="50" w:before="120" w:line="280"/>
+        <w:spacing w:after="20" w:before="48" w:line="220"/>
         <w:ind w:left="340" w:hanging="280"/>
       </w:pPr>
       <w:r>
@@ -2681,8 +2550,8 @@
           <w:i w:val="false"/>
           <w:iCs w:val="false"/>
           <w:color w:val="111111"/>
-          <w:sz w:val="20"/>
-          <w:szCs w:val="20"/>
+          <w:sz w:val="17"/>
+          <w:szCs w:val="17"/>
         </w:rPr>
         <w:t xml:space="preserve">2.  Okuma metnine göre saat nerededir?</w:t>
       </w:r>
@@ -2727,7 +2596,7 @@
           <w:p>
             <w:pPr>
               <w:bidi/>
-              <w:spacing w:after="0" w:line="330"/>
+              <w:spacing w:after="0" w:line="220"/>
               <w:jc w:val="end"/>
             </w:pPr>
             <w:r>
@@ -2738,8 +2607,8 @@
                 <w:i w:val="false"/>
                 <w:iCs w:val="false"/>
                 <w:color w:val="111111"/>
-                <w:sz w:val="20"/>
-                <w:szCs w:val="20"/>
+                <w:sz w:val="17"/>
+                <w:szCs w:val="17"/>
               </w:rPr>
               <w:t xml:space="preserve">A.‎  </w:t>
             </w:r>
@@ -2749,8 +2618,8 @@
                 <w:b w:val="false"/>
                 <w:bCs w:val="false"/>
                 <w:color w:val="111111"/>
-                <w:sz w:val="28"/>
-                <w:szCs w:val="28"/>
+                <w:sz w:val="25"/>
+                <w:szCs w:val="25"/>
                 <w:rtl/>
               </w:rPr>
               <w:t xml:space="preserve">عَلَى الْجِدَارِ</w:t>
@@ -2777,7 +2646,7 @@
           <w:p>
             <w:pPr>
               <w:bidi/>
-              <w:spacing w:after="0" w:line="330"/>
+              <w:spacing w:after="0" w:line="220"/>
               <w:jc w:val="end"/>
             </w:pPr>
             <w:r>
@@ -2788,8 +2657,8 @@
                 <w:i w:val="false"/>
                 <w:iCs w:val="false"/>
                 <w:color w:val="111111"/>
-                <w:sz w:val="20"/>
-                <w:szCs w:val="20"/>
+                <w:sz w:val="17"/>
+                <w:szCs w:val="17"/>
               </w:rPr>
               <w:t xml:space="preserve">B.‎  </w:t>
             </w:r>
@@ -2799,8 +2668,8 @@
                 <w:b w:val="false"/>
                 <w:bCs w:val="false"/>
                 <w:color w:val="111111"/>
-                <w:sz w:val="28"/>
-                <w:szCs w:val="28"/>
+                <w:sz w:val="25"/>
+                <w:szCs w:val="25"/>
                 <w:rtl/>
               </w:rPr>
               <w:t xml:space="preserve">تَحْتَ السَّرِيرِ</w:t>
@@ -2832,7 +2701,7 @@
           <w:p>
             <w:pPr>
               <w:bidi/>
-              <w:spacing w:after="0" w:line="330"/>
+              <w:spacing w:after="0" w:line="220"/>
               <w:jc w:val="end"/>
             </w:pPr>
             <w:r>
@@ -2843,8 +2712,8 @@
                 <w:i w:val="false"/>
                 <w:iCs w:val="false"/>
                 <w:color w:val="111111"/>
-                <w:sz w:val="20"/>
-                <w:szCs w:val="20"/>
+                <w:sz w:val="17"/>
+                <w:szCs w:val="17"/>
               </w:rPr>
               <w:t xml:space="preserve">C.‎  </w:t>
             </w:r>
@@ -2854,8 +2723,8 @@
                 <w:b w:val="false"/>
                 <w:bCs w:val="false"/>
                 <w:color w:val="111111"/>
-                <w:sz w:val="28"/>
-                <w:szCs w:val="28"/>
+                <w:sz w:val="25"/>
+                <w:szCs w:val="25"/>
                 <w:rtl/>
               </w:rPr>
               <w:t xml:space="preserve">فِي الْمَطْبَخِ</w:t>
@@ -2882,7 +2751,7 @@
           <w:p>
             <w:pPr>
               <w:bidi/>
-              <w:spacing w:after="0" w:line="330"/>
+              <w:spacing w:after="0" w:line="220"/>
               <w:jc w:val="end"/>
             </w:pPr>
             <w:r>
@@ -2893,8 +2762,8 @@
                 <w:i w:val="false"/>
                 <w:iCs w:val="false"/>
                 <w:color w:val="111111"/>
-                <w:sz w:val="20"/>
-                <w:szCs w:val="20"/>
+                <w:sz w:val="17"/>
+                <w:szCs w:val="17"/>
               </w:rPr>
               <w:t xml:space="preserve">D.‎  </w:t>
             </w:r>
@@ -2904,8 +2773,8 @@
                 <w:b w:val="false"/>
                 <w:bCs w:val="false"/>
                 <w:color w:val="111111"/>
-                <w:sz w:val="28"/>
-                <w:szCs w:val="28"/>
+                <w:sz w:val="25"/>
+                <w:szCs w:val="25"/>
                 <w:rtl/>
               </w:rPr>
               <w:t xml:space="preserve">أَمَامَ الْبَيْتِ</w:t>
@@ -2917,7 +2786,7 @@
     <w:p>
       <w:pPr>
         <w:keepNext/>
-        <w:spacing w:after="50" w:before="120" w:line="280"/>
+        <w:spacing w:after="20" w:before="48" w:line="220"/>
         <w:ind w:left="340" w:hanging="280"/>
       </w:pPr>
       <w:r>
@@ -2928,8 +2797,8 @@
           <w:i w:val="false"/>
           <w:iCs w:val="false"/>
           <w:color w:val="111111"/>
-          <w:sz w:val="20"/>
-          <w:szCs w:val="20"/>
+          <w:sz w:val="17"/>
+          <w:szCs w:val="17"/>
         </w:rPr>
         <w:t xml:space="preserve">3.  «اَلْبَيْتُ الْجَمِيلُ» tamlamasının Türkçe karşılığı hangisidir?</w:t>
       </w:r>
@@ -2973,7 +2842,7 @@
           </w:tcPr>
           <w:p>
             <w:pPr>
-              <w:spacing w:after="0" w:line="280"/>
+              <w:spacing w:after="0" w:line="220"/>
             </w:pPr>
             <w:r>
               <w:rPr>
@@ -2983,8 +2852,8 @@
                 <w:i w:val="false"/>
                 <w:iCs w:val="false"/>
                 <w:color w:val="111111"/>
-                <w:sz w:val="20"/>
-                <w:szCs w:val="20"/>
+                <w:sz w:val="17"/>
+                <w:szCs w:val="17"/>
               </w:rPr>
               <w:t xml:space="preserve">A)  </w:t>
             </w:r>
@@ -2996,8 +2865,8 @@
                 <w:i w:val="false"/>
                 <w:iCs w:val="false"/>
                 <w:color w:val="111111"/>
-                <w:sz w:val="20"/>
-                <w:szCs w:val="20"/>
+                <w:sz w:val="17"/>
+                <w:szCs w:val="17"/>
               </w:rPr>
               <w:t xml:space="preserve">Güzel ev</w:t>
             </w:r>
@@ -3022,7 +2891,7 @@
           </w:tcPr>
           <w:p>
             <w:pPr>
-              <w:spacing w:after="0" w:line="280"/>
+              <w:spacing w:after="0" w:line="220"/>
             </w:pPr>
             <w:r>
               <w:rPr>
@@ -3032,8 +2901,8 @@
                 <w:i w:val="false"/>
                 <w:iCs w:val="false"/>
                 <w:color w:val="111111"/>
-                <w:sz w:val="20"/>
-                <w:szCs w:val="20"/>
+                <w:sz w:val="17"/>
+                <w:szCs w:val="17"/>
               </w:rPr>
               <w:t xml:space="preserve">B)  </w:t>
             </w:r>
@@ -3045,8 +2914,8 @@
                 <w:i w:val="false"/>
                 <w:iCs w:val="false"/>
                 <w:color w:val="111111"/>
-                <w:sz w:val="20"/>
-                <w:szCs w:val="20"/>
+                <w:sz w:val="17"/>
+                <w:szCs w:val="17"/>
               </w:rPr>
               <w:t xml:space="preserve">Ev güzeldir</w:t>
             </w:r>
@@ -3076,7 +2945,7 @@
           </w:tcPr>
           <w:p>
             <w:pPr>
-              <w:spacing w:after="0" w:line="280"/>
+              <w:spacing w:after="0" w:line="220"/>
             </w:pPr>
             <w:r>
               <w:rPr>
@@ -3086,8 +2955,8 @@
                 <w:i w:val="false"/>
                 <w:iCs w:val="false"/>
                 <w:color w:val="111111"/>
-                <w:sz w:val="20"/>
-                <w:szCs w:val="20"/>
+                <w:sz w:val="17"/>
+                <w:szCs w:val="17"/>
               </w:rPr>
               <w:t xml:space="preserve">C)  </w:t>
             </w:r>
@@ -3099,8 +2968,8 @@
                 <w:i w:val="false"/>
                 <w:iCs w:val="false"/>
                 <w:color w:val="111111"/>
-                <w:sz w:val="20"/>
-                <w:szCs w:val="20"/>
+                <w:sz w:val="17"/>
+                <w:szCs w:val="17"/>
               </w:rPr>
               <w:t xml:space="preserve">Bu ev güzeldir</w:t>
             </w:r>
@@ -3125,7 +2994,7 @@
           </w:tcPr>
           <w:p>
             <w:pPr>
-              <w:spacing w:after="0" w:line="280"/>
+              <w:spacing w:after="0" w:line="220"/>
             </w:pPr>
             <w:r>
               <w:rPr>
@@ -3135,8 +3004,8 @@
                 <w:i w:val="false"/>
                 <w:iCs w:val="false"/>
                 <w:color w:val="111111"/>
-                <w:sz w:val="20"/>
-                <w:szCs w:val="20"/>
+                <w:sz w:val="17"/>
+                <w:szCs w:val="17"/>
               </w:rPr>
               <w:t xml:space="preserve">D)  </w:t>
             </w:r>
@@ -3148,8 +3017,8 @@
                 <w:i w:val="false"/>
                 <w:iCs w:val="false"/>
                 <w:color w:val="111111"/>
-                <w:sz w:val="20"/>
-                <w:szCs w:val="20"/>
+                <w:sz w:val="17"/>
+                <w:szCs w:val="17"/>
               </w:rPr>
               <w:t xml:space="preserve">Evin güzeli</w:t>
             </w:r>
@@ -3160,7 +3029,7 @@
     <w:p>
       <w:pPr>
         <w:keepNext/>
-        <w:spacing w:after="50" w:before="120" w:line="280"/>
+        <w:spacing w:after="20" w:before="48" w:line="220"/>
         <w:ind w:left="340" w:hanging="280"/>
       </w:pPr>
       <w:r>
@@ -3171,8 +3040,8 @@
           <w:i w:val="false"/>
           <w:iCs w:val="false"/>
           <w:color w:val="111111"/>
-          <w:sz w:val="20"/>
-          <w:szCs w:val="20"/>
+          <w:sz w:val="17"/>
+          <w:szCs w:val="17"/>
         </w:rPr>
         <w:t xml:space="preserve">4.  Annenin mutfakta olduğunu söylemek istiyorsun.</w:t>
       </w:r>
@@ -3217,7 +3086,7 @@
           <w:p>
             <w:pPr>
               <w:bidi/>
-              <w:spacing w:after="0" w:line="330"/>
+              <w:spacing w:after="0" w:line="220"/>
               <w:jc w:val="end"/>
             </w:pPr>
             <w:r>
@@ -3228,8 +3097,8 @@
                 <w:i w:val="false"/>
                 <w:iCs w:val="false"/>
                 <w:color w:val="111111"/>
-                <w:sz w:val="20"/>
-                <w:szCs w:val="20"/>
+                <w:sz w:val="17"/>
+                <w:szCs w:val="17"/>
               </w:rPr>
               <w:t xml:space="preserve">A.‎  </w:t>
             </w:r>
@@ -3239,8 +3108,8 @@
                 <w:b w:val="false"/>
                 <w:bCs w:val="false"/>
                 <w:color w:val="111111"/>
-                <w:sz w:val="28"/>
-                <w:szCs w:val="28"/>
+                <w:sz w:val="25"/>
+                <w:szCs w:val="25"/>
                 <w:rtl/>
               </w:rPr>
               <w:t xml:space="preserve">أُمِّي فِي الْمَطْبَخِ.</w:t>
@@ -3267,7 +3136,7 @@
           <w:p>
             <w:pPr>
               <w:bidi/>
-              <w:spacing w:after="0" w:line="330"/>
+              <w:spacing w:after="0" w:line="220"/>
               <w:jc w:val="end"/>
             </w:pPr>
             <w:r>
@@ -3278,8 +3147,8 @@
                 <w:i w:val="false"/>
                 <w:iCs w:val="false"/>
                 <w:color w:val="111111"/>
-                <w:sz w:val="20"/>
-                <w:szCs w:val="20"/>
+                <w:sz w:val="17"/>
+                <w:szCs w:val="17"/>
               </w:rPr>
               <w:t xml:space="preserve">B.‎  </w:t>
             </w:r>
@@ -3289,8 +3158,8 @@
                 <w:b w:val="false"/>
                 <w:bCs w:val="false"/>
                 <w:color w:val="111111"/>
-                <w:sz w:val="28"/>
-                <w:szCs w:val="28"/>
+                <w:sz w:val="25"/>
+                <w:szCs w:val="25"/>
                 <w:rtl/>
               </w:rPr>
               <w:t xml:space="preserve">أَبِي فِي الْمَطْبَخِ.</w:t>
@@ -3322,7 +3191,7 @@
           <w:p>
             <w:pPr>
               <w:bidi/>
-              <w:spacing w:after="0" w:line="330"/>
+              <w:spacing w:after="0" w:line="220"/>
               <w:jc w:val="end"/>
             </w:pPr>
             <w:r>
@@ -3333,8 +3202,8 @@
                 <w:i w:val="false"/>
                 <w:iCs w:val="false"/>
                 <w:color w:val="111111"/>
-                <w:sz w:val="20"/>
-                <w:szCs w:val="20"/>
+                <w:sz w:val="17"/>
+                <w:szCs w:val="17"/>
               </w:rPr>
               <w:t xml:space="preserve">C.‎  </w:t>
             </w:r>
@@ -3344,8 +3213,8 @@
                 <w:b w:val="false"/>
                 <w:bCs w:val="false"/>
                 <w:color w:val="111111"/>
-                <w:sz w:val="28"/>
-                <w:szCs w:val="28"/>
+                <w:sz w:val="25"/>
+                <w:szCs w:val="25"/>
                 <w:rtl/>
               </w:rPr>
               <w:t xml:space="preserve">أُمِّي فِي الْحَدِيقَةِ.</w:t>
@@ -3372,7 +3241,7 @@
           <w:p>
             <w:pPr>
               <w:bidi/>
-              <w:spacing w:after="0" w:line="330"/>
+              <w:spacing w:after="0" w:line="220"/>
               <w:jc w:val="end"/>
             </w:pPr>
             <w:r>
@@ -3383,8 +3252,8 @@
                 <w:i w:val="false"/>
                 <w:iCs w:val="false"/>
                 <w:color w:val="111111"/>
-                <w:sz w:val="20"/>
-                <w:szCs w:val="20"/>
+                <w:sz w:val="17"/>
+                <w:szCs w:val="17"/>
               </w:rPr>
               <w:t xml:space="preserve">D.‎  </w:t>
             </w:r>
@@ -3394,8 +3263,8 @@
                 <w:b w:val="false"/>
                 <w:bCs w:val="false"/>
                 <w:color w:val="111111"/>
-                <w:sz w:val="28"/>
-                <w:szCs w:val="28"/>
+                <w:sz w:val="25"/>
+                <w:szCs w:val="25"/>
                 <w:rtl/>
               </w:rPr>
               <w:t xml:space="preserve">أُمِّي أَمَامَ الْبَيْتِ.</w:t>
@@ -3407,7 +3276,7 @@
     <w:p>
       <w:pPr>
         <w:keepNext/>
-        <w:spacing w:after="50" w:before="120" w:line="280"/>
+        <w:spacing w:after="20" w:before="48" w:line="220"/>
         <w:ind w:left="340" w:hanging="280"/>
       </w:pPr>
       <w:r>
@@ -3418,8 +3287,8 @@
           <w:i w:val="false"/>
           <w:iCs w:val="false"/>
           <w:color w:val="111111"/>
-          <w:sz w:val="20"/>
-          <w:szCs w:val="20"/>
+          <w:sz w:val="17"/>
+          <w:szCs w:val="17"/>
         </w:rPr>
         <w:t xml:space="preserve">5.  «تَحْتَ» kelimesinin Türkçe anlamı hangisidir?</w:t>
       </w:r>
@@ -3463,7 +3332,7 @@
           </w:tcPr>
           <w:p>
             <w:pPr>
-              <w:spacing w:after="0" w:line="280"/>
+              <w:spacing w:after="0" w:line="220"/>
             </w:pPr>
             <w:r>
               <w:rPr>
@@ -3473,8 +3342,8 @@
                 <w:i w:val="false"/>
                 <w:iCs w:val="false"/>
                 <w:color w:val="111111"/>
-                <w:sz w:val="20"/>
-                <w:szCs w:val="20"/>
+                <w:sz w:val="17"/>
+                <w:szCs w:val="17"/>
               </w:rPr>
               <w:t xml:space="preserve">A)  </w:t>
             </w:r>
@@ -3486,8 +3355,8 @@
                 <w:i w:val="false"/>
                 <w:iCs w:val="false"/>
                 <w:color w:val="111111"/>
-                <w:sz w:val="20"/>
-                <w:szCs w:val="20"/>
+                <w:sz w:val="17"/>
+                <w:szCs w:val="17"/>
               </w:rPr>
               <w:t xml:space="preserve">Üstünde</w:t>
             </w:r>
@@ -3512,7 +3381,7 @@
           </w:tcPr>
           <w:p>
             <w:pPr>
-              <w:spacing w:after="0" w:line="280"/>
+              <w:spacing w:after="0" w:line="220"/>
             </w:pPr>
             <w:r>
               <w:rPr>
@@ -3522,8 +3391,8 @@
                 <w:i w:val="false"/>
                 <w:iCs w:val="false"/>
                 <w:color w:val="111111"/>
-                <w:sz w:val="20"/>
-                <w:szCs w:val="20"/>
+                <w:sz w:val="17"/>
+                <w:szCs w:val="17"/>
               </w:rPr>
               <w:t xml:space="preserve">B)  </w:t>
             </w:r>
@@ -3535,8 +3404,8 @@
                 <w:i w:val="false"/>
                 <w:iCs w:val="false"/>
                 <w:color w:val="111111"/>
-                <w:sz w:val="20"/>
-                <w:szCs w:val="20"/>
+                <w:sz w:val="17"/>
+                <w:szCs w:val="17"/>
               </w:rPr>
               <w:t xml:space="preserve">Altında</w:t>
             </w:r>
@@ -3566,7 +3435,7 @@
           </w:tcPr>
           <w:p>
             <w:pPr>
-              <w:spacing w:after="0" w:line="280"/>
+              <w:spacing w:after="0" w:line="220"/>
             </w:pPr>
             <w:r>
               <w:rPr>
@@ -3576,8 +3445,8 @@
                 <w:i w:val="false"/>
                 <w:iCs w:val="false"/>
                 <w:color w:val="111111"/>
-                <w:sz w:val="20"/>
-                <w:szCs w:val="20"/>
+                <w:sz w:val="17"/>
+                <w:szCs w:val="17"/>
               </w:rPr>
               <w:t xml:space="preserve">C)  </w:t>
             </w:r>
@@ -3589,8 +3458,8 @@
                 <w:i w:val="false"/>
                 <w:iCs w:val="false"/>
                 <w:color w:val="111111"/>
-                <w:sz w:val="20"/>
-                <w:szCs w:val="20"/>
+                <w:sz w:val="17"/>
+                <w:szCs w:val="17"/>
               </w:rPr>
               <w:t xml:space="preserve">Önünde</w:t>
             </w:r>
@@ -3615,7 +3484,7 @@
           </w:tcPr>
           <w:p>
             <w:pPr>
-              <w:spacing w:after="0" w:line="280"/>
+              <w:spacing w:after="0" w:line="220"/>
             </w:pPr>
             <w:r>
               <w:rPr>
@@ -3625,8 +3494,8 @@
                 <w:i w:val="false"/>
                 <w:iCs w:val="false"/>
                 <w:color w:val="111111"/>
-                <w:sz w:val="20"/>
-                <w:szCs w:val="20"/>
+                <w:sz w:val="17"/>
+                <w:szCs w:val="17"/>
               </w:rPr>
               <w:t xml:space="preserve">D)  </w:t>
             </w:r>
@@ -3638,8 +3507,8 @@
                 <w:i w:val="false"/>
                 <w:iCs w:val="false"/>
                 <w:color w:val="111111"/>
-                <w:sz w:val="20"/>
-                <w:szCs w:val="20"/>
+                <w:sz w:val="17"/>
+                <w:szCs w:val="17"/>
               </w:rPr>
               <w:t xml:space="preserve">Arkasında</w:t>
             </w:r>
@@ -3652,7 +3521,7 @@
         <w:tabs>
           <w:tab w:val="right" w:pos="9864"/>
         </w:tabs>
-        <w:spacing w:after="90" w:before="220" w:line="280"/>
+        <w:spacing w:after="36" w:before="88" w:line="220"/>
         <w:ind w:left="340" w:hanging="340"/>
       </w:pPr>
       <w:r>
@@ -3663,16 +3532,16 @@
           <w:i w:val="false"/>
           <w:iCs w:val="false"/>
           <w:color w:val="111111"/>
-          <w:sz w:val="21"/>
-          <w:szCs w:val="21"/>
+          <w:sz w:val="18"/>
+          <w:szCs w:val="18"/>
         </w:rPr>
         <w:t xml:space="preserve">4.</w:t>
       </w:r>
       <w:r>
         <w:rPr>
           <w:rFonts w:ascii="Times New Roman" w:cs="Times New Roman" w:eastAsia="Times New Roman" w:hAnsi="Times New Roman"/>
-          <w:sz w:val="21"/>
-          <w:szCs w:val="21"/>
+          <w:sz w:val="18"/>
+          <w:szCs w:val="18"/>
         </w:rPr>
         <w:tab/>
       </w:r>
@@ -3684,16 +3553,16 @@
           <w:i w:val="false"/>
           <w:iCs w:val="false"/>
           <w:color w:val="111111"/>
-          <w:sz w:val="21"/>
-          <w:szCs w:val="21"/>
+          <w:sz w:val="18"/>
+          <w:szCs w:val="18"/>
         </w:rPr>
         <w:t xml:space="preserve">Aşağıdaki durumları uygun Arapça ifadeyle eşleştiriniz.</w:t>
       </w:r>
       <w:r>
         <w:rPr>
           <w:rFonts w:ascii="Times New Roman" w:cs="Times New Roman" w:eastAsia="Times New Roman" w:hAnsi="Times New Roman"/>
-          <w:sz w:val="21"/>
-          <w:szCs w:val="21"/>
+          <w:sz w:val="18"/>
+          <w:szCs w:val="18"/>
         </w:rPr>
         <w:tab/>
       </w:r>
@@ -3705,8 +3574,8 @@
           <w:i w:val="false"/>
           <w:iCs w:val="false"/>
           <w:color w:val="55636F"/>
-          <w:sz w:val="18"/>
-          <w:szCs w:val="18"/>
+          <w:sz w:val="16"/>
+          <w:szCs w:val="16"/>
         </w:rPr>
         <w:t xml:space="preserve">(10 puan)</w:t>
       </w:r>
@@ -3714,7 +3583,7 @@
     <w:p>
       <w:pPr>
         <w:keepNext w:val="false"/>
-        <w:spacing w:after="90" w:before="0" w:line="280"/>
+        <w:spacing w:after="36" w:before="0" w:line="220"/>
         <w:ind w:left="340"/>
       </w:pPr>
       <w:r>
@@ -3725,8 +3594,8 @@
           <w:i/>
           <w:iCs/>
           <w:color w:val="5B6772"/>
-          <w:sz w:val="18"/>
-          <w:szCs w:val="18"/>
+          <w:sz w:val="16"/>
+          <w:szCs w:val="16"/>
         </w:rPr>
         <w:t xml:space="preserve">Her doğru eşleştirme 2 puandır.</w:t>
       </w:r>
@@ -3752,7 +3621,7 @@
       </w:tblGrid>
       <w:tr>
         <w:trPr>
-          <w:trHeight w:val="400" w:hRule="atLeast"/>
+          <w:trHeight w:val="280" w:hRule="atLeast"/>
         </w:trPr>
         <w:tc>
           <w:tcPr>
@@ -3770,7 +3639,7 @@
           </w:tcPr>
           <w:p>
             <w:pPr>
-              <w:spacing w:after="0" w:line="270"/>
+              <w:spacing w:after="0" w:line="220"/>
               <w:jc w:val="center"/>
             </w:pPr>
             <w:r>
@@ -3781,8 +3650,8 @@
                 <w:i w:val="false"/>
                 <w:iCs w:val="false"/>
                 <w:color w:val="111111"/>
-                <w:sz w:val="19"/>
-                <w:szCs w:val="19"/>
+                <w:sz w:val="17"/>
+                <w:szCs w:val="17"/>
               </w:rPr>
               <w:t xml:space="preserve">1.</w:t>
             </w:r>
@@ -3804,18 +3673,18 @@
           </w:tcPr>
           <w:p>
             <w:pPr>
-              <w:spacing w:after="0" w:line="270"/>
-            </w:pPr>
-            <w:r>
-              <w:rPr>
-                <w:rFonts w:ascii="Times New Roman" w:cs="Times New Roman" w:eastAsia="Times New Roman" w:hAnsi="Times New Roman"/>
-                <w:b w:val="false"/>
-                <w:bCs w:val="false"/>
-                <w:i w:val="false"/>
-                <w:iCs w:val="false"/>
-                <w:color w:val="111111"/>
-                <w:sz w:val="20"/>
-                <w:szCs w:val="20"/>
+              <w:spacing w:after="0" w:line="220"/>
+            </w:pPr>
+            <w:r>
+              <w:rPr>
+                <w:rFonts w:ascii="Times New Roman" w:cs="Times New Roman" w:eastAsia="Times New Roman" w:hAnsi="Times New Roman"/>
+                <w:b w:val="false"/>
+                <w:bCs w:val="false"/>
+                <w:i w:val="false"/>
+                <w:iCs w:val="false"/>
+                <w:color w:val="111111"/>
+                <w:sz w:val="17"/>
+                <w:szCs w:val="17"/>
               </w:rPr>
               <w:t xml:space="preserve">Evinin güzel olduğunu söylüyorsun.</w:t>
             </w:r>
@@ -3834,19 +3703,19 @@
           </w:tcPr>
           <w:p>
             <w:pPr>
-              <w:spacing w:after="0" w:line="270"/>
-              <w:jc w:val="center"/>
-            </w:pPr>
-            <w:r>
-              <w:rPr>
-                <w:rFonts w:ascii="Times New Roman" w:cs="Times New Roman" w:eastAsia="Times New Roman" w:hAnsi="Times New Roman"/>
-                <w:b w:val="false"/>
-                <w:bCs w:val="false"/>
-                <w:i w:val="false"/>
-                <w:iCs w:val="false"/>
-                <w:color w:val="111111"/>
-                <w:sz w:val="20"/>
-                <w:szCs w:val="20"/>
+              <w:spacing w:after="0" w:line="220"/>
+              <w:jc w:val="center"/>
+            </w:pPr>
+            <w:r>
+              <w:rPr>
+                <w:rFonts w:ascii="Times New Roman" w:cs="Times New Roman" w:eastAsia="Times New Roman" w:hAnsi="Times New Roman"/>
+                <w:b w:val="false"/>
+                <w:bCs w:val="false"/>
+                <w:i w:val="false"/>
+                <w:iCs w:val="false"/>
+                <w:color w:val="111111"/>
+                <w:sz w:val="17"/>
+                <w:szCs w:val="17"/>
               </w:rPr>
               <w:t xml:space="preserve">(       )</w:t>
             </w:r>
@@ -3868,7 +3737,7 @@
           </w:tcPr>
           <w:p>
             <w:pPr>
-              <w:spacing w:after="0" w:line="270"/>
+              <w:spacing w:after="0" w:line="220"/>
               <w:jc w:val="center"/>
             </w:pPr>
             <w:r>
@@ -3879,8 +3748,8 @@
                 <w:i w:val="false"/>
                 <w:iCs w:val="false"/>
                 <w:color w:val="111111"/>
-                <w:sz w:val="19"/>
-                <w:szCs w:val="19"/>
+                <w:sz w:val="17"/>
+                <w:szCs w:val="17"/>
               </w:rPr>
               <w:t xml:space="preserve">a)</w:t>
             </w:r>
@@ -3903,7 +3772,7 @@
           <w:p>
             <w:pPr>
               <w:bidi/>
-              <w:spacing w:after="0" w:line="320"/>
+              <w:spacing w:after="0" w:line="220"/>
             </w:pPr>
             <w:r>
               <w:rPr>
@@ -3911,8 +3780,8 @@
                 <w:b w:val="false"/>
                 <w:bCs w:val="false"/>
                 <w:color w:val="111111"/>
-                <w:sz w:val="28"/>
-                <w:szCs w:val="28"/>
+                <w:sz w:val="25"/>
+                <w:szCs w:val="25"/>
                 <w:rtl/>
               </w:rPr>
               <w:t xml:space="preserve">كَمْ غُرْفَةً؟</w:t>
@@ -3922,7 +3791,7 @@
       </w:tr>
       <w:tr>
         <w:trPr>
-          <w:trHeight w:val="400" w:hRule="atLeast"/>
+          <w:trHeight w:val="280" w:hRule="atLeast"/>
         </w:trPr>
         <w:tc>
           <w:tcPr>
@@ -3940,7 +3809,7 @@
           </w:tcPr>
           <w:p>
             <w:pPr>
-              <w:spacing w:after="0" w:line="270"/>
+              <w:spacing w:after="0" w:line="220"/>
               <w:jc w:val="center"/>
             </w:pPr>
             <w:r>
@@ -3951,8 +3820,8 @@
                 <w:i w:val="false"/>
                 <w:iCs w:val="false"/>
                 <w:color w:val="111111"/>
-                <w:sz w:val="19"/>
-                <w:szCs w:val="19"/>
+                <w:sz w:val="17"/>
+                <w:szCs w:val="17"/>
               </w:rPr>
               <w:t xml:space="preserve">2.</w:t>
             </w:r>
@@ -3974,18 +3843,18 @@
           </w:tcPr>
           <w:p>
             <w:pPr>
-              <w:spacing w:after="0" w:line="270"/>
-            </w:pPr>
-            <w:r>
-              <w:rPr>
-                <w:rFonts w:ascii="Times New Roman" w:cs="Times New Roman" w:eastAsia="Times New Roman" w:hAnsi="Times New Roman"/>
-                <w:b w:val="false"/>
-                <w:bCs w:val="false"/>
-                <w:i w:val="false"/>
-                <w:iCs w:val="false"/>
-                <w:color w:val="111111"/>
-                <w:sz w:val="20"/>
-                <w:szCs w:val="20"/>
+              <w:spacing w:after="0" w:line="220"/>
+            </w:pPr>
+            <w:r>
+              <w:rPr>
+                <w:rFonts w:ascii="Times New Roman" w:cs="Times New Roman" w:eastAsia="Times New Roman" w:hAnsi="Times New Roman"/>
+                <w:b w:val="false"/>
+                <w:bCs w:val="false"/>
+                <w:i w:val="false"/>
+                <w:iCs w:val="false"/>
+                <w:color w:val="111111"/>
+                <w:sz w:val="17"/>
+                <w:szCs w:val="17"/>
               </w:rPr>
               <w:t xml:space="preserve">Odanda bir yatak olduğunu söylüyorsun.</w:t>
             </w:r>
@@ -4004,19 +3873,19 @@
           </w:tcPr>
           <w:p>
             <w:pPr>
-              <w:spacing w:after="0" w:line="270"/>
-              <w:jc w:val="center"/>
-            </w:pPr>
-            <w:r>
-              <w:rPr>
-                <w:rFonts w:ascii="Times New Roman" w:cs="Times New Roman" w:eastAsia="Times New Roman" w:hAnsi="Times New Roman"/>
-                <w:b w:val="false"/>
-                <w:bCs w:val="false"/>
-                <w:i w:val="false"/>
-                <w:iCs w:val="false"/>
-                <w:color w:val="111111"/>
-                <w:sz w:val="20"/>
-                <w:szCs w:val="20"/>
+              <w:spacing w:after="0" w:line="220"/>
+              <w:jc w:val="center"/>
+            </w:pPr>
+            <w:r>
+              <w:rPr>
+                <w:rFonts w:ascii="Times New Roman" w:cs="Times New Roman" w:eastAsia="Times New Roman" w:hAnsi="Times New Roman"/>
+                <w:b w:val="false"/>
+                <w:bCs w:val="false"/>
+                <w:i w:val="false"/>
+                <w:iCs w:val="false"/>
+                <w:color w:val="111111"/>
+                <w:sz w:val="17"/>
+                <w:szCs w:val="17"/>
               </w:rPr>
               <w:t xml:space="preserve">(       )</w:t>
             </w:r>
@@ -4038,7 +3907,7 @@
           </w:tcPr>
           <w:p>
             <w:pPr>
-              <w:spacing w:after="0" w:line="270"/>
+              <w:spacing w:after="0" w:line="220"/>
               <w:jc w:val="center"/>
             </w:pPr>
             <w:r>
@@ -4049,8 +3918,8 @@
                 <w:i w:val="false"/>
                 <w:iCs w:val="false"/>
                 <w:color w:val="111111"/>
-                <w:sz w:val="19"/>
-                <w:szCs w:val="19"/>
+                <w:sz w:val="17"/>
+                <w:szCs w:val="17"/>
               </w:rPr>
               <w:t xml:space="preserve">b)</w:t>
             </w:r>
@@ -4073,7 +3942,7 @@
           <w:p>
             <w:pPr>
               <w:bidi/>
-              <w:spacing w:after="0" w:line="320"/>
+              <w:spacing w:after="0" w:line="220"/>
             </w:pPr>
             <w:r>
               <w:rPr>
@@ -4081,8 +3950,8 @@
                 <w:b w:val="false"/>
                 <w:bCs w:val="false"/>
                 <w:color w:val="111111"/>
-                <w:sz w:val="28"/>
-                <w:szCs w:val="28"/>
+                <w:sz w:val="25"/>
+                <w:szCs w:val="25"/>
                 <w:rtl/>
               </w:rPr>
               <w:t xml:space="preserve">اَلْحَدِيقَةُ خَلْفَ الْبَيْتِ.</w:t>
@@ -4092,7 +3961,7 @@
       </w:tr>
       <w:tr>
         <w:trPr>
-          <w:trHeight w:val="400" w:hRule="atLeast"/>
+          <w:trHeight w:val="280" w:hRule="atLeast"/>
         </w:trPr>
         <w:tc>
           <w:tcPr>
@@ -4110,7 +3979,7 @@
           </w:tcPr>
           <w:p>
             <w:pPr>
-              <w:spacing w:after="0" w:line="270"/>
+              <w:spacing w:after="0" w:line="220"/>
               <w:jc w:val="center"/>
             </w:pPr>
             <w:r>
@@ -4121,8 +3990,8 @@
                 <w:i w:val="false"/>
                 <w:iCs w:val="false"/>
                 <w:color w:val="111111"/>
-                <w:sz w:val="19"/>
-                <w:szCs w:val="19"/>
+                <w:sz w:val="17"/>
+                <w:szCs w:val="17"/>
               </w:rPr>
               <w:t xml:space="preserve">3.</w:t>
             </w:r>
@@ -4144,18 +4013,18 @@
           </w:tcPr>
           <w:p>
             <w:pPr>
-              <w:spacing w:after="0" w:line="270"/>
-            </w:pPr>
-            <w:r>
-              <w:rPr>
-                <w:rFonts w:ascii="Times New Roman" w:cs="Times New Roman" w:eastAsia="Times New Roman" w:hAnsi="Times New Roman"/>
-                <w:b w:val="false"/>
-                <w:bCs w:val="false"/>
-                <w:i w:val="false"/>
-                <w:iCs w:val="false"/>
-                <w:color w:val="111111"/>
-                <w:sz w:val="20"/>
-                <w:szCs w:val="20"/>
+              <w:spacing w:after="0" w:line="220"/>
+            </w:pPr>
+            <w:r>
+              <w:rPr>
+                <w:rFonts w:ascii="Times New Roman" w:cs="Times New Roman" w:eastAsia="Times New Roman" w:hAnsi="Times New Roman"/>
+                <w:b w:val="false"/>
+                <w:bCs w:val="false"/>
+                <w:i w:val="false"/>
+                <w:iCs w:val="false"/>
+                <w:color w:val="111111"/>
+                <w:sz w:val="17"/>
+                <w:szCs w:val="17"/>
               </w:rPr>
               <w:t xml:space="preserve">Kaç oda olduğunu soruyorsun.</w:t>
             </w:r>
@@ -4174,19 +4043,19 @@
           </w:tcPr>
           <w:p>
             <w:pPr>
-              <w:spacing w:after="0" w:line="270"/>
-              <w:jc w:val="center"/>
-            </w:pPr>
-            <w:r>
-              <w:rPr>
-                <w:rFonts w:ascii="Times New Roman" w:cs="Times New Roman" w:eastAsia="Times New Roman" w:hAnsi="Times New Roman"/>
-                <w:b w:val="false"/>
-                <w:bCs w:val="false"/>
-                <w:i w:val="false"/>
-                <w:iCs w:val="false"/>
-                <w:color w:val="111111"/>
-                <w:sz w:val="20"/>
-                <w:szCs w:val="20"/>
+              <w:spacing w:after="0" w:line="220"/>
+              <w:jc w:val="center"/>
+            </w:pPr>
+            <w:r>
+              <w:rPr>
+                <w:rFonts w:ascii="Times New Roman" w:cs="Times New Roman" w:eastAsia="Times New Roman" w:hAnsi="Times New Roman"/>
+                <w:b w:val="false"/>
+                <w:bCs w:val="false"/>
+                <w:i w:val="false"/>
+                <w:iCs w:val="false"/>
+                <w:color w:val="111111"/>
+                <w:sz w:val="17"/>
+                <w:szCs w:val="17"/>
               </w:rPr>
               <w:t xml:space="preserve">(       )</w:t>
             </w:r>
@@ -4208,7 +4077,7 @@
           </w:tcPr>
           <w:p>
             <w:pPr>
-              <w:spacing w:after="0" w:line="270"/>
+              <w:spacing w:after="0" w:line="220"/>
               <w:jc w:val="center"/>
             </w:pPr>
             <w:r>
@@ -4219,8 +4088,8 @@
                 <w:i w:val="false"/>
                 <w:iCs w:val="false"/>
                 <w:color w:val="111111"/>
-                <w:sz w:val="19"/>
-                <w:szCs w:val="19"/>
+                <w:sz w:val="17"/>
+                <w:szCs w:val="17"/>
               </w:rPr>
               <w:t xml:space="preserve">c)</w:t>
             </w:r>
@@ -4243,7 +4112,7 @@
           <w:p>
             <w:pPr>
               <w:bidi/>
-              <w:spacing w:after="0" w:line="320"/>
+              <w:spacing w:after="0" w:line="220"/>
             </w:pPr>
             <w:r>
               <w:rPr>
@@ -4251,8 +4120,8 @@
                 <w:b w:val="false"/>
                 <w:bCs w:val="false"/>
                 <w:color w:val="111111"/>
-                <w:sz w:val="28"/>
-                <w:szCs w:val="28"/>
+                <w:sz w:val="25"/>
+                <w:szCs w:val="25"/>
                 <w:rtl/>
               </w:rPr>
               <w:t xml:space="preserve">بَيْتِي جَمِيلٌ.</w:t>
@@ -4262,7 +4131,7 @@
       </w:tr>
       <w:tr>
         <w:trPr>
-          <w:trHeight w:val="400" w:hRule="atLeast"/>
+          <w:trHeight w:val="280" w:hRule="atLeast"/>
         </w:trPr>
         <w:tc>
           <w:tcPr>
@@ -4280,7 +4149,7 @@
           </w:tcPr>
           <w:p>
             <w:pPr>
-              <w:spacing w:after="0" w:line="270"/>
+              <w:spacing w:after="0" w:line="220"/>
               <w:jc w:val="center"/>
             </w:pPr>
             <w:r>
@@ -4291,8 +4160,8 @@
                 <w:i w:val="false"/>
                 <w:iCs w:val="false"/>
                 <w:color w:val="111111"/>
-                <w:sz w:val="19"/>
-                <w:szCs w:val="19"/>
+                <w:sz w:val="17"/>
+                <w:szCs w:val="17"/>
               </w:rPr>
               <w:t xml:space="preserve">4.</w:t>
             </w:r>
@@ -4314,18 +4183,18 @@
           </w:tcPr>
           <w:p>
             <w:pPr>
-              <w:spacing w:after="0" w:line="270"/>
-            </w:pPr>
-            <w:r>
-              <w:rPr>
-                <w:rFonts w:ascii="Times New Roman" w:cs="Times New Roman" w:eastAsia="Times New Roman" w:hAnsi="Times New Roman"/>
-                <w:b w:val="false"/>
-                <w:bCs w:val="false"/>
-                <w:i w:val="false"/>
-                <w:iCs w:val="false"/>
-                <w:color w:val="111111"/>
-                <w:sz w:val="20"/>
-                <w:szCs w:val="20"/>
+              <w:spacing w:after="0" w:line="220"/>
+            </w:pPr>
+            <w:r>
+              <w:rPr>
+                <w:rFonts w:ascii="Times New Roman" w:cs="Times New Roman" w:eastAsia="Times New Roman" w:hAnsi="Times New Roman"/>
+                <w:b w:val="false"/>
+                <w:bCs w:val="false"/>
+                <w:i w:val="false"/>
+                <w:iCs w:val="false"/>
+                <w:color w:val="111111"/>
+                <w:sz w:val="17"/>
+                <w:szCs w:val="17"/>
               </w:rPr>
               <w:t xml:space="preserve">Kitabın masanın üstünde olduğunu söylüyorsun.</w:t>
             </w:r>
@@ -4344,19 +4213,19 @@
           </w:tcPr>
           <w:p>
             <w:pPr>
-              <w:spacing w:after="0" w:line="270"/>
-              <w:jc w:val="center"/>
-            </w:pPr>
-            <w:r>
-              <w:rPr>
-                <w:rFonts w:ascii="Times New Roman" w:cs="Times New Roman" w:eastAsia="Times New Roman" w:hAnsi="Times New Roman"/>
-                <w:b w:val="false"/>
-                <w:bCs w:val="false"/>
-                <w:i w:val="false"/>
-                <w:iCs w:val="false"/>
-                <w:color w:val="111111"/>
-                <w:sz w:val="20"/>
-                <w:szCs w:val="20"/>
+              <w:spacing w:after="0" w:line="220"/>
+              <w:jc w:val="center"/>
+            </w:pPr>
+            <w:r>
+              <w:rPr>
+                <w:rFonts w:ascii="Times New Roman" w:cs="Times New Roman" w:eastAsia="Times New Roman" w:hAnsi="Times New Roman"/>
+                <w:b w:val="false"/>
+                <w:bCs w:val="false"/>
+                <w:i w:val="false"/>
+                <w:iCs w:val="false"/>
+                <w:color w:val="111111"/>
+                <w:sz w:val="17"/>
+                <w:szCs w:val="17"/>
               </w:rPr>
               <w:t xml:space="preserve">(       )</w:t>
             </w:r>
@@ -4378,7 +4247,7 @@
           </w:tcPr>
           <w:p>
             <w:pPr>
-              <w:spacing w:after="0" w:line="270"/>
+              <w:spacing w:after="0" w:line="220"/>
               <w:jc w:val="center"/>
             </w:pPr>
             <w:r>
@@ -4389,8 +4258,8 @@
                 <w:i w:val="false"/>
                 <w:iCs w:val="false"/>
                 <w:color w:val="111111"/>
-                <w:sz w:val="19"/>
-                <w:szCs w:val="19"/>
+                <w:sz w:val="17"/>
+                <w:szCs w:val="17"/>
               </w:rPr>
               <w:t xml:space="preserve">d)</w:t>
             </w:r>
@@ -4413,7 +4282,7 @@
           <w:p>
             <w:pPr>
               <w:bidi/>
-              <w:spacing w:after="0" w:line="320"/>
+              <w:spacing w:after="0" w:line="220"/>
             </w:pPr>
             <w:r>
               <w:rPr>
@@ -4421,8 +4290,8 @@
                 <w:b w:val="false"/>
                 <w:bCs w:val="false"/>
                 <w:color w:val="111111"/>
-                <w:sz w:val="28"/>
-                <w:szCs w:val="28"/>
+                <w:sz w:val="25"/>
+                <w:szCs w:val="25"/>
                 <w:rtl/>
               </w:rPr>
               <w:t xml:space="preserve">اَلْكِتَابُ عَلَى الطَّاوِلَةِ.</w:t>
@@ -4432,7 +4301,7 @@
       </w:tr>
       <w:tr>
         <w:trPr>
-          <w:trHeight w:val="400" w:hRule="atLeast"/>
+          <w:trHeight w:val="280" w:hRule="atLeast"/>
         </w:trPr>
         <w:tc>
           <w:tcPr>
@@ -4450,7 +4319,7 @@
           </w:tcPr>
           <w:p>
             <w:pPr>
-              <w:spacing w:after="0" w:line="270"/>
+              <w:spacing w:after="0" w:line="220"/>
               <w:jc w:val="center"/>
             </w:pPr>
             <w:r>
@@ -4461,8 +4330,8 @@
                 <w:i w:val="false"/>
                 <w:iCs w:val="false"/>
                 <w:color w:val="111111"/>
-                <w:sz w:val="19"/>
-                <w:szCs w:val="19"/>
+                <w:sz w:val="17"/>
+                <w:szCs w:val="17"/>
               </w:rPr>
               <w:t xml:space="preserve">5.</w:t>
             </w:r>
@@ -4484,18 +4353,18 @@
           </w:tcPr>
           <w:p>
             <w:pPr>
-              <w:spacing w:after="0" w:line="270"/>
-            </w:pPr>
-            <w:r>
-              <w:rPr>
-                <w:rFonts w:ascii="Times New Roman" w:cs="Times New Roman" w:eastAsia="Times New Roman" w:hAnsi="Times New Roman"/>
-                <w:b w:val="false"/>
-                <w:bCs w:val="false"/>
-                <w:i w:val="false"/>
-                <w:iCs w:val="false"/>
-                <w:color w:val="111111"/>
-                <w:sz w:val="20"/>
-                <w:szCs w:val="20"/>
+              <w:spacing w:after="0" w:line="220"/>
+            </w:pPr>
+            <w:r>
+              <w:rPr>
+                <w:rFonts w:ascii="Times New Roman" w:cs="Times New Roman" w:eastAsia="Times New Roman" w:hAnsi="Times New Roman"/>
+                <w:b w:val="false"/>
+                <w:bCs w:val="false"/>
+                <w:i w:val="false"/>
+                <w:iCs w:val="false"/>
+                <w:color w:val="111111"/>
+                <w:sz w:val="17"/>
+                <w:szCs w:val="17"/>
               </w:rPr>
               <w:t xml:space="preserve">Bahçenin evin arkasında olduğunu söylüyorsun.</w:t>
             </w:r>
@@ -4514,19 +4383,19 @@
           </w:tcPr>
           <w:p>
             <w:pPr>
-              <w:spacing w:after="0" w:line="270"/>
-              <w:jc w:val="center"/>
-            </w:pPr>
-            <w:r>
-              <w:rPr>
-                <w:rFonts w:ascii="Times New Roman" w:cs="Times New Roman" w:eastAsia="Times New Roman" w:hAnsi="Times New Roman"/>
-                <w:b w:val="false"/>
-                <w:bCs w:val="false"/>
-                <w:i w:val="false"/>
-                <w:iCs w:val="false"/>
-                <w:color w:val="111111"/>
-                <w:sz w:val="20"/>
-                <w:szCs w:val="20"/>
+              <w:spacing w:after="0" w:line="220"/>
+              <w:jc w:val="center"/>
+            </w:pPr>
+            <w:r>
+              <w:rPr>
+                <w:rFonts w:ascii="Times New Roman" w:cs="Times New Roman" w:eastAsia="Times New Roman" w:hAnsi="Times New Roman"/>
+                <w:b w:val="false"/>
+                <w:bCs w:val="false"/>
+                <w:i w:val="false"/>
+                <w:iCs w:val="false"/>
+                <w:color w:val="111111"/>
+                <w:sz w:val="17"/>
+                <w:szCs w:val="17"/>
               </w:rPr>
               <w:t xml:space="preserve">(       )</w:t>
             </w:r>
@@ -4548,7 +4417,7 @@
           </w:tcPr>
           <w:p>
             <w:pPr>
-              <w:spacing w:after="0" w:line="270"/>
+              <w:spacing w:after="0" w:line="220"/>
               <w:jc w:val="center"/>
             </w:pPr>
             <w:r>
@@ -4559,8 +4428,8 @@
                 <w:i w:val="false"/>
                 <w:iCs w:val="false"/>
                 <w:color w:val="111111"/>
-                <w:sz w:val="19"/>
-                <w:szCs w:val="19"/>
+                <w:sz w:val="17"/>
+                <w:szCs w:val="17"/>
               </w:rPr>
               <w:t xml:space="preserve">e)</w:t>
             </w:r>
@@ -4583,7 +4452,7 @@
           <w:p>
             <w:pPr>
               <w:bidi/>
-              <w:spacing w:after="0" w:line="320"/>
+              <w:spacing w:after="0" w:line="220"/>
             </w:pPr>
             <w:r>
               <w:rPr>
@@ -4591,8 +4460,8 @@
                 <w:b w:val="false"/>
                 <w:bCs w:val="false"/>
                 <w:color w:val="111111"/>
-                <w:sz w:val="28"/>
-                <w:szCs w:val="28"/>
+                <w:sz w:val="25"/>
+                <w:szCs w:val="25"/>
                 <w:rtl/>
               </w:rPr>
               <w:t xml:space="preserve">فِي غُرْفَتِي سَرِيرٌ.</w:t>
@@ -4606,7 +4475,7 @@
         <w:tabs>
           <w:tab w:val="right" w:pos="9864"/>
         </w:tabs>
-        <w:spacing w:after="90" w:before="220" w:line="280"/>
+        <w:spacing w:after="36" w:before="88" w:line="220"/>
         <w:ind w:left="340" w:hanging="340"/>
       </w:pPr>
       <w:r>
@@ -4617,16 +4486,16 @@
           <w:i w:val="false"/>
           <w:iCs w:val="false"/>
           <w:color w:val="111111"/>
-          <w:sz w:val="21"/>
-          <w:szCs w:val="21"/>
+          <w:sz w:val="18"/>
+          <w:szCs w:val="18"/>
         </w:rPr>
         <w:t xml:space="preserve">5.</w:t>
       </w:r>
       <w:r>
         <w:rPr>
           <w:rFonts w:ascii="Times New Roman" w:cs="Times New Roman" w:eastAsia="Times New Roman" w:hAnsi="Times New Roman"/>
-          <w:sz w:val="21"/>
-          <w:szCs w:val="21"/>
+          <w:sz w:val="18"/>
+          <w:szCs w:val="18"/>
         </w:rPr>
         <w:tab/>
       </w:r>
@@ -4638,16 +4507,16 @@
           <w:i w:val="false"/>
           <w:iCs w:val="false"/>
           <w:color w:val="111111"/>
-          <w:sz w:val="21"/>
-          <w:szCs w:val="21"/>
+          <w:sz w:val="18"/>
+          <w:szCs w:val="18"/>
         </w:rPr>
         <w:t xml:space="preserve">Yukarıdaki okuma metnine göre boşlukları havuzdaki kelimelerle doldurunuz.</w:t>
       </w:r>
       <w:r>
         <w:rPr>
           <w:rFonts w:ascii="Times New Roman" w:cs="Times New Roman" w:eastAsia="Times New Roman" w:hAnsi="Times New Roman"/>
-          <w:sz w:val="21"/>
-          <w:szCs w:val="21"/>
+          <w:sz w:val="18"/>
+          <w:szCs w:val="18"/>
         </w:rPr>
         <w:tab/>
       </w:r>
@@ -4659,8 +4528,8 @@
           <w:i w:val="false"/>
           <w:iCs w:val="false"/>
           <w:color w:val="55636F"/>
-          <w:sz w:val="18"/>
-          <w:szCs w:val="18"/>
+          <w:sz w:val="16"/>
+          <w:szCs w:val="16"/>
         </w:rPr>
         <w:t xml:space="preserve">(10 puan)</w:t>
       </w:r>
@@ -4668,7 +4537,7 @@
     <w:p>
       <w:pPr>
         <w:keepNext w:val="false"/>
-        <w:spacing w:after="90" w:before="0" w:line="280"/>
+        <w:spacing w:after="36" w:before="0" w:line="220"/>
         <w:ind w:left="340"/>
       </w:pPr>
       <w:r>
@@ -4679,8 +4548,8 @@
           <w:i/>
           <w:iCs/>
           <w:color w:val="5B6772"/>
-          <w:sz w:val="18"/>
-          <w:szCs w:val="18"/>
+          <w:sz w:val="16"/>
+          <w:szCs w:val="16"/>
         </w:rPr>
         <w:t xml:space="preserve">Her doğru cevap 2 puandır.</w:t>
       </w:r>
@@ -4715,7 +4584,7 @@
           </w:tcPr>
           <w:p>
             <w:pPr>
-              <w:spacing w:after="50"/>
+              <w:spacing w:after="20"/>
             </w:pPr>
             <w:r>
               <w:rPr>
@@ -4725,8 +4594,8 @@
                 <w:i w:val="false"/>
                 <w:iCs w:val="false"/>
                 <w:color w:val="39454F"/>
-                <w:sz w:val="17"/>
-                <w:szCs w:val="17"/>
+                <w:sz w:val="15"/>
+                <w:szCs w:val="15"/>
               </w:rPr>
               <w:t xml:space="preserve">KELİME HAVUZU</w:t>
             </w:r>
@@ -4734,7 +4603,7 @@
           <w:p>
             <w:pPr>
               <w:bidi/>
-              <w:spacing w:after="0" w:line="360"/>
+              <w:spacing w:after="0" w:line="220"/>
               <w:jc w:val="center"/>
             </w:pPr>
             <w:r>
@@ -4743,8 +4612,8 @@
                 <w:b w:val="false"/>
                 <w:bCs w:val="false"/>
                 <w:color w:val="111111"/>
-                <w:sz w:val="30"/>
-                <w:szCs w:val="30"/>
+                <w:sz w:val="27"/>
+                <w:szCs w:val="27"/>
                 <w:rtl/>
               </w:rPr>
               <w:t xml:space="preserve">خَمْسُ   —   الصَّالَةِ   —   الْجِدَارِ   —   حَدِيقَةٌ   —   خِزَانَةٌ</w:t>
@@ -4755,7 +4624,7 @@
     </w:tbl>
     <w:p>
       <w:pPr>
-        <w:spacing w:after="80"/>
+        <w:spacing w:after="32"/>
       </w:pPr>
       <w:r>
         <w:rPr>
@@ -4765,8 +4634,8 @@
           <w:i w:val="false"/>
           <w:iCs w:val="false"/>
           <w:color w:val="111111"/>
-          <w:sz w:val="21"/>
-          <w:szCs w:val="21"/>
+          <w:sz w:val="18"/>
+          <w:szCs w:val="18"/>
         </w:rPr>
         <w:t xml:space="preserve"/>
       </w:r>
@@ -4789,7 +4658,7 @@
       </w:tblGrid>
       <w:tr>
         <w:trPr>
-          <w:trHeight w:val="480" w:hRule="atLeast"/>
+          <w:trHeight w:val="336" w:hRule="atLeast"/>
         </w:trPr>
         <w:tc>
           <w:tcPr>
@@ -4807,7 +4676,7 @@
           </w:tcPr>
           <w:p>
             <w:pPr>
-              <w:spacing w:after="0" w:line="270"/>
+              <w:spacing w:after="0" w:line="220"/>
               <w:jc w:val="center"/>
             </w:pPr>
             <w:r>
@@ -4818,8 +4687,8 @@
                 <w:i w:val="false"/>
                 <w:iCs w:val="false"/>
                 <w:color w:val="111111"/>
-                <w:sz w:val="19"/>
-                <w:szCs w:val="19"/>
+                <w:sz w:val="17"/>
+                <w:szCs w:val="17"/>
               </w:rPr>
               <w:t xml:space="preserve">1.</w:t>
             </w:r>
@@ -4842,7 +4711,7 @@
           <w:p>
             <w:pPr>
               <w:bidi/>
-              <w:spacing w:after="0" w:line="320"/>
+              <w:spacing w:after="0" w:line="220"/>
             </w:pPr>
             <w:r>
               <w:rPr>
@@ -4850,8 +4719,8 @@
                 <w:b w:val="false"/>
                 <w:bCs w:val="false"/>
                 <w:color w:val="111111"/>
-                <w:sz w:val="28"/>
-                <w:szCs w:val="28"/>
+                <w:sz w:val="25"/>
+                <w:szCs w:val="25"/>
                 <w:rtl/>
               </w:rPr>
               <w:t xml:space="preserve">فِي الْبَيْتِ ……………………… غُرَفٍ.</w:t>
@@ -4861,7 +4730,7 @@
       </w:tr>
       <w:tr>
         <w:trPr>
-          <w:trHeight w:val="480" w:hRule="atLeast"/>
+          <w:trHeight w:val="336" w:hRule="atLeast"/>
         </w:trPr>
         <w:tc>
           <w:tcPr>
@@ -4879,7 +4748,7 @@
           </w:tcPr>
           <w:p>
             <w:pPr>
-              <w:spacing w:after="0" w:line="270"/>
+              <w:spacing w:after="0" w:line="220"/>
               <w:jc w:val="center"/>
             </w:pPr>
             <w:r>
@@ -4890,8 +4759,8 @@
                 <w:i w:val="false"/>
                 <w:iCs w:val="false"/>
                 <w:color w:val="111111"/>
-                <w:sz w:val="19"/>
-                <w:szCs w:val="19"/>
+                <w:sz w:val="17"/>
+                <w:szCs w:val="17"/>
               </w:rPr>
               <w:t xml:space="preserve">2.</w:t>
             </w:r>
@@ -4914,7 +4783,7 @@
           <w:p>
             <w:pPr>
               <w:bidi/>
-              <w:spacing w:after="0" w:line="320"/>
+              <w:spacing w:after="0" w:line="220"/>
             </w:pPr>
             <w:r>
               <w:rPr>
@@ -4922,8 +4791,8 @@
                 <w:b w:val="false"/>
                 <w:bCs w:val="false"/>
                 <w:color w:val="111111"/>
-                <w:sz w:val="28"/>
-                <w:szCs w:val="28"/>
+                <w:sz w:val="25"/>
+                <w:szCs w:val="25"/>
                 <w:rtl/>
               </w:rPr>
               <w:t xml:space="preserve">فِي غُرْفَتِي سَرِيرٌ وَ……………………… .</w:t>
@@ -4933,7 +4802,7 @@
       </w:tr>
       <w:tr>
         <w:trPr>
-          <w:trHeight w:val="480" w:hRule="atLeast"/>
+          <w:trHeight w:val="336" w:hRule="atLeast"/>
         </w:trPr>
         <w:tc>
           <w:tcPr>
@@ -4951,7 +4820,7 @@
           </w:tcPr>
           <w:p>
             <w:pPr>
-              <w:spacing w:after="0" w:line="270"/>
+              <w:spacing w:after="0" w:line="220"/>
               <w:jc w:val="center"/>
             </w:pPr>
             <w:r>
@@ -4962,8 +4831,8 @@
                 <w:i w:val="false"/>
                 <w:iCs w:val="false"/>
                 <w:color w:val="111111"/>
-                <w:sz w:val="19"/>
-                <w:szCs w:val="19"/>
+                <w:sz w:val="17"/>
+                <w:szCs w:val="17"/>
               </w:rPr>
               <w:t xml:space="preserve">3.</w:t>
             </w:r>
@@ -4986,7 +4855,7 @@
           <w:p>
             <w:pPr>
               <w:bidi/>
-              <w:spacing w:after="0" w:line="320"/>
+              <w:spacing w:after="0" w:line="220"/>
             </w:pPr>
             <w:r>
               <w:rPr>
@@ -4994,8 +4863,8 @@
                 <w:b w:val="false"/>
                 <w:bCs w:val="false"/>
                 <w:color w:val="111111"/>
-                <w:sz w:val="28"/>
-                <w:szCs w:val="28"/>
+                <w:sz w:val="25"/>
+                <w:szCs w:val="25"/>
                 <w:rtl/>
               </w:rPr>
               <w:t xml:space="preserve">اَلتِّلْفَازُ فِي ……………………… .</w:t>
@@ -5005,7 +4874,7 @@
       </w:tr>
       <w:tr>
         <w:trPr>
-          <w:trHeight w:val="480" w:hRule="atLeast"/>
+          <w:trHeight w:val="336" w:hRule="atLeast"/>
         </w:trPr>
         <w:tc>
           <w:tcPr>
@@ -5023,7 +4892,7 @@
           </w:tcPr>
           <w:p>
             <w:pPr>
-              <w:spacing w:after="0" w:line="270"/>
+              <w:spacing w:after="0" w:line="220"/>
               <w:jc w:val="center"/>
             </w:pPr>
             <w:r>
@@ -5034,8 +4903,8 @@
                 <w:i w:val="false"/>
                 <w:iCs w:val="false"/>
                 <w:color w:val="111111"/>
-                <w:sz w:val="19"/>
-                <w:szCs w:val="19"/>
+                <w:sz w:val="17"/>
+                <w:szCs w:val="17"/>
               </w:rPr>
               <w:t xml:space="preserve">4.</w:t>
             </w:r>
@@ -5058,7 +4927,7 @@
           <w:p>
             <w:pPr>
               <w:bidi/>
-              <w:spacing w:after="0" w:line="320"/>
+              <w:spacing w:after="0" w:line="220"/>
             </w:pPr>
             <w:r>
               <w:rPr>
@@ -5066,8 +4935,8 @@
                 <w:b w:val="false"/>
                 <w:bCs w:val="false"/>
                 <w:color w:val="111111"/>
-                <w:sz w:val="28"/>
-                <w:szCs w:val="28"/>
+                <w:sz w:val="25"/>
+                <w:szCs w:val="25"/>
                 <w:rtl/>
               </w:rPr>
               <w:t xml:space="preserve">اَلسَّاعَةُ عَلَى ……………………… .</w:t>
@@ -5077,7 +4946,7 @@
       </w:tr>
       <w:tr>
         <w:trPr>
-          <w:trHeight w:val="480" w:hRule="atLeast"/>
+          <w:trHeight w:val="336" w:hRule="atLeast"/>
         </w:trPr>
         <w:tc>
           <w:tcPr>
@@ -5095,7 +4964,7 @@
           </w:tcPr>
           <w:p>
             <w:pPr>
-              <w:spacing w:after="0" w:line="270"/>
+              <w:spacing w:after="0" w:line="220"/>
               <w:jc w:val="center"/>
             </w:pPr>
             <w:r>
@@ -5106,8 +4975,8 @@
                 <w:i w:val="false"/>
                 <w:iCs w:val="false"/>
                 <w:color w:val="111111"/>
-                <w:sz w:val="19"/>
-                <w:szCs w:val="19"/>
+                <w:sz w:val="17"/>
+                <w:szCs w:val="17"/>
               </w:rPr>
               <w:t xml:space="preserve">5.</w:t>
             </w:r>
@@ -5130,7 +4999,7 @@
           <w:p>
             <w:pPr>
               <w:bidi/>
-              <w:spacing w:after="0" w:line="320"/>
+              <w:spacing w:after="0" w:line="220"/>
             </w:pPr>
             <w:r>
               <w:rPr>
@@ -5138,8 +5007,8 @@
                 <w:b w:val="false"/>
                 <w:bCs w:val="false"/>
                 <w:color w:val="111111"/>
-                <w:sz w:val="28"/>
-                <w:szCs w:val="28"/>
+                <w:sz w:val="25"/>
+                <w:szCs w:val="25"/>
                 <w:rtl/>
               </w:rPr>
               <w:t xml:space="preserve">أَمَامَ الْبَيْتِ ……………………… نَظِيفَةٌ.</w:t>
@@ -5153,7 +5022,7 @@
         <w:tabs>
           <w:tab w:val="right" w:pos="9864"/>
         </w:tabs>
-        <w:spacing w:after="90" w:before="220" w:line="280"/>
+        <w:spacing w:after="36" w:before="88" w:line="220"/>
         <w:ind w:left="340" w:hanging="340"/>
       </w:pPr>
       <w:r>
@@ -5164,16 +5033,16 @@
           <w:i w:val="false"/>
           <w:iCs w:val="false"/>
           <w:color w:val="111111"/>
-          <w:sz w:val="21"/>
-          <w:szCs w:val="21"/>
+          <w:sz w:val="18"/>
+          <w:szCs w:val="18"/>
         </w:rPr>
         <w:t xml:space="preserve">6.</w:t>
       </w:r>
       <w:r>
         <w:rPr>
           <w:rFonts w:ascii="Times New Roman" w:cs="Times New Roman" w:eastAsia="Times New Roman" w:hAnsi="Times New Roman"/>
-          <w:sz w:val="21"/>
-          <w:szCs w:val="21"/>
+          <w:sz w:val="18"/>
+          <w:szCs w:val="18"/>
         </w:rPr>
         <w:tab/>
       </w:r>
@@ -5185,16 +5054,16 @@
           <w:i w:val="false"/>
           <w:iCs w:val="false"/>
           <w:color w:val="111111"/>
-          <w:sz w:val="21"/>
-          <w:szCs w:val="21"/>
+          <w:sz w:val="18"/>
+          <w:szCs w:val="18"/>
         </w:rPr>
         <w:t xml:space="preserve">Aşağıdaki sayıların rakamla karşılığını yazınız.</w:t>
       </w:r>
       <w:r>
         <w:rPr>
           <w:rFonts w:ascii="Times New Roman" w:cs="Times New Roman" w:eastAsia="Times New Roman" w:hAnsi="Times New Roman"/>
-          <w:sz w:val="21"/>
-          <w:szCs w:val="21"/>
+          <w:sz w:val="18"/>
+          <w:szCs w:val="18"/>
         </w:rPr>
         <w:tab/>
       </w:r>
@@ -5206,8 +5075,8 @@
           <w:i w:val="false"/>
           <w:iCs w:val="false"/>
           <w:color w:val="55636F"/>
-          <w:sz w:val="18"/>
-          <w:szCs w:val="18"/>
+          <w:sz w:val="16"/>
+          <w:szCs w:val="16"/>
         </w:rPr>
         <w:t xml:space="preserve">(10 puan)</w:t>
       </w:r>
@@ -5215,7 +5084,7 @@
     <w:p>
       <w:pPr>
         <w:keepNext w:val="false"/>
-        <w:spacing w:after="90" w:before="0" w:line="280"/>
+        <w:spacing w:after="36" w:before="0" w:line="220"/>
         <w:ind w:left="340"/>
       </w:pPr>
       <w:r>
@@ -5226,8 +5095,8 @@
           <w:i/>
           <w:iCs/>
           <w:color w:val="5B6772"/>
-          <w:sz w:val="18"/>
-          <w:szCs w:val="18"/>
+          <w:sz w:val="16"/>
+          <w:szCs w:val="16"/>
         </w:rPr>
         <w:t xml:space="preserve">Her doğru cevap 2 puandır.</w:t>
       </w:r>
@@ -5267,7 +5136,7 @@
           </w:tcPr>
           <w:p>
             <w:pPr>
-              <w:spacing w:after="0" w:line="270"/>
+              <w:spacing w:after="0" w:line="220"/>
               <w:jc w:val="center"/>
             </w:pPr>
             <w:r>
@@ -5278,8 +5147,8 @@
                 <w:i w:val="false"/>
                 <w:iCs w:val="false"/>
                 <w:color w:val="111111"/>
-                <w:sz w:val="18"/>
-                <w:szCs w:val="18"/>
+                <w:sz w:val="16"/>
+                <w:szCs w:val="16"/>
               </w:rPr>
               <w:t xml:space="preserve">No</w:t>
             </w:r>
@@ -5299,7 +5168,7 @@
           </w:tcPr>
           <w:p>
             <w:pPr>
-              <w:spacing w:after="0" w:line="270"/>
+              <w:spacing w:after="0" w:line="220"/>
               <w:jc w:val="center"/>
             </w:pPr>
             <w:r>
@@ -5310,8 +5179,8 @@
                 <w:i w:val="false"/>
                 <w:iCs w:val="false"/>
                 <w:color w:val="111111"/>
-                <w:sz w:val="18"/>
-                <w:szCs w:val="18"/>
+                <w:sz w:val="16"/>
+                <w:szCs w:val="16"/>
               </w:rPr>
               <w:t xml:space="preserve">Sayı</w:t>
             </w:r>
@@ -5331,7 +5200,7 @@
           </w:tcPr>
           <w:p>
             <w:pPr>
-              <w:spacing w:after="0" w:line="270"/>
+              <w:spacing w:after="0" w:line="220"/>
               <w:jc w:val="center"/>
             </w:pPr>
             <w:r>
@@ -5342,8 +5211,8 @@
                 <w:i w:val="false"/>
                 <w:iCs w:val="false"/>
                 <w:color w:val="111111"/>
-                <w:sz w:val="18"/>
-                <w:szCs w:val="18"/>
+                <w:sz w:val="16"/>
+                <w:szCs w:val="16"/>
               </w:rPr>
               <w:t xml:space="preserve">Rakamla</w:t>
             </w:r>
@@ -5352,7 +5221,7 @@
       </w:tr>
       <w:tr>
         <w:trPr>
-          <w:trHeight w:val="430" w:hRule="atLeast"/>
+          <w:trHeight w:val="301" w:hRule="atLeast"/>
         </w:trPr>
         <w:tc>
           <w:tcPr>
@@ -5367,19 +5236,19 @@
           </w:tcPr>
           <w:p>
             <w:pPr>
-              <w:spacing w:after="0" w:line="270"/>
-              <w:jc w:val="center"/>
-            </w:pPr>
-            <w:r>
-              <w:rPr>
-                <w:rFonts w:ascii="Times New Roman" w:cs="Times New Roman" w:eastAsia="Times New Roman" w:hAnsi="Times New Roman"/>
-                <w:b w:val="false"/>
-                <w:bCs w:val="false"/>
-                <w:i w:val="false"/>
-                <w:iCs w:val="false"/>
-                <w:color w:val="111111"/>
-                <w:sz w:val="19"/>
-                <w:szCs w:val="19"/>
+              <w:spacing w:after="0" w:line="220"/>
+              <w:jc w:val="center"/>
+            </w:pPr>
+            <w:r>
+              <w:rPr>
+                <w:rFonts w:ascii="Times New Roman" w:cs="Times New Roman" w:eastAsia="Times New Roman" w:hAnsi="Times New Roman"/>
+                <w:b w:val="false"/>
+                <w:bCs w:val="false"/>
+                <w:i w:val="false"/>
+                <w:iCs w:val="false"/>
+                <w:color w:val="111111"/>
+                <w:sz w:val="17"/>
+                <w:szCs w:val="17"/>
               </w:rPr>
               <w:t xml:space="preserve">1</w:t>
             </w:r>
@@ -5399,7 +5268,7 @@
           <w:p>
             <w:pPr>
               <w:bidi/>
-              <w:spacing w:after="0" w:line="320"/>
+              <w:spacing w:after="0" w:line="220"/>
               <w:jc w:val="center"/>
             </w:pPr>
             <w:r>
@@ -5408,8 +5277,8 @@
                 <w:b w:val="false"/>
                 <w:bCs w:val="false"/>
                 <w:color w:val="111111"/>
-                <w:sz w:val="30"/>
-                <w:szCs w:val="30"/>
+                <w:sz w:val="27"/>
+                <w:szCs w:val="27"/>
                 <w:rtl/>
               </w:rPr>
               <w:t xml:space="preserve">ثَلَاثَةٌ</w:t>
@@ -5429,18 +5298,18 @@
           </w:tcPr>
           <w:p>
             <w:pPr>
-              <w:spacing w:after="0" w:line="270"/>
-            </w:pPr>
-            <w:r>
-              <w:rPr>
-                <w:rFonts w:ascii="Times New Roman" w:cs="Times New Roman" w:eastAsia="Times New Roman" w:hAnsi="Times New Roman"/>
-                <w:b w:val="false"/>
-                <w:bCs w:val="false"/>
-                <w:i w:val="false"/>
-                <w:iCs w:val="false"/>
-                <w:color w:val="111111"/>
-                <w:sz w:val="20"/>
-                <w:szCs w:val="20"/>
+              <w:spacing w:after="0" w:line="220"/>
+            </w:pPr>
+            <w:r>
+              <w:rPr>
+                <w:rFonts w:ascii="Times New Roman" w:cs="Times New Roman" w:eastAsia="Times New Roman" w:hAnsi="Times New Roman"/>
+                <w:b w:val="false"/>
+                <w:bCs w:val="false"/>
+                <w:i w:val="false"/>
+                <w:iCs w:val="false"/>
+                <w:color w:val="111111"/>
+                <w:sz w:val="17"/>
+                <w:szCs w:val="17"/>
               </w:rPr>
               <w:t xml:space="preserve"/>
             </w:r>
@@ -5449,7 +5318,7 @@
       </w:tr>
       <w:tr>
         <w:trPr>
-          <w:trHeight w:val="430" w:hRule="atLeast"/>
+          <w:trHeight w:val="301" w:hRule="atLeast"/>
         </w:trPr>
         <w:tc>
           <w:tcPr>
@@ -5464,19 +5333,19 @@
           </w:tcPr>
           <w:p>
             <w:pPr>
-              <w:spacing w:after="0" w:line="270"/>
-              <w:jc w:val="center"/>
-            </w:pPr>
-            <w:r>
-              <w:rPr>
-                <w:rFonts w:ascii="Times New Roman" w:cs="Times New Roman" w:eastAsia="Times New Roman" w:hAnsi="Times New Roman"/>
-                <w:b w:val="false"/>
-                <w:bCs w:val="false"/>
-                <w:i w:val="false"/>
-                <w:iCs w:val="false"/>
-                <w:color w:val="111111"/>
-                <w:sz w:val="19"/>
-                <w:szCs w:val="19"/>
+              <w:spacing w:after="0" w:line="220"/>
+              <w:jc w:val="center"/>
+            </w:pPr>
+            <w:r>
+              <w:rPr>
+                <w:rFonts w:ascii="Times New Roman" w:cs="Times New Roman" w:eastAsia="Times New Roman" w:hAnsi="Times New Roman"/>
+                <w:b w:val="false"/>
+                <w:bCs w:val="false"/>
+                <w:i w:val="false"/>
+                <w:iCs w:val="false"/>
+                <w:color w:val="111111"/>
+                <w:sz w:val="17"/>
+                <w:szCs w:val="17"/>
               </w:rPr>
               <w:t xml:space="preserve">2</w:t>
             </w:r>
@@ -5496,7 +5365,7 @@
           <w:p>
             <w:pPr>
               <w:bidi/>
-              <w:spacing w:after="0" w:line="320"/>
+              <w:spacing w:after="0" w:line="220"/>
               <w:jc w:val="center"/>
             </w:pPr>
             <w:r>
@@ -5505,8 +5374,8 @@
                 <w:b w:val="false"/>
                 <w:bCs w:val="false"/>
                 <w:color w:val="111111"/>
-                <w:sz w:val="30"/>
-                <w:szCs w:val="30"/>
+                <w:sz w:val="27"/>
+                <w:szCs w:val="27"/>
                 <w:rtl/>
               </w:rPr>
               <w:t xml:space="preserve">سِتَّةٌ</w:t>
@@ -5526,18 +5395,18 @@
           </w:tcPr>
           <w:p>
             <w:pPr>
-              <w:spacing w:after="0" w:line="270"/>
-            </w:pPr>
-            <w:r>
-              <w:rPr>
-                <w:rFonts w:ascii="Times New Roman" w:cs="Times New Roman" w:eastAsia="Times New Roman" w:hAnsi="Times New Roman"/>
-                <w:b w:val="false"/>
-                <w:bCs w:val="false"/>
-                <w:i w:val="false"/>
-                <w:iCs w:val="false"/>
-                <w:color w:val="111111"/>
-                <w:sz w:val="20"/>
-                <w:szCs w:val="20"/>
+              <w:spacing w:after="0" w:line="220"/>
+            </w:pPr>
+            <w:r>
+              <w:rPr>
+                <w:rFonts w:ascii="Times New Roman" w:cs="Times New Roman" w:eastAsia="Times New Roman" w:hAnsi="Times New Roman"/>
+                <w:b w:val="false"/>
+                <w:bCs w:val="false"/>
+                <w:i w:val="false"/>
+                <w:iCs w:val="false"/>
+                <w:color w:val="111111"/>
+                <w:sz w:val="17"/>
+                <w:szCs w:val="17"/>
               </w:rPr>
               <w:t xml:space="preserve"/>
             </w:r>
@@ -5546,7 +5415,7 @@
       </w:tr>
       <w:tr>
         <w:trPr>
-          <w:trHeight w:val="430" w:hRule="atLeast"/>
+          <w:trHeight w:val="301" w:hRule="atLeast"/>
         </w:trPr>
         <w:tc>
           <w:tcPr>
@@ -5561,19 +5430,19 @@
           </w:tcPr>
           <w:p>
             <w:pPr>
-              <w:spacing w:after="0" w:line="270"/>
-              <w:jc w:val="center"/>
-            </w:pPr>
-            <w:r>
-              <w:rPr>
-                <w:rFonts w:ascii="Times New Roman" w:cs="Times New Roman" w:eastAsia="Times New Roman" w:hAnsi="Times New Roman"/>
-                <w:b w:val="false"/>
-                <w:bCs w:val="false"/>
-                <w:i w:val="false"/>
-                <w:iCs w:val="false"/>
-                <w:color w:val="111111"/>
-                <w:sz w:val="19"/>
-                <w:szCs w:val="19"/>
+              <w:spacing w:after="0" w:line="220"/>
+              <w:jc w:val="center"/>
+            </w:pPr>
+            <w:r>
+              <w:rPr>
+                <w:rFonts w:ascii="Times New Roman" w:cs="Times New Roman" w:eastAsia="Times New Roman" w:hAnsi="Times New Roman"/>
+                <w:b w:val="false"/>
+                <w:bCs w:val="false"/>
+                <w:i w:val="false"/>
+                <w:iCs w:val="false"/>
+                <w:color w:val="111111"/>
+                <w:sz w:val="17"/>
+                <w:szCs w:val="17"/>
               </w:rPr>
               <w:t xml:space="preserve">3</w:t>
             </w:r>
@@ -5593,7 +5462,7 @@
           <w:p>
             <w:pPr>
               <w:bidi/>
-              <w:spacing w:after="0" w:line="320"/>
+              <w:spacing w:after="0" w:line="220"/>
               <w:jc w:val="center"/>
             </w:pPr>
             <w:r>
@@ -5602,8 +5471,8 @@
                 <w:b w:val="false"/>
                 <w:bCs w:val="false"/>
                 <w:color w:val="111111"/>
-                <w:sz w:val="30"/>
-                <w:szCs w:val="30"/>
+                <w:sz w:val="27"/>
+                <w:szCs w:val="27"/>
                 <w:rtl/>
               </w:rPr>
               <w:t xml:space="preserve">ثَمَانِيَةٌ</w:t>
@@ -5623,18 +5492,18 @@
           </w:tcPr>
           <w:p>
             <w:pPr>
-              <w:spacing w:after="0" w:line="270"/>
-            </w:pPr>
-            <w:r>
-              <w:rPr>
-                <w:rFonts w:ascii="Times New Roman" w:cs="Times New Roman" w:eastAsia="Times New Roman" w:hAnsi="Times New Roman"/>
-                <w:b w:val="false"/>
-                <w:bCs w:val="false"/>
-                <w:i w:val="false"/>
-                <w:iCs w:val="false"/>
-                <w:color w:val="111111"/>
-                <w:sz w:val="20"/>
-                <w:szCs w:val="20"/>
+              <w:spacing w:after="0" w:line="220"/>
+            </w:pPr>
+            <w:r>
+              <w:rPr>
+                <w:rFonts w:ascii="Times New Roman" w:cs="Times New Roman" w:eastAsia="Times New Roman" w:hAnsi="Times New Roman"/>
+                <w:b w:val="false"/>
+                <w:bCs w:val="false"/>
+                <w:i w:val="false"/>
+                <w:iCs w:val="false"/>
+                <w:color w:val="111111"/>
+                <w:sz w:val="17"/>
+                <w:szCs w:val="17"/>
               </w:rPr>
               <w:t xml:space="preserve"/>
             </w:r>
@@ -5643,7 +5512,7 @@
       </w:tr>
       <w:tr>
         <w:trPr>
-          <w:trHeight w:val="430" w:hRule="atLeast"/>
+          <w:trHeight w:val="301" w:hRule="atLeast"/>
         </w:trPr>
         <w:tc>
           <w:tcPr>
@@ -5658,19 +5527,19 @@
           </w:tcPr>
           <w:p>
             <w:pPr>
-              <w:spacing w:after="0" w:line="270"/>
-              <w:jc w:val="center"/>
-            </w:pPr>
-            <w:r>
-              <w:rPr>
-                <w:rFonts w:ascii="Times New Roman" w:cs="Times New Roman" w:eastAsia="Times New Roman" w:hAnsi="Times New Roman"/>
-                <w:b w:val="false"/>
-                <w:bCs w:val="false"/>
-                <w:i w:val="false"/>
-                <w:iCs w:val="false"/>
-                <w:color w:val="111111"/>
-                <w:sz w:val="19"/>
-                <w:szCs w:val="19"/>
+              <w:spacing w:after="0" w:line="220"/>
+              <w:jc w:val="center"/>
+            </w:pPr>
+            <w:r>
+              <w:rPr>
+                <w:rFonts w:ascii="Times New Roman" w:cs="Times New Roman" w:eastAsia="Times New Roman" w:hAnsi="Times New Roman"/>
+                <w:b w:val="false"/>
+                <w:bCs w:val="false"/>
+                <w:i w:val="false"/>
+                <w:iCs w:val="false"/>
+                <w:color w:val="111111"/>
+                <w:sz w:val="17"/>
+                <w:szCs w:val="17"/>
               </w:rPr>
               <w:t xml:space="preserve">4</w:t>
             </w:r>
@@ -5690,7 +5559,7 @@
           <w:p>
             <w:pPr>
               <w:bidi/>
-              <w:spacing w:after="0" w:line="320"/>
+              <w:spacing w:after="0" w:line="220"/>
               <w:jc w:val="center"/>
             </w:pPr>
             <w:r>
@@ -5699,8 +5568,8 @@
                 <w:b w:val="false"/>
                 <w:bCs w:val="false"/>
                 <w:color w:val="111111"/>
-                <w:sz w:val="30"/>
-                <w:szCs w:val="30"/>
+                <w:sz w:val="27"/>
+                <w:szCs w:val="27"/>
                 <w:rtl/>
               </w:rPr>
               <w:t xml:space="preserve">تِسْعَةٌ</w:t>
@@ -5720,18 +5589,18 @@
           </w:tcPr>
           <w:p>
             <w:pPr>
-              <w:spacing w:after="0" w:line="270"/>
-            </w:pPr>
-            <w:r>
-              <w:rPr>
-                <w:rFonts w:ascii="Times New Roman" w:cs="Times New Roman" w:eastAsia="Times New Roman" w:hAnsi="Times New Roman"/>
-                <w:b w:val="false"/>
-                <w:bCs w:val="false"/>
-                <w:i w:val="false"/>
-                <w:iCs w:val="false"/>
-                <w:color w:val="111111"/>
-                <w:sz w:val="20"/>
-                <w:szCs w:val="20"/>
+              <w:spacing w:after="0" w:line="220"/>
+            </w:pPr>
+            <w:r>
+              <w:rPr>
+                <w:rFonts w:ascii="Times New Roman" w:cs="Times New Roman" w:eastAsia="Times New Roman" w:hAnsi="Times New Roman"/>
+                <w:b w:val="false"/>
+                <w:bCs w:val="false"/>
+                <w:i w:val="false"/>
+                <w:iCs w:val="false"/>
+                <w:color w:val="111111"/>
+                <w:sz w:val="17"/>
+                <w:szCs w:val="17"/>
               </w:rPr>
               <w:t xml:space="preserve"/>
             </w:r>
@@ -5740,7 +5609,7 @@
       </w:tr>
       <w:tr>
         <w:trPr>
-          <w:trHeight w:val="430" w:hRule="atLeast"/>
+          <w:trHeight w:val="301" w:hRule="atLeast"/>
         </w:trPr>
         <w:tc>
           <w:tcPr>
@@ -5755,19 +5624,19 @@
           </w:tcPr>
           <w:p>
             <w:pPr>
-              <w:spacing w:after="0" w:line="270"/>
-              <w:jc w:val="center"/>
-            </w:pPr>
-            <w:r>
-              <w:rPr>
-                <w:rFonts w:ascii="Times New Roman" w:cs="Times New Roman" w:eastAsia="Times New Roman" w:hAnsi="Times New Roman"/>
-                <w:b w:val="false"/>
-                <w:bCs w:val="false"/>
-                <w:i w:val="false"/>
-                <w:iCs w:val="false"/>
-                <w:color w:val="111111"/>
-                <w:sz w:val="19"/>
-                <w:szCs w:val="19"/>
+              <w:spacing w:after="0" w:line="220"/>
+              <w:jc w:val="center"/>
+            </w:pPr>
+            <w:r>
+              <w:rPr>
+                <w:rFonts w:ascii="Times New Roman" w:cs="Times New Roman" w:eastAsia="Times New Roman" w:hAnsi="Times New Roman"/>
+                <w:b w:val="false"/>
+                <w:bCs w:val="false"/>
+                <w:i w:val="false"/>
+                <w:iCs w:val="false"/>
+                <w:color w:val="111111"/>
+                <w:sz w:val="17"/>
+                <w:szCs w:val="17"/>
               </w:rPr>
               <w:t xml:space="preserve">5</w:t>
             </w:r>
@@ -5787,7 +5656,7 @@
           <w:p>
             <w:pPr>
               <w:bidi/>
-              <w:spacing w:after="0" w:line="320"/>
+              <w:spacing w:after="0" w:line="220"/>
               <w:jc w:val="center"/>
             </w:pPr>
             <w:r>
@@ -5796,8 +5665,8 @@
                 <w:b w:val="false"/>
                 <w:bCs w:val="false"/>
                 <w:color w:val="111111"/>
-                <w:sz w:val="30"/>
-                <w:szCs w:val="30"/>
+                <w:sz w:val="27"/>
+                <w:szCs w:val="27"/>
                 <w:rtl/>
               </w:rPr>
               <w:t xml:space="preserve">عَشَرَةٌ</w:t>
@@ -5817,18 +5686,18 @@
           </w:tcPr>
           <w:p>
             <w:pPr>
-              <w:spacing w:after="0" w:line="270"/>
-            </w:pPr>
-            <w:r>
-              <w:rPr>
-                <w:rFonts w:ascii="Times New Roman" w:cs="Times New Roman" w:eastAsia="Times New Roman" w:hAnsi="Times New Roman"/>
-                <w:b w:val="false"/>
-                <w:bCs w:val="false"/>
-                <w:i w:val="false"/>
-                <w:iCs w:val="false"/>
-                <w:color w:val="111111"/>
-                <w:sz w:val="20"/>
-                <w:szCs w:val="20"/>
+              <w:spacing w:after="0" w:line="220"/>
+            </w:pPr>
+            <w:r>
+              <w:rPr>
+                <w:rFonts w:ascii="Times New Roman" w:cs="Times New Roman" w:eastAsia="Times New Roman" w:hAnsi="Times New Roman"/>
+                <w:b w:val="false"/>
+                <w:bCs w:val="false"/>
+                <w:i w:val="false"/>
+                <w:iCs w:val="false"/>
+                <w:color w:val="111111"/>
+                <w:sz w:val="17"/>
+                <w:szCs w:val="17"/>
               </w:rPr>
               <w:t xml:space="preserve"/>
             </w:r>
@@ -5841,7 +5710,7 @@
         <w:tabs>
           <w:tab w:val="right" w:pos="9864"/>
         </w:tabs>
-        <w:spacing w:after="90" w:before="220" w:line="280"/>
+        <w:spacing w:after="36" w:before="88" w:line="220"/>
         <w:ind w:left="340" w:hanging="340"/>
       </w:pPr>
       <w:r>
@@ -5852,16 +5721,16 @@
           <w:i w:val="false"/>
           <w:iCs w:val="false"/>
           <w:color w:val="111111"/>
-          <w:sz w:val="21"/>
-          <w:szCs w:val="21"/>
+          <w:sz w:val="18"/>
+          <w:szCs w:val="18"/>
         </w:rPr>
         <w:t xml:space="preserve">7.</w:t>
       </w:r>
       <w:r>
         <w:rPr>
           <w:rFonts w:ascii="Times New Roman" w:cs="Times New Roman" w:eastAsia="Times New Roman" w:hAnsi="Times New Roman"/>
-          <w:sz w:val="21"/>
-          <w:szCs w:val="21"/>
+          <w:sz w:val="18"/>
+          <w:szCs w:val="18"/>
         </w:rPr>
         <w:tab/>
       </w:r>
@@ -5873,16 +5742,16 @@
           <w:i w:val="false"/>
           <w:iCs w:val="false"/>
           <w:color w:val="111111"/>
-          <w:sz w:val="21"/>
-          <w:szCs w:val="21"/>
+          <w:sz w:val="18"/>
+          <w:szCs w:val="18"/>
         </w:rPr>
         <w:t xml:space="preserve">Aşağıdaki soruları okuma metnine göre Arapça cevaplayınız.</w:t>
       </w:r>
       <w:r>
         <w:rPr>
           <w:rFonts w:ascii="Times New Roman" w:cs="Times New Roman" w:eastAsia="Times New Roman" w:hAnsi="Times New Roman"/>
-          <w:sz w:val="21"/>
-          <w:szCs w:val="21"/>
+          <w:sz w:val="18"/>
+          <w:szCs w:val="18"/>
         </w:rPr>
         <w:tab/>
       </w:r>
@@ -5894,8 +5763,8 @@
           <w:i w:val="false"/>
           <w:iCs w:val="false"/>
           <w:color w:val="55636F"/>
-          <w:sz w:val="18"/>
-          <w:szCs w:val="18"/>
+          <w:sz w:val="16"/>
+          <w:szCs w:val="16"/>
         </w:rPr>
         <w:t xml:space="preserve">(15 puan)</w:t>
       </w:r>
@@ -5903,7 +5772,7 @@
     <w:p>
       <w:pPr>
         <w:keepNext w:val="false"/>
-        <w:spacing w:after="90" w:before="0" w:line="280"/>
+        <w:spacing w:after="36" w:before="0" w:line="220"/>
         <w:ind w:left="340"/>
       </w:pPr>
       <w:r>
@@ -5914,8 +5783,8 @@
           <w:i/>
           <w:iCs/>
           <w:color w:val="5B6772"/>
-          <w:sz w:val="18"/>
-          <w:szCs w:val="18"/>
+          <w:sz w:val="16"/>
+          <w:szCs w:val="16"/>
         </w:rPr>
         <w:t xml:space="preserve">Her doğru cevap 3 puandır.</w:t>
       </w:r>
@@ -5955,7 +5824,7 @@
           </w:tcPr>
           <w:p>
             <w:pPr>
-              <w:spacing w:after="0" w:line="270"/>
+              <w:spacing w:after="0" w:line="220"/>
               <w:jc w:val="center"/>
             </w:pPr>
             <w:r>
@@ -5966,8 +5835,8 @@
                 <w:i w:val="false"/>
                 <w:iCs w:val="false"/>
                 <w:color w:val="111111"/>
-                <w:sz w:val="18"/>
-                <w:szCs w:val="18"/>
+                <w:sz w:val="16"/>
+                <w:szCs w:val="16"/>
               </w:rPr>
               <w:t xml:space="preserve">No</w:t>
             </w:r>
@@ -5987,7 +5856,7 @@
           </w:tcPr>
           <w:p>
             <w:pPr>
-              <w:spacing w:after="0" w:line="270"/>
+              <w:spacing w:after="0" w:line="220"/>
               <w:jc w:val="center"/>
             </w:pPr>
             <w:r>
@@ -5998,8 +5867,8 @@
                 <w:i w:val="false"/>
                 <w:iCs w:val="false"/>
                 <w:color w:val="111111"/>
-                <w:sz w:val="18"/>
-                <w:szCs w:val="18"/>
+                <w:sz w:val="16"/>
+                <w:szCs w:val="16"/>
               </w:rPr>
               <w:t xml:space="preserve">Soru</w:t>
             </w:r>
@@ -6019,7 +5888,7 @@
           </w:tcPr>
           <w:p>
             <w:pPr>
-              <w:spacing w:after="0" w:line="270"/>
+              <w:spacing w:after="0" w:line="220"/>
               <w:jc w:val="center"/>
             </w:pPr>
             <w:r>
@@ -6030,8 +5899,8 @@
                 <w:i w:val="false"/>
                 <w:iCs w:val="false"/>
                 <w:color w:val="111111"/>
-                <w:sz w:val="18"/>
-                <w:szCs w:val="18"/>
+                <w:sz w:val="16"/>
+                <w:szCs w:val="16"/>
               </w:rPr>
               <w:t xml:space="preserve">Arapça cevabın</w:t>
             </w:r>
@@ -6040,7 +5909,7 @@
       </w:tr>
       <w:tr>
         <w:trPr>
-          <w:trHeight w:val="520" w:hRule="atLeast"/>
+          <w:trHeight w:val="364" w:hRule="atLeast"/>
         </w:trPr>
         <w:tc>
           <w:tcPr>
@@ -6055,19 +5924,19 @@
           </w:tcPr>
           <w:p>
             <w:pPr>
-              <w:spacing w:after="0" w:line="270"/>
-              <w:jc w:val="center"/>
-            </w:pPr>
-            <w:r>
-              <w:rPr>
-                <w:rFonts w:ascii="Times New Roman" w:cs="Times New Roman" w:eastAsia="Times New Roman" w:hAnsi="Times New Roman"/>
-                <w:b w:val="false"/>
-                <w:bCs w:val="false"/>
-                <w:i w:val="false"/>
-                <w:iCs w:val="false"/>
-                <w:color w:val="111111"/>
-                <w:sz w:val="19"/>
-                <w:szCs w:val="19"/>
+              <w:spacing w:after="0" w:line="220"/>
+              <w:jc w:val="center"/>
+            </w:pPr>
+            <w:r>
+              <w:rPr>
+                <w:rFonts w:ascii="Times New Roman" w:cs="Times New Roman" w:eastAsia="Times New Roman" w:hAnsi="Times New Roman"/>
+                <w:b w:val="false"/>
+                <w:bCs w:val="false"/>
+                <w:i w:val="false"/>
+                <w:iCs w:val="false"/>
+                <w:color w:val="111111"/>
+                <w:sz w:val="17"/>
+                <w:szCs w:val="17"/>
               </w:rPr>
               <w:t xml:space="preserve">1</w:t>
             </w:r>
@@ -6086,18 +5955,18 @@
           </w:tcPr>
           <w:p>
             <w:pPr>
-              <w:spacing w:after="0" w:line="270"/>
-            </w:pPr>
-            <w:r>
-              <w:rPr>
-                <w:rFonts w:ascii="Times New Roman" w:cs="Times New Roman" w:eastAsia="Times New Roman" w:hAnsi="Times New Roman"/>
-                <w:b w:val="false"/>
-                <w:bCs w:val="false"/>
-                <w:i w:val="false"/>
-                <w:iCs w:val="false"/>
-                <w:color w:val="111111"/>
-                <w:sz w:val="20"/>
-                <w:szCs w:val="20"/>
+              <w:spacing w:after="0" w:line="220"/>
+            </w:pPr>
+            <w:r>
+              <w:rPr>
+                <w:rFonts w:ascii="Times New Roman" w:cs="Times New Roman" w:eastAsia="Times New Roman" w:hAnsi="Times New Roman"/>
+                <w:b w:val="false"/>
+                <w:bCs w:val="false"/>
+                <w:i w:val="false"/>
+                <w:iCs w:val="false"/>
+                <w:color w:val="111111"/>
+                <w:sz w:val="17"/>
+                <w:szCs w:val="17"/>
               </w:rPr>
               <w:t xml:space="preserve">Ev nasıldır?</w:t>
             </w:r>
@@ -6117,7 +5986,7 @@
           <w:p>
             <w:pPr>
               <w:bidi/>
-              <w:spacing w:after="0" w:line="320"/>
+              <w:spacing w:after="0" w:line="220"/>
             </w:pPr>
             <w:r>
               <w:rPr>
@@ -6125,8 +5994,8 @@
                 <w:b w:val="false"/>
                 <w:bCs w:val="false"/>
                 <w:color w:val="111111"/>
-                <w:sz w:val="28"/>
-                <w:szCs w:val="28"/>
+                <w:sz w:val="25"/>
+                <w:szCs w:val="25"/>
                 <w:rtl/>
               </w:rPr>
               <w:t xml:space="preserve"/>
@@ -6136,7 +6005,7 @@
       </w:tr>
       <w:tr>
         <w:trPr>
-          <w:trHeight w:val="520" w:hRule="atLeast"/>
+          <w:trHeight w:val="364" w:hRule="atLeast"/>
         </w:trPr>
         <w:tc>
           <w:tcPr>
@@ -6151,19 +6020,19 @@
           </w:tcPr>
           <w:p>
             <w:pPr>
-              <w:spacing w:after="0" w:line="270"/>
-              <w:jc w:val="center"/>
-            </w:pPr>
-            <w:r>
-              <w:rPr>
-                <w:rFonts w:ascii="Times New Roman" w:cs="Times New Roman" w:eastAsia="Times New Roman" w:hAnsi="Times New Roman"/>
-                <w:b w:val="false"/>
-                <w:bCs w:val="false"/>
-                <w:i w:val="false"/>
-                <w:iCs w:val="false"/>
-                <w:color w:val="111111"/>
-                <w:sz w:val="19"/>
-                <w:szCs w:val="19"/>
+              <w:spacing w:after="0" w:line="220"/>
+              <w:jc w:val="center"/>
+            </w:pPr>
+            <w:r>
+              <w:rPr>
+                <w:rFonts w:ascii="Times New Roman" w:cs="Times New Roman" w:eastAsia="Times New Roman" w:hAnsi="Times New Roman"/>
+                <w:b w:val="false"/>
+                <w:bCs w:val="false"/>
+                <w:i w:val="false"/>
+                <w:iCs w:val="false"/>
+                <w:color w:val="111111"/>
+                <w:sz w:val="17"/>
+                <w:szCs w:val="17"/>
               </w:rPr>
               <w:t xml:space="preserve">2</w:t>
             </w:r>
@@ -6182,18 +6051,18 @@
           </w:tcPr>
           <w:p>
             <w:pPr>
-              <w:spacing w:after="0" w:line="270"/>
-            </w:pPr>
-            <w:r>
-              <w:rPr>
-                <w:rFonts w:ascii="Times New Roman" w:cs="Times New Roman" w:eastAsia="Times New Roman" w:hAnsi="Times New Roman"/>
-                <w:b w:val="false"/>
-                <w:bCs w:val="false"/>
-                <w:i w:val="false"/>
-                <w:iCs w:val="false"/>
-                <w:color w:val="111111"/>
-                <w:sz w:val="20"/>
-                <w:szCs w:val="20"/>
+              <w:spacing w:after="0" w:line="220"/>
+            </w:pPr>
+            <w:r>
+              <w:rPr>
+                <w:rFonts w:ascii="Times New Roman" w:cs="Times New Roman" w:eastAsia="Times New Roman" w:hAnsi="Times New Roman"/>
+                <w:b w:val="false"/>
+                <w:bCs w:val="false"/>
+                <w:i w:val="false"/>
+                <w:iCs w:val="false"/>
+                <w:color w:val="111111"/>
+                <w:sz w:val="17"/>
+                <w:szCs w:val="17"/>
               </w:rPr>
               <w:t xml:space="preserve">Evde kaç oda vardır?</w:t>
             </w:r>
@@ -6213,7 +6082,7 @@
           <w:p>
             <w:pPr>
               <w:bidi/>
-              <w:spacing w:after="0" w:line="320"/>
+              <w:spacing w:after="0" w:line="220"/>
             </w:pPr>
             <w:r>
               <w:rPr>
@@ -6221,8 +6090,8 @@
                 <w:b w:val="false"/>
                 <w:bCs w:val="false"/>
                 <w:color w:val="111111"/>
-                <w:sz w:val="28"/>
-                <w:szCs w:val="28"/>
+                <w:sz w:val="25"/>
+                <w:szCs w:val="25"/>
                 <w:rtl/>
               </w:rPr>
               <w:t xml:space="preserve"/>
@@ -6232,7 +6101,7 @@
       </w:tr>
       <w:tr>
         <w:trPr>
-          <w:trHeight w:val="520" w:hRule="atLeast"/>
+          <w:trHeight w:val="364" w:hRule="atLeast"/>
         </w:trPr>
         <w:tc>
           <w:tcPr>
@@ -6247,19 +6116,19 @@
           </w:tcPr>
           <w:p>
             <w:pPr>
-              <w:spacing w:after="0" w:line="270"/>
-              <w:jc w:val="center"/>
-            </w:pPr>
-            <w:r>
-              <w:rPr>
-                <w:rFonts w:ascii="Times New Roman" w:cs="Times New Roman" w:eastAsia="Times New Roman" w:hAnsi="Times New Roman"/>
-                <w:b w:val="false"/>
-                <w:bCs w:val="false"/>
-                <w:i w:val="false"/>
-                <w:iCs w:val="false"/>
-                <w:color w:val="111111"/>
-                <w:sz w:val="19"/>
-                <w:szCs w:val="19"/>
+              <w:spacing w:after="0" w:line="220"/>
+              <w:jc w:val="center"/>
+            </w:pPr>
+            <w:r>
+              <w:rPr>
+                <w:rFonts w:ascii="Times New Roman" w:cs="Times New Roman" w:eastAsia="Times New Roman" w:hAnsi="Times New Roman"/>
+                <w:b w:val="false"/>
+                <w:bCs w:val="false"/>
+                <w:i w:val="false"/>
+                <w:iCs w:val="false"/>
+                <w:color w:val="111111"/>
+                <w:sz w:val="17"/>
+                <w:szCs w:val="17"/>
               </w:rPr>
               <w:t xml:space="preserve">3</w:t>
             </w:r>
@@ -6278,18 +6147,18 @@
           </w:tcPr>
           <w:p>
             <w:pPr>
-              <w:spacing w:after="0" w:line="270"/>
-            </w:pPr>
-            <w:r>
-              <w:rPr>
-                <w:rFonts w:ascii="Times New Roman" w:cs="Times New Roman" w:eastAsia="Times New Roman" w:hAnsi="Times New Roman"/>
-                <w:b w:val="false"/>
-                <w:bCs w:val="false"/>
-                <w:i w:val="false"/>
-                <w:iCs w:val="false"/>
-                <w:color w:val="111111"/>
-                <w:sz w:val="20"/>
-                <w:szCs w:val="20"/>
+              <w:spacing w:after="0" w:line="220"/>
+            </w:pPr>
+            <w:r>
+              <w:rPr>
+                <w:rFonts w:ascii="Times New Roman" w:cs="Times New Roman" w:eastAsia="Times New Roman" w:hAnsi="Times New Roman"/>
+                <w:b w:val="false"/>
+                <w:bCs w:val="false"/>
+                <w:i w:val="false"/>
+                <w:iCs w:val="false"/>
+                <w:color w:val="111111"/>
+                <w:sz w:val="17"/>
+                <w:szCs w:val="17"/>
               </w:rPr>
               <w:t xml:space="preserve">Odada neler vardır?</w:t>
             </w:r>
@@ -6309,7 +6178,7 @@
           <w:p>
             <w:pPr>
               <w:bidi/>
-              <w:spacing w:after="0" w:line="320"/>
+              <w:spacing w:after="0" w:line="220"/>
             </w:pPr>
             <w:r>
               <w:rPr>
@@ -6317,8 +6186,8 @@
                 <w:b w:val="false"/>
                 <w:bCs w:val="false"/>
                 <w:color w:val="111111"/>
-                <w:sz w:val="28"/>
-                <w:szCs w:val="28"/>
+                <w:sz w:val="25"/>
+                <w:szCs w:val="25"/>
                 <w:rtl/>
               </w:rPr>
               <w:t xml:space="preserve"/>
@@ -6328,7 +6197,7 @@
       </w:tr>
       <w:tr>
         <w:trPr>
-          <w:trHeight w:val="520" w:hRule="atLeast"/>
+          <w:trHeight w:val="364" w:hRule="atLeast"/>
         </w:trPr>
         <w:tc>
           <w:tcPr>
@@ -6343,19 +6212,19 @@
           </w:tcPr>
           <w:p>
             <w:pPr>
-              <w:spacing w:after="0" w:line="270"/>
-              <w:jc w:val="center"/>
-            </w:pPr>
-            <w:r>
-              <w:rPr>
-                <w:rFonts w:ascii="Times New Roman" w:cs="Times New Roman" w:eastAsia="Times New Roman" w:hAnsi="Times New Roman"/>
-                <w:b w:val="false"/>
-                <w:bCs w:val="false"/>
-                <w:i w:val="false"/>
-                <w:iCs w:val="false"/>
-                <w:color w:val="111111"/>
-                <w:sz w:val="19"/>
-                <w:szCs w:val="19"/>
+              <w:spacing w:after="0" w:line="220"/>
+              <w:jc w:val="center"/>
+            </w:pPr>
+            <w:r>
+              <w:rPr>
+                <w:rFonts w:ascii="Times New Roman" w:cs="Times New Roman" w:eastAsia="Times New Roman" w:hAnsi="Times New Roman"/>
+                <w:b w:val="false"/>
+                <w:bCs w:val="false"/>
+                <w:i w:val="false"/>
+                <w:iCs w:val="false"/>
+                <w:color w:val="111111"/>
+                <w:sz w:val="17"/>
+                <w:szCs w:val="17"/>
               </w:rPr>
               <w:t xml:space="preserve">4</w:t>
             </w:r>
@@ -6374,18 +6243,18 @@
           </w:tcPr>
           <w:p>
             <w:pPr>
-              <w:spacing w:after="0" w:line="270"/>
-            </w:pPr>
-            <w:r>
-              <w:rPr>
-                <w:rFonts w:ascii="Times New Roman" w:cs="Times New Roman" w:eastAsia="Times New Roman" w:hAnsi="Times New Roman"/>
-                <w:b w:val="false"/>
-                <w:bCs w:val="false"/>
-                <w:i w:val="false"/>
-                <w:iCs w:val="false"/>
-                <w:color w:val="111111"/>
-                <w:sz w:val="20"/>
-                <w:szCs w:val="20"/>
+              <w:spacing w:after="0" w:line="220"/>
+            </w:pPr>
+            <w:r>
+              <w:rPr>
+                <w:rFonts w:ascii="Times New Roman" w:cs="Times New Roman" w:eastAsia="Times New Roman" w:hAnsi="Times New Roman"/>
+                <w:b w:val="false"/>
+                <w:bCs w:val="false"/>
+                <w:i w:val="false"/>
+                <w:iCs w:val="false"/>
+                <w:color w:val="111111"/>
+                <w:sz w:val="17"/>
+                <w:szCs w:val="17"/>
               </w:rPr>
               <w:t xml:space="preserve">Televizyon nerededir?</w:t>
             </w:r>
@@ -6405,7 +6274,7 @@
           <w:p>
             <w:pPr>
               <w:bidi/>
-              <w:spacing w:after="0" w:line="320"/>
+              <w:spacing w:after="0" w:line="220"/>
             </w:pPr>
             <w:r>
               <w:rPr>
@@ -6413,8 +6282,8 @@
                 <w:b w:val="false"/>
                 <w:bCs w:val="false"/>
                 <w:color w:val="111111"/>
-                <w:sz w:val="28"/>
-                <w:szCs w:val="28"/>
+                <w:sz w:val="25"/>
+                <w:szCs w:val="25"/>
                 <w:rtl/>
               </w:rPr>
               <w:t xml:space="preserve"/>
@@ -6424,7 +6293,7 @@
       </w:tr>
       <w:tr>
         <w:trPr>
-          <w:trHeight w:val="520" w:hRule="atLeast"/>
+          <w:trHeight w:val="364" w:hRule="atLeast"/>
         </w:trPr>
         <w:tc>
           <w:tcPr>
@@ -6439,19 +6308,19 @@
           </w:tcPr>
           <w:p>
             <w:pPr>
-              <w:spacing w:after="0" w:line="270"/>
-              <w:jc w:val="center"/>
-            </w:pPr>
-            <w:r>
-              <w:rPr>
-                <w:rFonts w:ascii="Times New Roman" w:cs="Times New Roman" w:eastAsia="Times New Roman" w:hAnsi="Times New Roman"/>
-                <w:b w:val="false"/>
-                <w:bCs w:val="false"/>
-                <w:i w:val="false"/>
-                <w:iCs w:val="false"/>
-                <w:color w:val="111111"/>
-                <w:sz w:val="19"/>
-                <w:szCs w:val="19"/>
+              <w:spacing w:after="0" w:line="220"/>
+              <w:jc w:val="center"/>
+            </w:pPr>
+            <w:r>
+              <w:rPr>
+                <w:rFonts w:ascii="Times New Roman" w:cs="Times New Roman" w:eastAsia="Times New Roman" w:hAnsi="Times New Roman"/>
+                <w:b w:val="false"/>
+                <w:bCs w:val="false"/>
+                <w:i w:val="false"/>
+                <w:iCs w:val="false"/>
+                <w:color w:val="111111"/>
+                <w:sz w:val="17"/>
+                <w:szCs w:val="17"/>
               </w:rPr>
               <w:t xml:space="preserve">5</w:t>
             </w:r>
@@ -6470,18 +6339,18 @@
           </w:tcPr>
           <w:p>
             <w:pPr>
-              <w:spacing w:after="0" w:line="270"/>
-            </w:pPr>
-            <w:r>
-              <w:rPr>
-                <w:rFonts w:ascii="Times New Roman" w:cs="Times New Roman" w:eastAsia="Times New Roman" w:hAnsi="Times New Roman"/>
-                <w:b w:val="false"/>
-                <w:bCs w:val="false"/>
-                <w:i w:val="false"/>
-                <w:iCs w:val="false"/>
-                <w:color w:val="111111"/>
-                <w:sz w:val="20"/>
-                <w:szCs w:val="20"/>
+              <w:spacing w:after="0" w:line="220"/>
+            </w:pPr>
+            <w:r>
+              <w:rPr>
+                <w:rFonts w:ascii="Times New Roman" w:cs="Times New Roman" w:eastAsia="Times New Roman" w:hAnsi="Times New Roman"/>
+                <w:b w:val="false"/>
+                <w:bCs w:val="false"/>
+                <w:i w:val="false"/>
+                <w:iCs w:val="false"/>
+                <w:color w:val="111111"/>
+                <w:sz w:val="17"/>
+                <w:szCs w:val="17"/>
               </w:rPr>
               <w:t xml:space="preserve">Evin önünde ne vardır?</w:t>
             </w:r>
@@ -6501,7 +6370,7 @@
           <w:p>
             <w:pPr>
               <w:bidi/>
-              <w:spacing w:after="0" w:line="320"/>
+              <w:spacing w:after="0" w:line="220"/>
             </w:pPr>
             <w:r>
               <w:rPr>
@@ -6509,8 +6378,8 @@
                 <w:b w:val="false"/>
                 <w:bCs w:val="false"/>
                 <w:color w:val="111111"/>
-                <w:sz w:val="28"/>
-                <w:szCs w:val="28"/>
+                <w:sz w:val="25"/>
+                <w:szCs w:val="25"/>
                 <w:rtl/>
               </w:rPr>
               <w:t xml:space="preserve"/>
@@ -6524,7 +6393,7 @@
         <w:tabs>
           <w:tab w:val="right" w:pos="9864"/>
         </w:tabs>
-        <w:spacing w:after="90" w:before="220" w:line="280"/>
+        <w:spacing w:after="36" w:before="88" w:line="220"/>
         <w:ind w:left="340" w:hanging="340"/>
       </w:pPr>
       <w:r>
@@ -6535,16 +6404,16 @@
           <w:i w:val="false"/>
           <w:iCs w:val="false"/>
           <w:color w:val="111111"/>
-          <w:sz w:val="21"/>
-          <w:szCs w:val="21"/>
+          <w:sz w:val="18"/>
+          <w:szCs w:val="18"/>
         </w:rPr>
         <w:t xml:space="preserve">8.</w:t>
       </w:r>
       <w:r>
         <w:rPr>
           <w:rFonts w:ascii="Times New Roman" w:cs="Times New Roman" w:eastAsia="Times New Roman" w:hAnsi="Times New Roman"/>
-          <w:sz w:val="21"/>
-          <w:szCs w:val="21"/>
+          <w:sz w:val="18"/>
+          <w:szCs w:val="18"/>
         </w:rPr>
         <w:tab/>
       </w:r>
@@ -6556,16 +6425,16 @@
           <w:i w:val="false"/>
           <w:iCs w:val="false"/>
           <w:color w:val="111111"/>
-          <w:sz w:val="21"/>
-          <w:szCs w:val="21"/>
+          <w:sz w:val="18"/>
+          <w:szCs w:val="18"/>
         </w:rPr>
         <w:t xml:space="preserve">Ailenizi ve evinizi birlikte tanıtan kısa bir metin yazınız.</w:t>
       </w:r>
       <w:r>
         <w:rPr>
           <w:rFonts w:ascii="Times New Roman" w:cs="Times New Roman" w:eastAsia="Times New Roman" w:hAnsi="Times New Roman"/>
-          <w:sz w:val="21"/>
-          <w:szCs w:val="21"/>
+          <w:sz w:val="18"/>
+          <w:szCs w:val="18"/>
         </w:rPr>
         <w:tab/>
       </w:r>
@@ -6577,8 +6446,8 @@
           <w:i w:val="false"/>
           <w:iCs w:val="false"/>
           <w:color w:val="55636F"/>
-          <w:sz w:val="18"/>
-          <w:szCs w:val="18"/>
+          <w:sz w:val="16"/>
+          <w:szCs w:val="16"/>
         </w:rPr>
         <w:t xml:space="preserve">(15 puan)</w:t>
       </w:r>
@@ -6586,7 +6455,7 @@
     <w:p>
       <w:pPr>
         <w:keepNext w:val="false"/>
-        <w:spacing w:after="90" w:before="0" w:line="280"/>
+        <w:spacing w:after="36" w:before="0" w:line="220"/>
         <w:ind w:left="340"/>
       </w:pPr>
       <w:r>
@@ -6597,8 +6466,8 @@
           <w:i/>
           <w:iCs/>
           <w:color w:val="5B6772"/>
-          <w:sz w:val="18"/>
-          <w:szCs w:val="18"/>
+          <w:sz w:val="16"/>
+          <w:szCs w:val="16"/>
         </w:rPr>
         <w:t xml:space="preserve">En az altı satır yazınız. Havuzdaki kelimelerden yararlanabilirsiniz.</w:t>
       </w:r>
@@ -6633,7 +6502,7 @@
           </w:tcPr>
           <w:p>
             <w:pPr>
-              <w:spacing w:after="50"/>
+              <w:spacing w:after="20"/>
             </w:pPr>
             <w:r>
               <w:rPr>
@@ -6643,8 +6512,8 @@
                 <w:i w:val="false"/>
                 <w:iCs w:val="false"/>
                 <w:color w:val="39454F"/>
-                <w:sz w:val="17"/>
-                <w:szCs w:val="17"/>
+                <w:sz w:val="15"/>
+                <w:szCs w:val="15"/>
               </w:rPr>
               <w:t xml:space="preserve">KELİME HAVUZU</w:t>
             </w:r>
@@ -6652,7 +6521,7 @@
           <w:p>
             <w:pPr>
               <w:bidi/>
-              <w:spacing w:after="0" w:line="360"/>
+              <w:spacing w:after="0" w:line="220"/>
               <w:jc w:val="center"/>
             </w:pPr>
             <w:r>
@@ -6661,8 +6530,8 @@
                 <w:b w:val="false"/>
                 <w:bCs w:val="false"/>
                 <w:color w:val="111111"/>
-                <w:sz w:val="30"/>
-                <w:szCs w:val="30"/>
+                <w:sz w:val="27"/>
+                <w:szCs w:val="27"/>
                 <w:rtl/>
               </w:rPr>
               <w:t xml:space="preserve">أُسْرَتِي   —   أَبِي   —   أُمِّي   —   بَيْتِي   —   غُرْفَةٌ   —   جَمِيلٌ   —   كَبِيرٌ   —   فِي   —   أَمَامَ</w:t>
@@ -6673,7 +6542,7 @@
     </w:tbl>
     <w:p>
       <w:pPr>
-        <w:spacing w:after="80"/>
+        <w:spacing w:after="32"/>
       </w:pPr>
       <w:r>
         <w:rPr>
@@ -6683,8 +6552,30 @@
           <w:i w:val="false"/>
           <w:iCs w:val="false"/>
           <w:color w:val="111111"/>
-          <w:sz w:val="21"/>
-          <w:szCs w:val="21"/>
+          <w:sz w:val="18"/>
+          <w:szCs w:val="18"/>
+        </w:rPr>
+        <w:t xml:space="preserve"/>
+      </w:r>
+    </w:p>
+    <w:p>
+      <w:pPr>
+        <w:pBdr>
+          <w:bottom w:val="dotted" w:color="96A3B0" w:sz="6"/>
+        </w:pBdr>
+        <w:bidi/>
+        <w:spacing w:after="84" w:line="220"/>
+      </w:pPr>
+      <w:r>
+        <w:rPr>
+          <w:rFonts w:ascii="Times New Roman" w:cs="Times New Roman" w:eastAsia="Times New Roman" w:hAnsi="Times New Roman"/>
+          <w:b w:val="false"/>
+          <w:bCs w:val="false"/>
+          <w:i w:val="false"/>
+          <w:iCs w:val="false"/>
+          <w:color w:val="111111"/>
+          <w:sz w:val="18"/>
+          <w:szCs w:val="18"/>
         </w:rPr>
         <w:t xml:space="preserve"/>
       </w:r>
@@ -6695,7 +6586,7 @@
           <w:bottom w:val="dotted" w:color="97A4B1" w:sz="6"/>
         </w:pBdr>
         <w:bidi/>
-        <w:spacing w:after="210" w:line="300"/>
+        <w:spacing w:after="84" w:line="220"/>
       </w:pPr>
       <w:r>
         <w:rPr>
@@ -6705,30 +6596,8 @@
           <w:i w:val="false"/>
           <w:iCs w:val="false"/>
           <w:color w:val="111111"/>
-          <w:sz w:val="21"/>
-          <w:szCs w:val="21"/>
-        </w:rPr>
-        <w:t xml:space="preserve"/>
-      </w:r>
-    </w:p>
-    <w:p>
-      <w:pPr>
-        <w:pBdr>
-          <w:bottom w:val="dotted" w:color="96A3B0" w:sz="6"/>
-        </w:pBdr>
-        <w:bidi/>
-        <w:spacing w:after="210" w:line="300"/>
-      </w:pPr>
-      <w:r>
-        <w:rPr>
-          <w:rFonts w:ascii="Times New Roman" w:cs="Times New Roman" w:eastAsia="Times New Roman" w:hAnsi="Times New Roman"/>
-          <w:b w:val="false"/>
-          <w:bCs w:val="false"/>
-          <w:i w:val="false"/>
-          <w:iCs w:val="false"/>
-          <w:color w:val="111111"/>
-          <w:sz w:val="21"/>
-          <w:szCs w:val="21"/>
+          <w:sz w:val="18"/>
+          <w:szCs w:val="18"/>
         </w:rPr>
         <w:t xml:space="preserve"/>
       </w:r>
@@ -6739,7 +6608,7 @@
           <w:bottom w:val="dotted" w:color="97A4B1" w:sz="6"/>
         </w:pBdr>
         <w:bidi/>
-        <w:spacing w:after="210" w:line="300"/>
+        <w:spacing w:after="84" w:line="220"/>
       </w:pPr>
       <w:r>
         <w:rPr>
@@ -6749,19 +6618,15 @@
           <w:i w:val="false"/>
           <w:iCs w:val="false"/>
           <w:color w:val="111111"/>
-          <w:sz w:val="21"/>
-          <w:szCs w:val="21"/>
+          <w:sz w:val="18"/>
+          <w:szCs w:val="18"/>
         </w:rPr>
         <w:t xml:space="preserve"/>
       </w:r>
     </w:p>
     <w:p>
       <w:pPr>
-        <w:pBdr>
-          <w:bottom w:val="dotted" w:color="96A3B0" w:sz="6"/>
-        </w:pBdr>
-        <w:bidi/>
-        <w:spacing w:after="210" w:line="300"/>
+        <w:spacing w:after="72"/>
       </w:pPr>
       <w:r>
         <w:rPr>
@@ -6771,92 +6636,8 @@
           <w:i w:val="false"/>
           <w:iCs w:val="false"/>
           <w:color w:val="111111"/>
-          <w:sz w:val="21"/>
-          <w:szCs w:val="21"/>
-        </w:rPr>
-        <w:t xml:space="preserve"/>
-      </w:r>
-    </w:p>
-    <w:p>
-      <w:pPr>
-        <w:pBdr>
-          <w:bottom w:val="dotted" w:color="97A4B1" w:sz="6"/>
-        </w:pBdr>
-        <w:bidi/>
-        <w:spacing w:after="210" w:line="300"/>
-      </w:pPr>
-      <w:r>
-        <w:rPr>
-          <w:rFonts w:ascii="Times New Roman" w:cs="Times New Roman" w:eastAsia="Times New Roman" w:hAnsi="Times New Roman"/>
-          <w:b w:val="false"/>
-          <w:bCs w:val="false"/>
-          <w:i w:val="false"/>
-          <w:iCs w:val="false"/>
-          <w:color w:val="111111"/>
-          <w:sz w:val="21"/>
-          <w:szCs w:val="21"/>
-        </w:rPr>
-        <w:t xml:space="preserve"/>
-      </w:r>
-    </w:p>
-    <w:p>
-      <w:pPr>
-        <w:pBdr>
-          <w:bottom w:val="dotted" w:color="96A3B0" w:sz="6"/>
-        </w:pBdr>
-        <w:bidi/>
-        <w:spacing w:after="210" w:line="300"/>
-      </w:pPr>
-      <w:r>
-        <w:rPr>
-          <w:rFonts w:ascii="Times New Roman" w:cs="Times New Roman" w:eastAsia="Times New Roman" w:hAnsi="Times New Roman"/>
-          <w:b w:val="false"/>
-          <w:bCs w:val="false"/>
-          <w:i w:val="false"/>
-          <w:iCs w:val="false"/>
-          <w:color w:val="111111"/>
-          <w:sz w:val="21"/>
-          <w:szCs w:val="21"/>
-        </w:rPr>
-        <w:t xml:space="preserve"/>
-      </w:r>
-    </w:p>
-    <w:p>
-      <w:pPr>
-        <w:pBdr>
-          <w:bottom w:val="dotted" w:color="97A4B1" w:sz="6"/>
-        </w:pBdr>
-        <w:bidi/>
-        <w:spacing w:after="210" w:line="300"/>
-      </w:pPr>
-      <w:r>
-        <w:rPr>
-          <w:rFonts w:ascii="Times New Roman" w:cs="Times New Roman" w:eastAsia="Times New Roman" w:hAnsi="Times New Roman"/>
-          <w:b w:val="false"/>
-          <w:bCs w:val="false"/>
-          <w:i w:val="false"/>
-          <w:iCs w:val="false"/>
-          <w:color w:val="111111"/>
-          <w:sz w:val="21"/>
-          <w:szCs w:val="21"/>
-        </w:rPr>
-        <w:t xml:space="preserve"/>
-      </w:r>
-    </w:p>
-    <w:p>
-      <w:pPr>
-        <w:spacing w:after="180"/>
-      </w:pPr>
-      <w:r>
-        <w:rPr>
-          <w:rFonts w:ascii="Times New Roman" w:cs="Times New Roman" w:eastAsia="Times New Roman" w:hAnsi="Times New Roman"/>
-          <w:b w:val="false"/>
-          <w:bCs w:val="false"/>
-          <w:i w:val="false"/>
-          <w:iCs w:val="false"/>
-          <w:color w:val="111111"/>
-          <w:sz w:val="21"/>
-          <w:szCs w:val="21"/>
+          <w:sz w:val="18"/>
+          <w:szCs w:val="18"/>
         </w:rPr>
         <w:t xml:space="preserve"/>
       </w:r>
@@ -6864,7 +6645,7 @@
     <w:p>
       <w:pPr>
         <w:keepNext w:val="false"/>
-        <w:spacing w:after="70" w:before="0" w:line="280"/>
+        <w:spacing w:after="28" w:before="0" w:line="220"/>
         <w:jc w:val="center"/>
       </w:pPr>
       <w:r>
@@ -6875,8 +6656,8 @@
           <w:i/>
           <w:iCs/>
           <w:color w:val="5B6772"/>
-          <w:sz w:val="19"/>
-          <w:szCs w:val="19"/>
+          <w:sz w:val="17"/>
+          <w:szCs w:val="17"/>
         </w:rPr>
         <w:t xml:space="preserve">Başarılar dilerim.</w:t>
       </w:r>
@@ -6884,7 +6665,7 @@
     <w:p>
       <w:pPr>
         <w:keepNext w:val="false"/>
-        <w:spacing w:after="70" w:before="0" w:line="280"/>
+        <w:spacing w:after="28" w:before="0" w:line="220"/>
         <w:jc w:val="center"/>
       </w:pPr>
       <w:r>
@@ -6895,8 +6676,8 @@
           <w:i w:val="false"/>
           <w:iCs w:val="false"/>
           <w:color w:val="5B6772"/>
-          <w:sz w:val="18"/>
-          <w:szCs w:val="18"/>
+          <w:sz w:val="16"/>
+          <w:szCs w:val="16"/>
         </w:rPr>
         <w:t xml:space="preserve">Arapça Öğretmeni</w:t>
       </w:r>
@@ -6911,7 +6692,7 @@
         <w:pBdr>
           <w:bottom w:val="single" w:color="3F4C58" w:sz="8"/>
         </w:pBdr>
-        <w:spacing w:after="40"/>
+        <w:spacing w:after="16"/>
         <w:jc w:val="center"/>
       </w:pPr>
       <w:r>
@@ -6922,8 +6703,8 @@
           <w:i w:val="false"/>
           <w:iCs w:val="false"/>
           <w:color w:val="15222E"/>
-          <w:sz w:val="24"/>
-          <w:szCs w:val="24"/>
+          <w:sz w:val="21"/>
+          <w:szCs w:val="21"/>
         </w:rPr>
         <w:t xml:space="preserve">CEVAP ANAHTARI VE PUANLAMA</w:t>
       </w:r>
@@ -6931,7 +6712,7 @@
     <w:p>
       <w:pPr>
         <w:keepNext w:val="false"/>
-        <w:spacing w:after="160" w:before="0" w:line="280"/>
+        <w:spacing w:after="64" w:before="0" w:line="220"/>
         <w:jc w:val="center"/>
       </w:pPr>
       <w:r>
@@ -6942,8 +6723,8 @@
           <w:i/>
           <w:iCs/>
           <w:color w:val="5B6772"/>
-          <w:sz w:val="18"/>
-          <w:szCs w:val="18"/>
+          <w:sz w:val="16"/>
+          <w:szCs w:val="16"/>
         </w:rPr>
         <w:t xml:space="preserve">5. Sınıf · 2. Dönem 2. Yazılı · Beceri temelli · 3-4. Ünite</w:t>
       </w:r>
@@ -6951,7 +6732,7 @@
     <w:p>
       <w:pPr>
         <w:keepNext w:val="false"/>
-        <w:spacing w:after="180" w:before="0" w:line="280"/>
+        <w:spacing w:after="72" w:before="0" w:line="220"/>
         <w:jc w:val="center"/>
       </w:pPr>
       <w:r>
@@ -6962,8 +6743,8 @@
           <w:i/>
           <w:iCs/>
           <w:color w:val="8A97A3"/>
-          <w:sz w:val="16"/>
-          <w:szCs w:val="16"/>
+          <w:sz w:val="14"/>
+          <w:szCs w:val="14"/>
         </w:rPr>
         <w:t xml:space="preserve">Bu sayfa öğrenciye verilmez.</w:t>
       </w:r>
@@ -7003,7 +6784,7 @@
           </w:tcPr>
           <w:p>
             <w:pPr>
-              <w:spacing w:after="0" w:line="270"/>
+              <w:spacing w:after="0" w:line="220"/>
               <w:jc w:val="center"/>
             </w:pPr>
             <w:r>
@@ -7014,8 +6795,8 @@
                 <w:i w:val="false"/>
                 <w:iCs w:val="false"/>
                 <w:color w:val="111111"/>
-                <w:sz w:val="18"/>
-                <w:szCs w:val="18"/>
+                <w:sz w:val="16"/>
+                <w:szCs w:val="16"/>
               </w:rPr>
               <w:t xml:space="preserve">Soru</w:t>
             </w:r>
@@ -7035,7 +6816,7 @@
           </w:tcPr>
           <w:p>
             <w:pPr>
-              <w:spacing w:after="0" w:line="270"/>
+              <w:spacing w:after="0" w:line="220"/>
               <w:jc w:val="center"/>
             </w:pPr>
             <w:r>
@@ -7046,8 +6827,8 @@
                 <w:i w:val="false"/>
                 <w:iCs w:val="false"/>
                 <w:color w:val="111111"/>
-                <w:sz w:val="18"/>
-                <w:szCs w:val="18"/>
+                <w:sz w:val="16"/>
+                <w:szCs w:val="16"/>
               </w:rPr>
               <w:t xml:space="preserve">Puan</w:t>
             </w:r>
@@ -7067,7 +6848,7 @@
           </w:tcPr>
           <w:p>
             <w:pPr>
-              <w:spacing w:after="0" w:line="270"/>
+              <w:spacing w:after="0" w:line="220"/>
               <w:jc w:val="center"/>
             </w:pPr>
             <w:r>
@@ -7078,8 +6859,8 @@
                 <w:i w:val="false"/>
                 <w:iCs w:val="false"/>
                 <w:color w:val="111111"/>
-                <w:sz w:val="18"/>
-                <w:szCs w:val="18"/>
+                <w:sz w:val="16"/>
+                <w:szCs w:val="16"/>
               </w:rPr>
               <w:t xml:space="preserve">Cevap</w:t>
             </w:r>
@@ -7100,7 +6881,7 @@
           </w:tcPr>
           <w:p>
             <w:pPr>
-              <w:spacing w:after="0" w:line="270"/>
+              <w:spacing w:after="0" w:line="220"/>
               <w:jc w:val="center"/>
             </w:pPr>
             <w:r>
@@ -7111,8 +6892,8 @@
                 <w:i w:val="false"/>
                 <w:iCs w:val="false"/>
                 <w:color w:val="111111"/>
-                <w:sz w:val="19"/>
-                <w:szCs w:val="19"/>
+                <w:sz w:val="17"/>
+                <w:szCs w:val="17"/>
               </w:rPr>
               <w:t xml:space="preserve">1</w:t>
             </w:r>
@@ -7131,19 +6912,19 @@
           </w:tcPr>
           <w:p>
             <w:pPr>
-              <w:spacing w:after="0" w:line="270"/>
-              <w:jc w:val="center"/>
-            </w:pPr>
-            <w:r>
-              <w:rPr>
-                <w:rFonts w:ascii="Times New Roman" w:cs="Times New Roman" w:eastAsia="Times New Roman" w:hAnsi="Times New Roman"/>
-                <w:b w:val="false"/>
-                <w:bCs w:val="false"/>
-                <w:i w:val="false"/>
-                <w:iCs w:val="false"/>
-                <w:color w:val="111111"/>
-                <w:sz w:val="19"/>
-                <w:szCs w:val="19"/>
+              <w:spacing w:after="0" w:line="220"/>
+              <w:jc w:val="center"/>
+            </w:pPr>
+            <w:r>
+              <w:rPr>
+                <w:rFonts w:ascii="Times New Roman" w:cs="Times New Roman" w:eastAsia="Times New Roman" w:hAnsi="Times New Roman"/>
+                <w:b w:val="false"/>
+                <w:bCs w:val="false"/>
+                <w:i w:val="false"/>
+                <w:iCs w:val="false"/>
+                <w:color w:val="111111"/>
+                <w:sz w:val="17"/>
+                <w:szCs w:val="17"/>
               </w:rPr>
               <w:t xml:space="preserve">15</w:t>
             </w:r>
@@ -7162,36 +6943,36 @@
           </w:tcPr>
           <w:p>
             <w:pPr>
-              <w:spacing w:after="0" w:line="270"/>
-            </w:pPr>
-            <w:r>
-              <w:rPr>
-                <w:rFonts w:ascii="Times New Roman" w:cs="Times New Roman" w:eastAsia="Times New Roman" w:hAnsi="Times New Roman"/>
-                <w:b w:val="false"/>
-                <w:bCs w:val="false"/>
-                <w:i w:val="false"/>
-                <w:iCs w:val="false"/>
-                <w:color w:val="111111"/>
-                <w:sz w:val="19"/>
-                <w:szCs w:val="19"/>
+              <w:spacing w:after="0" w:line="220"/>
+            </w:pPr>
+            <w:r>
+              <w:rPr>
+                <w:rFonts w:ascii="Times New Roman" w:cs="Times New Roman" w:eastAsia="Times New Roman" w:hAnsi="Times New Roman"/>
+                <w:b w:val="false"/>
+                <w:bCs w:val="false"/>
+                <w:i w:val="false"/>
+                <w:iCs w:val="false"/>
+                <w:color w:val="111111"/>
+                <w:sz w:val="17"/>
+                <w:szCs w:val="17"/>
               </w:rPr>
               <w:t xml:space="preserve">a) C   ·   b) B   ·   c) B   (her biri 4 puan)</w:t>
             </w:r>
           </w:p>
           <w:p>
             <w:pPr>
-              <w:spacing w:after="0" w:line="270"/>
-            </w:pPr>
-            <w:r>
-              <w:rPr>
-                <w:rFonts w:ascii="Times New Roman" w:cs="Times New Roman" w:eastAsia="Times New Roman" w:hAnsi="Times New Roman"/>
-                <w:b w:val="false"/>
-                <w:bCs w:val="false"/>
-                <w:i w:val="false"/>
-                <w:iCs w:val="false"/>
-                <w:color w:val="111111"/>
-                <w:sz w:val="19"/>
-                <w:szCs w:val="19"/>
+              <w:spacing w:after="0" w:line="220"/>
+            </w:pPr>
+            <w:r>
+              <w:rPr>
+                <w:rFonts w:ascii="Times New Roman" w:cs="Times New Roman" w:eastAsia="Times New Roman" w:hAnsi="Times New Roman"/>
+                <w:b w:val="false"/>
+                <w:bCs w:val="false"/>
+                <w:i w:val="false"/>
+                <w:iCs w:val="false"/>
+                <w:color w:val="111111"/>
+                <w:sz w:val="17"/>
+                <w:szCs w:val="17"/>
               </w:rPr>
               <w:t xml:space="preserve">d) Örnek: فِي غُرْفَتِي سَرِيرٌ وَطَاوِلَةٌ. (3 puan)</w:t>
             </w:r>
@@ -7212,7 +6993,7 @@
           </w:tcPr>
           <w:p>
             <w:pPr>
-              <w:spacing w:after="0" w:line="270"/>
+              <w:spacing w:after="0" w:line="220"/>
               <w:jc w:val="center"/>
             </w:pPr>
             <w:r>
@@ -7223,8 +7004,8 @@
                 <w:i w:val="false"/>
                 <w:iCs w:val="false"/>
                 <w:color w:val="111111"/>
-                <w:sz w:val="19"/>
-                <w:szCs w:val="19"/>
+                <w:sz w:val="17"/>
+                <w:szCs w:val="17"/>
               </w:rPr>
               <w:t xml:space="preserve">2</w:t>
             </w:r>
@@ -7243,19 +7024,19 @@
           </w:tcPr>
           <w:p>
             <w:pPr>
-              <w:spacing w:after="0" w:line="270"/>
-              <w:jc w:val="center"/>
-            </w:pPr>
-            <w:r>
-              <w:rPr>
-                <w:rFonts w:ascii="Times New Roman" w:cs="Times New Roman" w:eastAsia="Times New Roman" w:hAnsi="Times New Roman"/>
-                <w:b w:val="false"/>
-                <w:bCs w:val="false"/>
-                <w:i w:val="false"/>
-                <w:iCs w:val="false"/>
-                <w:color w:val="111111"/>
-                <w:sz w:val="19"/>
-                <w:szCs w:val="19"/>
+              <w:spacing w:after="0" w:line="220"/>
+              <w:jc w:val="center"/>
+            </w:pPr>
+            <w:r>
+              <w:rPr>
+                <w:rFonts w:ascii="Times New Roman" w:cs="Times New Roman" w:eastAsia="Times New Roman" w:hAnsi="Times New Roman"/>
+                <w:b w:val="false"/>
+                <w:bCs w:val="false"/>
+                <w:i w:val="false"/>
+                <w:iCs w:val="false"/>
+                <w:color w:val="111111"/>
+                <w:sz w:val="17"/>
+                <w:szCs w:val="17"/>
               </w:rPr>
               <w:t xml:space="preserve">10</w:t>
             </w:r>
@@ -7274,54 +7055,54 @@
           </w:tcPr>
           <w:p>
             <w:pPr>
-              <w:spacing w:after="0" w:line="270"/>
-            </w:pPr>
-            <w:r>
-              <w:rPr>
-                <w:rFonts w:ascii="Times New Roman" w:cs="Times New Roman" w:eastAsia="Times New Roman" w:hAnsi="Times New Roman"/>
-                <w:b w:val="false"/>
-                <w:bCs w:val="false"/>
-                <w:i w:val="false"/>
-                <w:iCs w:val="false"/>
-                <w:color w:val="111111"/>
-                <w:sz w:val="19"/>
-                <w:szCs w:val="19"/>
+              <w:spacing w:after="0" w:line="220"/>
+            </w:pPr>
+            <w:r>
+              <w:rPr>
+                <w:rFonts w:ascii="Times New Roman" w:cs="Times New Roman" w:eastAsia="Times New Roman" w:hAnsi="Times New Roman"/>
+                <w:b w:val="false"/>
+                <w:bCs w:val="false"/>
+                <w:i w:val="false"/>
+                <w:iCs w:val="false"/>
+                <w:color w:val="111111"/>
+                <w:sz w:val="17"/>
+                <w:szCs w:val="17"/>
               </w:rPr>
               <w:t xml:space="preserve">DİNLEME METNİ (iki kez okunur):</w:t>
             </w:r>
           </w:p>
           <w:p>
             <w:pPr>
-              <w:spacing w:after="0" w:line="270"/>
-            </w:pPr>
-            <w:r>
-              <w:rPr>
-                <w:rFonts w:ascii="Times New Roman" w:cs="Times New Roman" w:eastAsia="Times New Roman" w:hAnsi="Times New Roman"/>
-                <w:b w:val="false"/>
-                <w:bCs w:val="false"/>
-                <w:i w:val="false"/>
-                <w:iCs w:val="false"/>
-                <w:color w:val="111111"/>
-                <w:sz w:val="19"/>
-                <w:szCs w:val="19"/>
+              <w:spacing w:after="0" w:line="220"/>
+            </w:pPr>
+            <w:r>
+              <w:rPr>
+                <w:rFonts w:ascii="Times New Roman" w:cs="Times New Roman" w:eastAsia="Times New Roman" w:hAnsi="Times New Roman"/>
+                <w:b w:val="false"/>
+                <w:bCs w:val="false"/>
+                <w:i w:val="false"/>
+                <w:iCs w:val="false"/>
+                <w:color w:val="111111"/>
+                <w:sz w:val="17"/>
+                <w:szCs w:val="17"/>
               </w:rPr>
               <w:t xml:space="preserve">هَذَا بَيْتُ مَرْيَمَ. اَلْبَيْتُ صَغِيرٌ وَنَظِيفٌ. فِي الْبَيْتِ أَرْبَعُ غُرَفٍ. اَلْمِصْبَاحُ فَوْقَ الطَّاوِلَةِ. اَلسَّجَّادَةُ فِي الصَّالَةِ. اَلْحَدِيقَةُ خَلْفَ الْبَيْتِ.</w:t>
             </w:r>
           </w:p>
           <w:p>
             <w:pPr>
-              <w:spacing w:after="0" w:line="270"/>
-            </w:pPr>
-            <w:r>
-              <w:rPr>
-                <w:rFonts w:ascii="Times New Roman" w:cs="Times New Roman" w:eastAsia="Times New Roman" w:hAnsi="Times New Roman"/>
-                <w:b w:val="false"/>
-                <w:bCs w:val="false"/>
-                <w:i w:val="false"/>
-                <w:iCs w:val="false"/>
-                <w:color w:val="111111"/>
-                <w:sz w:val="19"/>
-                <w:szCs w:val="19"/>
+              <w:spacing w:after="0" w:line="220"/>
+            </w:pPr>
+            <w:r>
+              <w:rPr>
+                <w:rFonts w:ascii="Times New Roman" w:cs="Times New Roman" w:eastAsia="Times New Roman" w:hAnsi="Times New Roman"/>
+                <w:b w:val="false"/>
+                <w:bCs w:val="false"/>
+                <w:i w:val="false"/>
+                <w:iCs w:val="false"/>
+                <w:color w:val="111111"/>
+                <w:sz w:val="17"/>
+                <w:szCs w:val="17"/>
               </w:rPr>
               <w:t xml:space="preserve">Cevaplar:  1 - Y  ·  2 - D  ·  3 - Y  ·  4 - D  ·  5 - D</w:t>
             </w:r>
@@ -7342,7 +7123,7 @@
           </w:tcPr>
           <w:p>
             <w:pPr>
-              <w:spacing w:after="0" w:line="270"/>
+              <w:spacing w:after="0" w:line="220"/>
               <w:jc w:val="center"/>
             </w:pPr>
             <w:r>
@@ -7353,8 +7134,8 @@
                 <w:i w:val="false"/>
                 <w:iCs w:val="false"/>
                 <w:color w:val="111111"/>
-                <w:sz w:val="19"/>
-                <w:szCs w:val="19"/>
+                <w:sz w:val="17"/>
+                <w:szCs w:val="17"/>
               </w:rPr>
               <w:t xml:space="preserve">3</w:t>
             </w:r>
@@ -7373,19 +7154,19 @@
           </w:tcPr>
           <w:p>
             <w:pPr>
-              <w:spacing w:after="0" w:line="270"/>
-              <w:jc w:val="center"/>
-            </w:pPr>
-            <w:r>
-              <w:rPr>
-                <w:rFonts w:ascii="Times New Roman" w:cs="Times New Roman" w:eastAsia="Times New Roman" w:hAnsi="Times New Roman"/>
-                <w:b w:val="false"/>
-                <w:bCs w:val="false"/>
-                <w:i w:val="false"/>
-                <w:iCs w:val="false"/>
-                <w:color w:val="111111"/>
-                <w:sz w:val="19"/>
-                <w:szCs w:val="19"/>
+              <w:spacing w:after="0" w:line="220"/>
+              <w:jc w:val="center"/>
+            </w:pPr>
+            <w:r>
+              <w:rPr>
+                <w:rFonts w:ascii="Times New Roman" w:cs="Times New Roman" w:eastAsia="Times New Roman" w:hAnsi="Times New Roman"/>
+                <w:b w:val="false"/>
+                <w:bCs w:val="false"/>
+                <w:i w:val="false"/>
+                <w:iCs w:val="false"/>
+                <w:color w:val="111111"/>
+                <w:sz w:val="17"/>
+                <w:szCs w:val="17"/>
               </w:rPr>
               <w:t xml:space="preserve">15</w:t>
             </w:r>
@@ -7404,18 +7185,18 @@
           </w:tcPr>
           <w:p>
             <w:pPr>
-              <w:spacing w:after="0" w:line="270"/>
-            </w:pPr>
-            <w:r>
-              <w:rPr>
-                <w:rFonts w:ascii="Times New Roman" w:cs="Times New Roman" w:eastAsia="Times New Roman" w:hAnsi="Times New Roman"/>
-                <w:b w:val="false"/>
-                <w:bCs w:val="false"/>
-                <w:i w:val="false"/>
-                <w:iCs w:val="false"/>
-                <w:color w:val="111111"/>
-                <w:sz w:val="19"/>
-                <w:szCs w:val="19"/>
+              <w:spacing w:after="0" w:line="220"/>
+            </w:pPr>
+            <w:r>
+              <w:rPr>
+                <w:rFonts w:ascii="Times New Roman" w:cs="Times New Roman" w:eastAsia="Times New Roman" w:hAnsi="Times New Roman"/>
+                <w:b w:val="false"/>
+                <w:bCs w:val="false"/>
+                <w:i w:val="false"/>
+                <w:iCs w:val="false"/>
+                <w:color w:val="111111"/>
+                <w:sz w:val="17"/>
+                <w:szCs w:val="17"/>
               </w:rPr>
               <w:t xml:space="preserve">1 - B  ·  2 - A  ·  3 - A  ·  4 - A  ·  5 - B</w:t>
             </w:r>
@@ -7436,7 +7217,7 @@
           </w:tcPr>
           <w:p>
             <w:pPr>
-              <w:spacing w:after="0" w:line="270"/>
+              <w:spacing w:after="0" w:line="220"/>
               <w:jc w:val="center"/>
             </w:pPr>
             <w:r>
@@ -7447,8 +7228,8 @@
                 <w:i w:val="false"/>
                 <w:iCs w:val="false"/>
                 <w:color w:val="111111"/>
-                <w:sz w:val="19"/>
-                <w:szCs w:val="19"/>
+                <w:sz w:val="17"/>
+                <w:szCs w:val="17"/>
               </w:rPr>
               <w:t xml:space="preserve">4</w:t>
             </w:r>
@@ -7467,19 +7248,19 @@
           </w:tcPr>
           <w:p>
             <w:pPr>
-              <w:spacing w:after="0" w:line="270"/>
-              <w:jc w:val="center"/>
-            </w:pPr>
-            <w:r>
-              <w:rPr>
-                <w:rFonts w:ascii="Times New Roman" w:cs="Times New Roman" w:eastAsia="Times New Roman" w:hAnsi="Times New Roman"/>
-                <w:b w:val="false"/>
-                <w:bCs w:val="false"/>
-                <w:i w:val="false"/>
-                <w:iCs w:val="false"/>
-                <w:color w:val="111111"/>
-                <w:sz w:val="19"/>
-                <w:szCs w:val="19"/>
+              <w:spacing w:after="0" w:line="220"/>
+              <w:jc w:val="center"/>
+            </w:pPr>
+            <w:r>
+              <w:rPr>
+                <w:rFonts w:ascii="Times New Roman" w:cs="Times New Roman" w:eastAsia="Times New Roman" w:hAnsi="Times New Roman"/>
+                <w:b w:val="false"/>
+                <w:bCs w:val="false"/>
+                <w:i w:val="false"/>
+                <w:iCs w:val="false"/>
+                <w:color w:val="111111"/>
+                <w:sz w:val="17"/>
+                <w:szCs w:val="17"/>
               </w:rPr>
               <w:t xml:space="preserve">10</w:t>
             </w:r>
@@ -7498,18 +7279,18 @@
           </w:tcPr>
           <w:p>
             <w:pPr>
-              <w:spacing w:after="0" w:line="270"/>
-            </w:pPr>
-            <w:r>
-              <w:rPr>
-                <w:rFonts w:ascii="Times New Roman" w:cs="Times New Roman" w:eastAsia="Times New Roman" w:hAnsi="Times New Roman"/>
-                <w:b w:val="false"/>
-                <w:bCs w:val="false"/>
-                <w:i w:val="false"/>
-                <w:iCs w:val="false"/>
-                <w:color w:val="111111"/>
-                <w:sz w:val="19"/>
-                <w:szCs w:val="19"/>
+              <w:spacing w:after="0" w:line="220"/>
+            </w:pPr>
+            <w:r>
+              <w:rPr>
+                <w:rFonts w:ascii="Times New Roman" w:cs="Times New Roman" w:eastAsia="Times New Roman" w:hAnsi="Times New Roman"/>
+                <w:b w:val="false"/>
+                <w:bCs w:val="false"/>
+                <w:i w:val="false"/>
+                <w:iCs w:val="false"/>
+                <w:color w:val="111111"/>
+                <w:sz w:val="17"/>
+                <w:szCs w:val="17"/>
               </w:rPr>
               <w:t xml:space="preserve">1 - c  ·  2 - e  ·  3 - a  ·  4 - d  ·  5 - b</w:t>
             </w:r>
@@ -7530,7 +7311,7 @@
           </w:tcPr>
           <w:p>
             <w:pPr>
-              <w:spacing w:after="0" w:line="270"/>
+              <w:spacing w:after="0" w:line="220"/>
               <w:jc w:val="center"/>
             </w:pPr>
             <w:r>
@@ -7541,8 +7322,8 @@
                 <w:i w:val="false"/>
                 <w:iCs w:val="false"/>
                 <w:color w:val="111111"/>
-                <w:sz w:val="19"/>
-                <w:szCs w:val="19"/>
+                <w:sz w:val="17"/>
+                <w:szCs w:val="17"/>
               </w:rPr>
               <w:t xml:space="preserve">5</w:t>
             </w:r>
@@ -7561,19 +7342,19 @@
           </w:tcPr>
           <w:p>
             <w:pPr>
-              <w:spacing w:after="0" w:line="270"/>
-              <w:jc w:val="center"/>
-            </w:pPr>
-            <w:r>
-              <w:rPr>
-                <w:rFonts w:ascii="Times New Roman" w:cs="Times New Roman" w:eastAsia="Times New Roman" w:hAnsi="Times New Roman"/>
-                <w:b w:val="false"/>
-                <w:bCs w:val="false"/>
-                <w:i w:val="false"/>
-                <w:iCs w:val="false"/>
-                <w:color w:val="111111"/>
-                <w:sz w:val="19"/>
-                <w:szCs w:val="19"/>
+              <w:spacing w:after="0" w:line="220"/>
+              <w:jc w:val="center"/>
+            </w:pPr>
+            <w:r>
+              <w:rPr>
+                <w:rFonts w:ascii="Times New Roman" w:cs="Times New Roman" w:eastAsia="Times New Roman" w:hAnsi="Times New Roman"/>
+                <w:b w:val="false"/>
+                <w:bCs w:val="false"/>
+                <w:i w:val="false"/>
+                <w:iCs w:val="false"/>
+                <w:color w:val="111111"/>
+                <w:sz w:val="17"/>
+                <w:szCs w:val="17"/>
               </w:rPr>
               <w:t xml:space="preserve">10</w:t>
             </w:r>
@@ -7593,7 +7374,7 @@
           <w:p>
             <w:pPr>
               <w:bidi/>
-              <w:spacing w:after="0" w:line="320"/>
+              <w:spacing w:after="0" w:line="220"/>
             </w:pPr>
             <w:r>
               <w:rPr>
@@ -7601,8 +7382,8 @@
                 <w:b w:val="false"/>
                 <w:bCs w:val="false"/>
                 <w:color w:val="111111"/>
-                <w:sz w:val="27"/>
-                <w:szCs w:val="27"/>
+                <w:sz w:val="25"/>
+                <w:szCs w:val="25"/>
                 <w:rtl/>
               </w:rPr>
               <w:t xml:space="preserve">خَمْسُ ، خِزَانَةٌ ، الصَّالَةِ ، الْجِدَارِ ، حَدِيقَةٌ</w:t>
@@ -7624,7 +7405,7 @@
           </w:tcPr>
           <w:p>
             <w:pPr>
-              <w:spacing w:after="0" w:line="270"/>
+              <w:spacing w:after="0" w:line="220"/>
               <w:jc w:val="center"/>
             </w:pPr>
             <w:r>
@@ -7635,8 +7416,8 @@
                 <w:i w:val="false"/>
                 <w:iCs w:val="false"/>
                 <w:color w:val="111111"/>
-                <w:sz w:val="19"/>
-                <w:szCs w:val="19"/>
+                <w:sz w:val="17"/>
+                <w:szCs w:val="17"/>
               </w:rPr>
               <w:t xml:space="preserve">6</w:t>
             </w:r>
@@ -7655,19 +7436,19 @@
           </w:tcPr>
           <w:p>
             <w:pPr>
-              <w:spacing w:after="0" w:line="270"/>
-              <w:jc w:val="center"/>
-            </w:pPr>
-            <w:r>
-              <w:rPr>
-                <w:rFonts w:ascii="Times New Roman" w:cs="Times New Roman" w:eastAsia="Times New Roman" w:hAnsi="Times New Roman"/>
-                <w:b w:val="false"/>
-                <w:bCs w:val="false"/>
-                <w:i w:val="false"/>
-                <w:iCs w:val="false"/>
-                <w:color w:val="111111"/>
-                <w:sz w:val="19"/>
-                <w:szCs w:val="19"/>
+              <w:spacing w:after="0" w:line="220"/>
+              <w:jc w:val="center"/>
+            </w:pPr>
+            <w:r>
+              <w:rPr>
+                <w:rFonts w:ascii="Times New Roman" w:cs="Times New Roman" w:eastAsia="Times New Roman" w:hAnsi="Times New Roman"/>
+                <w:b w:val="false"/>
+                <w:bCs w:val="false"/>
+                <w:i w:val="false"/>
+                <w:iCs w:val="false"/>
+                <w:color w:val="111111"/>
+                <w:sz w:val="17"/>
+                <w:szCs w:val="17"/>
               </w:rPr>
               <w:t xml:space="preserve">10</w:t>
             </w:r>
@@ -7686,18 +7467,18 @@
           </w:tcPr>
           <w:p>
             <w:pPr>
-              <w:spacing w:after="0" w:line="270"/>
-            </w:pPr>
-            <w:r>
-              <w:rPr>
-                <w:rFonts w:ascii="Times New Roman" w:cs="Times New Roman" w:eastAsia="Times New Roman" w:hAnsi="Times New Roman"/>
-                <w:b w:val="false"/>
-                <w:bCs w:val="false"/>
-                <w:i w:val="false"/>
-                <w:iCs w:val="false"/>
-                <w:color w:val="111111"/>
-                <w:sz w:val="19"/>
-                <w:szCs w:val="19"/>
+              <w:spacing w:after="0" w:line="220"/>
+            </w:pPr>
+            <w:r>
+              <w:rPr>
+                <w:rFonts w:ascii="Times New Roman" w:cs="Times New Roman" w:eastAsia="Times New Roman" w:hAnsi="Times New Roman"/>
+                <w:b w:val="false"/>
+                <w:bCs w:val="false"/>
+                <w:i w:val="false"/>
+                <w:iCs w:val="false"/>
+                <w:color w:val="111111"/>
+                <w:sz w:val="17"/>
+                <w:szCs w:val="17"/>
               </w:rPr>
               <w:t xml:space="preserve">3  ·  6  ·  8  ·  9  ·  10</w:t>
             </w:r>
@@ -7718,7 +7499,7 @@
           </w:tcPr>
           <w:p>
             <w:pPr>
-              <w:spacing w:after="0" w:line="270"/>
+              <w:spacing w:after="0" w:line="220"/>
               <w:jc w:val="center"/>
             </w:pPr>
             <w:r>
@@ -7729,8 +7510,8 @@
                 <w:i w:val="false"/>
                 <w:iCs w:val="false"/>
                 <w:color w:val="111111"/>
-                <w:sz w:val="19"/>
-                <w:szCs w:val="19"/>
+                <w:sz w:val="17"/>
+                <w:szCs w:val="17"/>
               </w:rPr>
               <w:t xml:space="preserve">7</w:t>
             </w:r>
@@ -7749,19 +7530,19 @@
           </w:tcPr>
           <w:p>
             <w:pPr>
-              <w:spacing w:after="0" w:line="270"/>
-              <w:jc w:val="center"/>
-            </w:pPr>
-            <w:r>
-              <w:rPr>
-                <w:rFonts w:ascii="Times New Roman" w:cs="Times New Roman" w:eastAsia="Times New Roman" w:hAnsi="Times New Roman"/>
-                <w:b w:val="false"/>
-                <w:bCs w:val="false"/>
-                <w:i w:val="false"/>
-                <w:iCs w:val="false"/>
-                <w:color w:val="111111"/>
-                <w:sz w:val="19"/>
-                <w:szCs w:val="19"/>
+              <w:spacing w:after="0" w:line="220"/>
+              <w:jc w:val="center"/>
+            </w:pPr>
+            <w:r>
+              <w:rPr>
+                <w:rFonts w:ascii="Times New Roman" w:cs="Times New Roman" w:eastAsia="Times New Roman" w:hAnsi="Times New Roman"/>
+                <w:b w:val="false"/>
+                <w:bCs w:val="false"/>
+                <w:i w:val="false"/>
+                <w:iCs w:val="false"/>
+                <w:color w:val="111111"/>
+                <w:sz w:val="17"/>
+                <w:szCs w:val="17"/>
               </w:rPr>
               <w:t xml:space="preserve">15</w:t>
             </w:r>
@@ -7781,7 +7562,7 @@
           <w:p>
             <w:pPr>
               <w:bidi/>
-              <w:spacing w:after="0" w:line="320"/>
+              <w:spacing w:after="0" w:line="220"/>
             </w:pPr>
             <w:r>
               <w:rPr>
@@ -7789,8 +7570,8 @@
                 <w:b w:val="false"/>
                 <w:bCs w:val="false"/>
                 <w:color w:val="111111"/>
-                <w:sz w:val="27"/>
-                <w:szCs w:val="27"/>
+                <w:sz w:val="25"/>
+                <w:szCs w:val="25"/>
                 <w:rtl/>
               </w:rPr>
               <w:t xml:space="preserve">هُوَ جَمِيلٌ وَكَبِيرٌ. · فِي الْبَيْتِ خَمْسُ غُرَفٍ.</w:t>
@@ -7799,7 +7580,7 @@
           <w:p>
             <w:pPr>
               <w:bidi/>
-              <w:spacing w:after="0" w:line="320"/>
+              <w:spacing w:after="0" w:line="220"/>
             </w:pPr>
             <w:r>
               <w:rPr>
@@ -7807,8 +7588,8 @@
                 <w:b w:val="false"/>
                 <w:bCs w:val="false"/>
                 <w:color w:val="111111"/>
-                <w:sz w:val="27"/>
-                <w:szCs w:val="27"/>
+                <w:sz w:val="25"/>
+                <w:szCs w:val="25"/>
                 <w:rtl/>
               </w:rPr>
               <w:t xml:space="preserve">فِي الْغُرْفَةِ سَرِيرٌ وَخِزَانَةٌ وَطَاوِلَةٌ. · اَلتِّلْفَازُ فِي الصَّالَةِ.</w:t>
@@ -7817,7 +7598,7 @@
           <w:p>
             <w:pPr>
               <w:bidi/>
-              <w:spacing w:after="0" w:line="320"/>
+              <w:spacing w:after="0" w:line="220"/>
             </w:pPr>
             <w:r>
               <w:rPr>
@@ -7825,8 +7606,8 @@
                 <w:b w:val="false"/>
                 <w:bCs w:val="false"/>
                 <w:color w:val="111111"/>
-                <w:sz w:val="27"/>
-                <w:szCs w:val="27"/>
+                <w:sz w:val="25"/>
+                <w:szCs w:val="25"/>
                 <w:rtl/>
               </w:rPr>
               <w:t xml:space="preserve">أَمَامَ الْبَيْتِ حَدِيقَةٌ نَظِيفَةٌ.</w:t>
@@ -7848,7 +7629,7 @@
           </w:tcPr>
           <w:p>
             <w:pPr>
-              <w:spacing w:after="0" w:line="270"/>
+              <w:spacing w:after="0" w:line="220"/>
               <w:jc w:val="center"/>
             </w:pPr>
             <w:r>
@@ -7859,8 +7640,8 @@
                 <w:i w:val="false"/>
                 <w:iCs w:val="false"/>
                 <w:color w:val="111111"/>
-                <w:sz w:val="19"/>
-                <w:szCs w:val="19"/>
+                <w:sz w:val="17"/>
+                <w:szCs w:val="17"/>
               </w:rPr>
               <w:t xml:space="preserve">8</w:t>
             </w:r>
@@ -7879,19 +7660,19 @@
           </w:tcPr>
           <w:p>
             <w:pPr>
-              <w:spacing w:after="0" w:line="270"/>
-              <w:jc w:val="center"/>
-            </w:pPr>
-            <w:r>
-              <w:rPr>
-                <w:rFonts w:ascii="Times New Roman" w:cs="Times New Roman" w:eastAsia="Times New Roman" w:hAnsi="Times New Roman"/>
-                <w:b w:val="false"/>
-                <w:bCs w:val="false"/>
-                <w:i w:val="false"/>
-                <w:iCs w:val="false"/>
-                <w:color w:val="111111"/>
-                <w:sz w:val="19"/>
-                <w:szCs w:val="19"/>
+              <w:spacing w:after="0" w:line="220"/>
+              <w:jc w:val="center"/>
+            </w:pPr>
+            <w:r>
+              <w:rPr>
+                <w:rFonts w:ascii="Times New Roman" w:cs="Times New Roman" w:eastAsia="Times New Roman" w:hAnsi="Times New Roman"/>
+                <w:b w:val="false"/>
+                <w:bCs w:val="false"/>
+                <w:i w:val="false"/>
+                <w:iCs w:val="false"/>
+                <w:color w:val="111111"/>
+                <w:sz w:val="17"/>
+                <w:szCs w:val="17"/>
               </w:rPr>
               <w:t xml:space="preserve">15</w:t>
             </w:r>
@@ -7910,18 +7691,18 @@
           </w:tcPr>
           <w:p>
             <w:pPr>
-              <w:spacing w:after="0" w:line="270"/>
-            </w:pPr>
-            <w:r>
-              <w:rPr>
-                <w:rFonts w:ascii="Times New Roman" w:cs="Times New Roman" w:eastAsia="Times New Roman" w:hAnsi="Times New Roman"/>
-                <w:b w:val="false"/>
-                <w:bCs w:val="false"/>
-                <w:i w:val="false"/>
-                <w:iCs w:val="false"/>
-                <w:color w:val="111111"/>
-                <w:sz w:val="19"/>
-                <w:szCs w:val="19"/>
+              <w:spacing w:after="0" w:line="220"/>
+            </w:pPr>
+            <w:r>
+              <w:rPr>
+                <w:rFonts w:ascii="Times New Roman" w:cs="Times New Roman" w:eastAsia="Times New Roman" w:hAnsi="Times New Roman"/>
+                <w:b w:val="false"/>
+                <w:bCs w:val="false"/>
+                <w:i w:val="false"/>
+                <w:iCs w:val="false"/>
+                <w:color w:val="111111"/>
+                <w:sz w:val="17"/>
+                <w:szCs w:val="17"/>
               </w:rPr>
               <w:t xml:space="preserve">Dereceli puanlama anahtarına göre değerlendirilir.</w:t>
             </w:r>
@@ -7931,7 +7712,7 @@
     </w:tbl>
     <w:p>
       <w:pPr>
-        <w:spacing w:after="110"/>
+        <w:spacing w:after="44"/>
       </w:pPr>
       <w:r>
         <w:rPr>
@@ -7941,8 +7722,8 @@
           <w:i w:val="false"/>
           <w:iCs w:val="false"/>
           <w:color w:val="111111"/>
-          <w:sz w:val="21"/>
-          <w:szCs w:val="21"/>
+          <w:sz w:val="18"/>
+          <w:szCs w:val="18"/>
         </w:rPr>
         <w:t xml:space="preserve"/>
       </w:r>
@@ -7950,7 +7731,7 @@
     <w:p>
       <w:pPr>
         <w:keepNext w:val="false"/>
-        <w:spacing w:after="90" w:before="0" w:line="280"/>
+        <w:spacing w:after="36" w:before="0" w:line="220"/>
       </w:pPr>
       <w:r>
         <w:rPr>
@@ -7960,8 +7741,8 @@
           <w:i w:val="false"/>
           <w:iCs w:val="false"/>
           <w:color w:val="111111"/>
-          <w:sz w:val="20"/>
-          <w:szCs w:val="20"/>
+          <w:sz w:val="17"/>
+          <w:szCs w:val="17"/>
         </w:rPr>
         <w:t xml:space="preserve">8. soru (yazma görevi) için dereceli puanlama anahtarı</w:t>
       </w:r>
@@ -8001,7 +7782,7 @@
           </w:tcPr>
           <w:p>
             <w:pPr>
-              <w:spacing w:after="0" w:line="270"/>
+              <w:spacing w:after="0" w:line="220"/>
               <w:jc w:val="center"/>
             </w:pPr>
             <w:r>
@@ -8012,28 +7793,528 @@
                 <w:i w:val="false"/>
                 <w:iCs w:val="false"/>
                 <w:color w:val="111111"/>
+                <w:sz w:val="16"/>
+                <w:szCs w:val="16"/>
+              </w:rPr>
+              <w:t xml:space="preserve">Ölçüt</w:t>
+            </w:r>
+          </w:p>
+        </w:tc>
+        <w:tc>
+          <w:tcPr>
+            <w:tcW w:type="dxa" w:w="6164"/>
+            <w:shd w:fill="E7EEF5" w:color="auto" w:val="clear"/>
+            <w:tcMar>
+              <w:top w:type="dxa" w:w="60"/>
+              <w:left w:type="dxa" w:w="90"/>
+              <w:bottom w:type="dxa" w:w="60"/>
+              <w:right w:type="dxa" w:w="90"/>
+            </w:tcMar>
+            <w:vAlign w:val="center"/>
+          </w:tcPr>
+          <w:p>
+            <w:pPr>
+              <w:spacing w:after="0" w:line="220"/>
+              <w:jc w:val="center"/>
+            </w:pPr>
+            <w:r>
+              <w:rPr>
+                <w:rFonts w:ascii="Times New Roman" w:cs="Times New Roman" w:eastAsia="Times New Roman" w:hAnsi="Times New Roman"/>
+                <w:b/>
+                <w:bCs/>
+                <w:i w:val="false"/>
+                <w:iCs w:val="false"/>
+                <w:color w:val="111111"/>
+                <w:sz w:val="16"/>
+                <w:szCs w:val="16"/>
+              </w:rPr>
+              <w:t xml:space="preserve">Beklenen davranış</w:t>
+            </w:r>
+          </w:p>
+        </w:tc>
+        <w:tc>
+          <w:tcPr>
+            <w:tcW w:type="dxa" w:w="1100"/>
+            <w:shd w:fill="E7EEF5" w:color="auto" w:val="clear"/>
+            <w:tcMar>
+              <w:top w:type="dxa" w:w="60"/>
+              <w:left w:type="dxa" w:w="90"/>
+              <w:bottom w:type="dxa" w:w="60"/>
+              <w:right w:type="dxa" w:w="90"/>
+            </w:tcMar>
+            <w:vAlign w:val="center"/>
+          </w:tcPr>
+          <w:p>
+            <w:pPr>
+              <w:spacing w:after="0" w:line="220"/>
+              <w:jc w:val="center"/>
+            </w:pPr>
+            <w:r>
+              <w:rPr>
+                <w:rFonts w:ascii="Times New Roman" w:cs="Times New Roman" w:eastAsia="Times New Roman" w:hAnsi="Times New Roman"/>
+                <w:b/>
+                <w:bCs/>
+                <w:i w:val="false"/>
+                <w:iCs w:val="false"/>
+                <w:color w:val="111111"/>
+                <w:sz w:val="16"/>
+                <w:szCs w:val="16"/>
+              </w:rPr>
+              <w:t xml:space="preserve">Puan</w:t>
+            </w:r>
+          </w:p>
+        </w:tc>
+      </w:tr>
+      <w:tr>
+        <w:tc>
+          <w:tcPr>
+            <w:tcW w:type="dxa" w:w="2600"/>
+            <w:tcMar>
+              <w:top w:type="dxa" w:w="30"/>
+              <w:left w:type="dxa" w:w="90"/>
+              <w:bottom w:type="dxa" w:w="30"/>
+              <w:right w:type="dxa" w:w="90"/>
+            </w:tcMar>
+            <w:vAlign w:val="center"/>
+          </w:tcPr>
+          <w:p>
+            <w:pPr>
+              <w:spacing w:after="0" w:line="220"/>
+            </w:pPr>
+            <w:r>
+              <w:rPr>
+                <w:rFonts w:ascii="Times New Roman" w:cs="Times New Roman" w:eastAsia="Times New Roman" w:hAnsi="Times New Roman"/>
+                <w:b/>
+                <w:bCs/>
+                <w:i w:val="false"/>
+                <w:iCs w:val="false"/>
+                <w:color w:val="111111"/>
+                <w:sz w:val="17"/>
+                <w:szCs w:val="17"/>
+              </w:rPr>
+              <w:t xml:space="preserve">Görevin yerine getirilmesi</w:t>
+            </w:r>
+          </w:p>
+        </w:tc>
+        <w:tc>
+          <w:tcPr>
+            <w:tcW w:type="dxa" w:w="6164"/>
+            <w:tcMar>
+              <w:top w:type="dxa" w:w="30"/>
+              <w:left w:type="dxa" w:w="90"/>
+              <w:bottom w:type="dxa" w:w="30"/>
+              <w:right w:type="dxa" w:w="90"/>
+            </w:tcMar>
+            <w:vAlign w:val="center"/>
+          </w:tcPr>
+          <w:p>
+            <w:pPr>
+              <w:spacing w:after="0" w:line="220"/>
+            </w:pPr>
+            <w:r>
+              <w:rPr>
+                <w:rFonts w:ascii="Times New Roman" w:cs="Times New Roman" w:eastAsia="Times New Roman" w:hAnsi="Times New Roman"/>
+                <w:b w:val="false"/>
+                <w:bCs w:val="false"/>
+                <w:i w:val="false"/>
+                <w:iCs w:val="false"/>
+                <w:color w:val="111111"/>
+                <w:sz w:val="17"/>
+                <w:szCs w:val="17"/>
+              </w:rPr>
+              <w:t xml:space="preserve">Ailesini ve evini tanıtan en az altı satırlık bir metin yazar.</w:t>
+            </w:r>
+          </w:p>
+        </w:tc>
+        <w:tc>
+          <w:tcPr>
+            <w:tcW w:type="dxa" w:w="1100"/>
+            <w:tcMar>
+              <w:top w:type="dxa" w:w="30"/>
+              <w:left w:type="dxa" w:w="90"/>
+              <w:bottom w:type="dxa" w:w="30"/>
+              <w:right w:type="dxa" w:w="90"/>
+            </w:tcMar>
+            <w:vAlign w:val="center"/>
+          </w:tcPr>
+          <w:p>
+            <w:pPr>
+              <w:spacing w:after="0" w:line="220"/>
+              <w:jc w:val="center"/>
+            </w:pPr>
+            <w:r>
+              <w:rPr>
+                <w:rFonts w:ascii="Times New Roman" w:cs="Times New Roman" w:eastAsia="Times New Roman" w:hAnsi="Times New Roman"/>
+                <w:b w:val="false"/>
+                <w:bCs w:val="false"/>
+                <w:i w:val="false"/>
+                <w:iCs w:val="false"/>
+                <w:color w:val="111111"/>
+                <w:sz w:val="17"/>
+                <w:szCs w:val="17"/>
+              </w:rPr>
+              <w:t xml:space="preserve">5</w:t>
+            </w:r>
+          </w:p>
+        </w:tc>
+      </w:tr>
+      <w:tr>
+        <w:tc>
+          <w:tcPr>
+            <w:tcW w:type="dxa" w:w="2600"/>
+            <w:tcMar>
+              <w:top w:type="dxa" w:w="30"/>
+              <w:left w:type="dxa" w:w="90"/>
+              <w:bottom w:type="dxa" w:w="30"/>
+              <w:right w:type="dxa" w:w="90"/>
+            </w:tcMar>
+            <w:vAlign w:val="center"/>
+          </w:tcPr>
+          <w:p>
+            <w:pPr>
+              <w:spacing w:after="0" w:line="220"/>
+            </w:pPr>
+            <w:r>
+              <w:rPr>
+                <w:rFonts w:ascii="Times New Roman" w:cs="Times New Roman" w:eastAsia="Times New Roman" w:hAnsi="Times New Roman"/>
+                <w:b/>
+                <w:bCs/>
+                <w:i w:val="false"/>
+                <w:iCs w:val="false"/>
+                <w:color w:val="111111"/>
+                <w:sz w:val="17"/>
+                <w:szCs w:val="17"/>
+              </w:rPr>
+              <w:t xml:space="preserve">Söz varlığı</w:t>
+            </w:r>
+          </w:p>
+        </w:tc>
+        <w:tc>
+          <w:tcPr>
+            <w:tcW w:type="dxa" w:w="6164"/>
+            <w:tcMar>
+              <w:top w:type="dxa" w:w="30"/>
+              <w:left w:type="dxa" w:w="90"/>
+              <w:bottom w:type="dxa" w:w="30"/>
+              <w:right w:type="dxa" w:w="90"/>
+            </w:tcMar>
+            <w:vAlign w:val="center"/>
+          </w:tcPr>
+          <w:p>
+            <w:pPr>
+              <w:spacing w:after="0" w:line="220"/>
+            </w:pPr>
+            <w:r>
+              <w:rPr>
+                <w:rFonts w:ascii="Times New Roman" w:cs="Times New Roman" w:eastAsia="Times New Roman" w:hAnsi="Times New Roman"/>
+                <w:b w:val="false"/>
+                <w:bCs w:val="false"/>
+                <w:i w:val="false"/>
+                <w:iCs w:val="false"/>
+                <w:color w:val="111111"/>
+                <w:sz w:val="17"/>
+                <w:szCs w:val="17"/>
+              </w:rPr>
+              <w:t xml:space="preserve">Aile, ev ve eşya sözcüklerini bağlama uygun kullanır.</w:t>
+            </w:r>
+          </w:p>
+        </w:tc>
+        <w:tc>
+          <w:tcPr>
+            <w:tcW w:type="dxa" w:w="1100"/>
+            <w:tcMar>
+              <w:top w:type="dxa" w:w="30"/>
+              <w:left w:type="dxa" w:w="90"/>
+              <w:bottom w:type="dxa" w:w="30"/>
+              <w:right w:type="dxa" w:w="90"/>
+            </w:tcMar>
+            <w:vAlign w:val="center"/>
+          </w:tcPr>
+          <w:p>
+            <w:pPr>
+              <w:spacing w:after="0" w:line="220"/>
+              <w:jc w:val="center"/>
+            </w:pPr>
+            <w:r>
+              <w:rPr>
+                <w:rFonts w:ascii="Times New Roman" w:cs="Times New Roman" w:eastAsia="Times New Roman" w:hAnsi="Times New Roman"/>
+                <w:b w:val="false"/>
+                <w:bCs w:val="false"/>
+                <w:i w:val="false"/>
+                <w:iCs w:val="false"/>
+                <w:color w:val="111111"/>
+                <w:sz w:val="17"/>
+                <w:szCs w:val="17"/>
+              </w:rPr>
+              <w:t xml:space="preserve">4</w:t>
+            </w:r>
+          </w:p>
+        </w:tc>
+      </w:tr>
+      <w:tr>
+        <w:tc>
+          <w:tcPr>
+            <w:tcW w:type="dxa" w:w="2600"/>
+            <w:tcMar>
+              <w:top w:type="dxa" w:w="30"/>
+              <w:left w:type="dxa" w:w="90"/>
+              <w:bottom w:type="dxa" w:w="30"/>
+              <w:right w:type="dxa" w:w="90"/>
+            </w:tcMar>
+            <w:vAlign w:val="center"/>
+          </w:tcPr>
+          <w:p>
+            <w:pPr>
+              <w:spacing w:after="0" w:line="220"/>
+            </w:pPr>
+            <w:r>
+              <w:rPr>
+                <w:rFonts w:ascii="Times New Roman" w:cs="Times New Roman" w:eastAsia="Times New Roman" w:hAnsi="Times New Roman"/>
+                <w:b/>
+                <w:bCs/>
+                <w:i w:val="false"/>
+                <w:iCs w:val="false"/>
+                <w:color w:val="111111"/>
+                <w:sz w:val="17"/>
+                <w:szCs w:val="17"/>
+              </w:rPr>
+              <w:t xml:space="preserve">Dil bilgisi</w:t>
+            </w:r>
+          </w:p>
+        </w:tc>
+        <w:tc>
+          <w:tcPr>
+            <w:tcW w:type="dxa" w:w="6164"/>
+            <w:tcMar>
+              <w:top w:type="dxa" w:w="30"/>
+              <w:left w:type="dxa" w:w="90"/>
+              <w:bottom w:type="dxa" w:w="30"/>
+              <w:right w:type="dxa" w:w="90"/>
+            </w:tcMar>
+            <w:vAlign w:val="center"/>
+          </w:tcPr>
+          <w:p>
+            <w:pPr>
+              <w:spacing w:after="0" w:line="220"/>
+            </w:pPr>
+            <w:r>
+              <w:rPr>
+                <w:rFonts w:ascii="Times New Roman" w:cs="Times New Roman" w:eastAsia="Times New Roman" w:hAnsi="Times New Roman"/>
+                <w:b w:val="false"/>
+                <w:bCs w:val="false"/>
+                <w:i w:val="false"/>
+                <w:iCs w:val="false"/>
+                <w:color w:val="111111"/>
+                <w:sz w:val="17"/>
+                <w:szCs w:val="17"/>
+              </w:rPr>
+              <w:t xml:space="preserve">Muttasıl zamirleri, yer zarflarını ve sıfatı doğru kullanır.</w:t>
+            </w:r>
+          </w:p>
+        </w:tc>
+        <w:tc>
+          <w:tcPr>
+            <w:tcW w:type="dxa" w:w="1100"/>
+            <w:tcMar>
+              <w:top w:type="dxa" w:w="30"/>
+              <w:left w:type="dxa" w:w="90"/>
+              <w:bottom w:type="dxa" w:w="30"/>
+              <w:right w:type="dxa" w:w="90"/>
+            </w:tcMar>
+            <w:vAlign w:val="center"/>
+          </w:tcPr>
+          <w:p>
+            <w:pPr>
+              <w:spacing w:after="0" w:line="220"/>
+              <w:jc w:val="center"/>
+            </w:pPr>
+            <w:r>
+              <w:rPr>
+                <w:rFonts w:ascii="Times New Roman" w:cs="Times New Roman" w:eastAsia="Times New Roman" w:hAnsi="Times New Roman"/>
+                <w:b w:val="false"/>
+                <w:bCs w:val="false"/>
+                <w:i w:val="false"/>
+                <w:iCs w:val="false"/>
+                <w:color w:val="111111"/>
+                <w:sz w:val="17"/>
+                <w:szCs w:val="17"/>
+              </w:rPr>
+              <w:t xml:space="preserve">3</w:t>
+            </w:r>
+          </w:p>
+        </w:tc>
+      </w:tr>
+      <w:tr>
+        <w:tc>
+          <w:tcPr>
+            <w:tcW w:type="dxa" w:w="2600"/>
+            <w:tcMar>
+              <w:top w:type="dxa" w:w="30"/>
+              <w:left w:type="dxa" w:w="90"/>
+              <w:bottom w:type="dxa" w:w="30"/>
+              <w:right w:type="dxa" w:w="90"/>
+            </w:tcMar>
+            <w:vAlign w:val="center"/>
+          </w:tcPr>
+          <w:p>
+            <w:pPr>
+              <w:spacing w:after="0" w:line="220"/>
+            </w:pPr>
+            <w:r>
+              <w:rPr>
+                <w:rFonts w:ascii="Times New Roman" w:cs="Times New Roman" w:eastAsia="Times New Roman" w:hAnsi="Times New Roman"/>
+                <w:b/>
+                <w:bCs/>
+                <w:i w:val="false"/>
+                <w:iCs w:val="false"/>
+                <w:color w:val="111111"/>
+                <w:sz w:val="17"/>
+                <w:szCs w:val="17"/>
+              </w:rPr>
+              <w:t xml:space="preserve">Yazım ve hareke</w:t>
+            </w:r>
+          </w:p>
+        </w:tc>
+        <w:tc>
+          <w:tcPr>
+            <w:tcW w:type="dxa" w:w="6164"/>
+            <w:tcMar>
+              <w:top w:type="dxa" w:w="30"/>
+              <w:left w:type="dxa" w:w="90"/>
+              <w:bottom w:type="dxa" w:w="30"/>
+              <w:right w:type="dxa" w:w="90"/>
+            </w:tcMar>
+            <w:vAlign w:val="center"/>
+          </w:tcPr>
+          <w:p>
+            <w:pPr>
+              <w:spacing w:after="0" w:line="220"/>
+            </w:pPr>
+            <w:r>
+              <w:rPr>
+                <w:rFonts w:ascii="Times New Roman" w:cs="Times New Roman" w:eastAsia="Times New Roman" w:hAnsi="Times New Roman"/>
+                <w:b w:val="false"/>
+                <w:bCs w:val="false"/>
+                <w:i w:val="false"/>
+                <w:iCs w:val="false"/>
+                <w:color w:val="111111"/>
+                <w:sz w:val="17"/>
+                <w:szCs w:val="17"/>
+              </w:rPr>
+              <w:t xml:space="preserve">Harf bitişimlerini ve harekeleri doğru yazar.</w:t>
+            </w:r>
+          </w:p>
+        </w:tc>
+        <w:tc>
+          <w:tcPr>
+            <w:tcW w:type="dxa" w:w="1100"/>
+            <w:tcMar>
+              <w:top w:type="dxa" w:w="30"/>
+              <w:left w:type="dxa" w:w="90"/>
+              <w:bottom w:type="dxa" w:w="30"/>
+              <w:right w:type="dxa" w:w="90"/>
+            </w:tcMar>
+            <w:vAlign w:val="center"/>
+          </w:tcPr>
+          <w:p>
+            <w:pPr>
+              <w:spacing w:after="0" w:line="220"/>
+              <w:jc w:val="center"/>
+            </w:pPr>
+            <w:r>
+              <w:rPr>
+                <w:rFonts w:ascii="Times New Roman" w:cs="Times New Roman" w:eastAsia="Times New Roman" w:hAnsi="Times New Roman"/>
+                <w:b w:val="false"/>
+                <w:bCs w:val="false"/>
+                <w:i w:val="false"/>
+                <w:iCs w:val="false"/>
+                <w:color w:val="111111"/>
+                <w:sz w:val="17"/>
+                <w:szCs w:val="17"/>
+              </w:rPr>
+              <w:t xml:space="preserve">3</w:t>
+            </w:r>
+          </w:p>
+        </w:tc>
+      </w:tr>
+      <w:tr>
+        <w:tc>
+          <w:tcPr>
+            <w:tcW w:type="dxa" w:w="2600"/>
+            <w:shd w:fill="D8E2EC" w:color="auto" w:val="clear"/>
+            <w:tcMar>
+              <w:top w:type="dxa" w:w="30"/>
+              <w:left w:type="dxa" w:w="90"/>
+              <w:bottom w:type="dxa" w:w="30"/>
+              <w:right w:type="dxa" w:w="90"/>
+            </w:tcMar>
+            <w:vAlign w:val="center"/>
+          </w:tcPr>
+          <w:p>
+            <w:pPr>
+              <w:spacing w:after="0" w:line="220"/>
+            </w:pPr>
+            <w:r>
+              <w:rPr>
+                <w:rFonts w:ascii="Times New Roman" w:cs="Times New Roman" w:eastAsia="Times New Roman" w:hAnsi="Times New Roman"/>
+                <w:b/>
+                <w:bCs/>
+                <w:i w:val="false"/>
+                <w:iCs w:val="false"/>
+                <w:color w:val="111111"/>
+                <w:sz w:val="17"/>
+                <w:szCs w:val="17"/>
+              </w:rPr>
+              <w:t xml:space="preserve">TOPLAM</w:t>
+            </w:r>
+          </w:p>
+        </w:tc>
+        <w:tc>
+          <w:tcPr>
+            <w:tcW w:type="dxa" w:w="6164"/>
+            <w:shd w:fill="D8E2EC" w:color="auto" w:val="clear"/>
+            <w:tcMar>
+              <w:top w:type="dxa" w:w="30"/>
+              <w:left w:type="dxa" w:w="90"/>
+              <w:bottom w:type="dxa" w:w="30"/>
+              <w:right w:type="dxa" w:w="90"/>
+            </w:tcMar>
+            <w:vAlign w:val="center"/>
+          </w:tcPr>
+          <w:p>
+            <w:pPr>
+              <w:spacing w:after="0" w:line="220"/>
+            </w:pPr>
+            <w:r>
+              <w:rPr>
+                <w:rFonts w:ascii="Times New Roman" w:cs="Times New Roman" w:eastAsia="Times New Roman" w:hAnsi="Times New Roman"/>
+                <w:b w:val="false"/>
+                <w:bCs w:val="false"/>
+                <w:i w:val="false"/>
+                <w:iCs w:val="false"/>
+                <w:color w:val="111111"/>
                 <w:sz w:val="18"/>
                 <w:szCs w:val="18"/>
               </w:rPr>
-              <w:t xml:space="preserve">Ölçüt</w:t>
-            </w:r>
-          </w:p>
-        </w:tc>
-        <w:tc>
-          <w:tcPr>
-            <w:tcW w:type="dxa" w:w="6164"/>
-            <w:shd w:fill="E7EEF5" w:color="auto" w:val="clear"/>
-            <w:tcMar>
-              <w:top w:type="dxa" w:w="60"/>
-              <w:left w:type="dxa" w:w="90"/>
-              <w:bottom w:type="dxa" w:w="60"/>
-              <w:right w:type="dxa" w:w="90"/>
-            </w:tcMar>
-            <w:vAlign w:val="center"/>
-          </w:tcPr>
-          <w:p>
-            <w:pPr>
-              <w:spacing w:after="0" w:line="270"/>
+              <w:t xml:space="preserve"/>
+            </w:r>
+          </w:p>
+        </w:tc>
+        <w:tc>
+          <w:tcPr>
+            <w:tcW w:type="dxa" w:w="1100"/>
+            <w:shd w:fill="D8E2EC" w:color="auto" w:val="clear"/>
+            <w:tcMar>
+              <w:top w:type="dxa" w:w="30"/>
+              <w:left w:type="dxa" w:w="90"/>
+              <w:bottom w:type="dxa" w:w="30"/>
+              <w:right w:type="dxa" w:w="90"/>
+            </w:tcMar>
+            <w:vAlign w:val="center"/>
+          </w:tcPr>
+          <w:p>
+            <w:pPr>
+              <w:spacing w:after="0" w:line="220"/>
               <w:jc w:val="center"/>
             </w:pPr>
             <w:r>
@@ -8044,508 +8325,8 @@
                 <w:i w:val="false"/>
                 <w:iCs w:val="false"/>
                 <w:color w:val="111111"/>
-                <w:sz w:val="18"/>
-                <w:szCs w:val="18"/>
-              </w:rPr>
-              <w:t xml:space="preserve">Beklenen davranış</w:t>
-            </w:r>
-          </w:p>
-        </w:tc>
-        <w:tc>
-          <w:tcPr>
-            <w:tcW w:type="dxa" w:w="1100"/>
-            <w:shd w:fill="E7EEF5" w:color="auto" w:val="clear"/>
-            <w:tcMar>
-              <w:top w:type="dxa" w:w="60"/>
-              <w:left w:type="dxa" w:w="90"/>
-              <w:bottom w:type="dxa" w:w="60"/>
-              <w:right w:type="dxa" w:w="90"/>
-            </w:tcMar>
-            <w:vAlign w:val="center"/>
-          </w:tcPr>
-          <w:p>
-            <w:pPr>
-              <w:spacing w:after="0" w:line="270"/>
-              <w:jc w:val="center"/>
-            </w:pPr>
-            <w:r>
-              <w:rPr>
-                <w:rFonts w:ascii="Times New Roman" w:cs="Times New Roman" w:eastAsia="Times New Roman" w:hAnsi="Times New Roman"/>
-                <w:b/>
-                <w:bCs/>
-                <w:i w:val="false"/>
-                <w:iCs w:val="false"/>
-                <w:color w:val="111111"/>
-                <w:sz w:val="18"/>
-                <w:szCs w:val="18"/>
-              </w:rPr>
-              <w:t xml:space="preserve">Puan</w:t>
-            </w:r>
-          </w:p>
-        </w:tc>
-      </w:tr>
-      <w:tr>
-        <w:tc>
-          <w:tcPr>
-            <w:tcW w:type="dxa" w:w="2600"/>
-            <w:tcMar>
-              <w:top w:type="dxa" w:w="30"/>
-              <w:left w:type="dxa" w:w="90"/>
-              <w:bottom w:type="dxa" w:w="30"/>
-              <w:right w:type="dxa" w:w="90"/>
-            </w:tcMar>
-            <w:vAlign w:val="center"/>
-          </w:tcPr>
-          <w:p>
-            <w:pPr>
-              <w:spacing w:after="0" w:line="270"/>
-            </w:pPr>
-            <w:r>
-              <w:rPr>
-                <w:rFonts w:ascii="Times New Roman" w:cs="Times New Roman" w:eastAsia="Times New Roman" w:hAnsi="Times New Roman"/>
-                <w:b/>
-                <w:bCs/>
-                <w:i w:val="false"/>
-                <w:iCs w:val="false"/>
-                <w:color w:val="111111"/>
-                <w:sz w:val="19"/>
-                <w:szCs w:val="19"/>
-              </w:rPr>
-              <w:t xml:space="preserve">Görevin yerine getirilmesi</w:t>
-            </w:r>
-          </w:p>
-        </w:tc>
-        <w:tc>
-          <w:tcPr>
-            <w:tcW w:type="dxa" w:w="6164"/>
-            <w:tcMar>
-              <w:top w:type="dxa" w:w="30"/>
-              <w:left w:type="dxa" w:w="90"/>
-              <w:bottom w:type="dxa" w:w="30"/>
-              <w:right w:type="dxa" w:w="90"/>
-            </w:tcMar>
-            <w:vAlign w:val="center"/>
-          </w:tcPr>
-          <w:p>
-            <w:pPr>
-              <w:spacing w:after="0" w:line="270"/>
-            </w:pPr>
-            <w:r>
-              <w:rPr>
-                <w:rFonts w:ascii="Times New Roman" w:cs="Times New Roman" w:eastAsia="Times New Roman" w:hAnsi="Times New Roman"/>
-                <w:b w:val="false"/>
-                <w:bCs w:val="false"/>
-                <w:i w:val="false"/>
-                <w:iCs w:val="false"/>
-                <w:color w:val="111111"/>
-                <w:sz w:val="19"/>
-                <w:szCs w:val="19"/>
-              </w:rPr>
-              <w:t xml:space="preserve">Ailesini ve evini tanıtan en az altı satırlık bir metin yazar.</w:t>
-            </w:r>
-          </w:p>
-        </w:tc>
-        <w:tc>
-          <w:tcPr>
-            <w:tcW w:type="dxa" w:w="1100"/>
-            <w:tcMar>
-              <w:top w:type="dxa" w:w="30"/>
-              <w:left w:type="dxa" w:w="90"/>
-              <w:bottom w:type="dxa" w:w="30"/>
-              <w:right w:type="dxa" w:w="90"/>
-            </w:tcMar>
-            <w:vAlign w:val="center"/>
-          </w:tcPr>
-          <w:p>
-            <w:pPr>
-              <w:spacing w:after="0" w:line="270"/>
-              <w:jc w:val="center"/>
-            </w:pPr>
-            <w:r>
-              <w:rPr>
-                <w:rFonts w:ascii="Times New Roman" w:cs="Times New Roman" w:eastAsia="Times New Roman" w:hAnsi="Times New Roman"/>
-                <w:b w:val="false"/>
-                <w:bCs w:val="false"/>
-                <w:i w:val="false"/>
-                <w:iCs w:val="false"/>
-                <w:color w:val="111111"/>
-                <w:sz w:val="19"/>
-                <w:szCs w:val="19"/>
-              </w:rPr>
-              <w:t xml:space="preserve">5</w:t>
-            </w:r>
-          </w:p>
-        </w:tc>
-      </w:tr>
-      <w:tr>
-        <w:tc>
-          <w:tcPr>
-            <w:tcW w:type="dxa" w:w="2600"/>
-            <w:tcMar>
-              <w:top w:type="dxa" w:w="30"/>
-              <w:left w:type="dxa" w:w="90"/>
-              <w:bottom w:type="dxa" w:w="30"/>
-              <w:right w:type="dxa" w:w="90"/>
-            </w:tcMar>
-            <w:vAlign w:val="center"/>
-          </w:tcPr>
-          <w:p>
-            <w:pPr>
-              <w:spacing w:after="0" w:line="270"/>
-            </w:pPr>
-            <w:r>
-              <w:rPr>
-                <w:rFonts w:ascii="Times New Roman" w:cs="Times New Roman" w:eastAsia="Times New Roman" w:hAnsi="Times New Roman"/>
-                <w:b/>
-                <w:bCs/>
-                <w:i w:val="false"/>
-                <w:iCs w:val="false"/>
-                <w:color w:val="111111"/>
-                <w:sz w:val="19"/>
-                <w:szCs w:val="19"/>
-              </w:rPr>
-              <w:t xml:space="preserve">Söz varlığı</w:t>
-            </w:r>
-          </w:p>
-        </w:tc>
-        <w:tc>
-          <w:tcPr>
-            <w:tcW w:type="dxa" w:w="6164"/>
-            <w:tcMar>
-              <w:top w:type="dxa" w:w="30"/>
-              <w:left w:type="dxa" w:w="90"/>
-              <w:bottom w:type="dxa" w:w="30"/>
-              <w:right w:type="dxa" w:w="90"/>
-            </w:tcMar>
-            <w:vAlign w:val="center"/>
-          </w:tcPr>
-          <w:p>
-            <w:pPr>
-              <w:spacing w:after="0" w:line="270"/>
-            </w:pPr>
-            <w:r>
-              <w:rPr>
-                <w:rFonts w:ascii="Times New Roman" w:cs="Times New Roman" w:eastAsia="Times New Roman" w:hAnsi="Times New Roman"/>
-                <w:b w:val="false"/>
-                <w:bCs w:val="false"/>
-                <w:i w:val="false"/>
-                <w:iCs w:val="false"/>
-                <w:color w:val="111111"/>
-                <w:sz w:val="19"/>
-                <w:szCs w:val="19"/>
-              </w:rPr>
-              <w:t xml:space="preserve">Aile, ev ve eşya sözcüklerini bağlama uygun kullanır.</w:t>
-            </w:r>
-          </w:p>
-        </w:tc>
-        <w:tc>
-          <w:tcPr>
-            <w:tcW w:type="dxa" w:w="1100"/>
-            <w:tcMar>
-              <w:top w:type="dxa" w:w="30"/>
-              <w:left w:type="dxa" w:w="90"/>
-              <w:bottom w:type="dxa" w:w="30"/>
-              <w:right w:type="dxa" w:w="90"/>
-            </w:tcMar>
-            <w:vAlign w:val="center"/>
-          </w:tcPr>
-          <w:p>
-            <w:pPr>
-              <w:spacing w:after="0" w:line="270"/>
-              <w:jc w:val="center"/>
-            </w:pPr>
-            <w:r>
-              <w:rPr>
-                <w:rFonts w:ascii="Times New Roman" w:cs="Times New Roman" w:eastAsia="Times New Roman" w:hAnsi="Times New Roman"/>
-                <w:b w:val="false"/>
-                <w:bCs w:val="false"/>
-                <w:i w:val="false"/>
-                <w:iCs w:val="false"/>
-                <w:color w:val="111111"/>
-                <w:sz w:val="19"/>
-                <w:szCs w:val="19"/>
-              </w:rPr>
-              <w:t xml:space="preserve">4</w:t>
-            </w:r>
-          </w:p>
-        </w:tc>
-      </w:tr>
-      <w:tr>
-        <w:tc>
-          <w:tcPr>
-            <w:tcW w:type="dxa" w:w="2600"/>
-            <w:tcMar>
-              <w:top w:type="dxa" w:w="30"/>
-              <w:left w:type="dxa" w:w="90"/>
-              <w:bottom w:type="dxa" w:w="30"/>
-              <w:right w:type="dxa" w:w="90"/>
-            </w:tcMar>
-            <w:vAlign w:val="center"/>
-          </w:tcPr>
-          <w:p>
-            <w:pPr>
-              <w:spacing w:after="0" w:line="270"/>
-            </w:pPr>
-            <w:r>
-              <w:rPr>
-                <w:rFonts w:ascii="Times New Roman" w:cs="Times New Roman" w:eastAsia="Times New Roman" w:hAnsi="Times New Roman"/>
-                <w:b/>
-                <w:bCs/>
-                <w:i w:val="false"/>
-                <w:iCs w:val="false"/>
-                <w:color w:val="111111"/>
-                <w:sz w:val="19"/>
-                <w:szCs w:val="19"/>
-              </w:rPr>
-              <w:t xml:space="preserve">Dil bilgisi</w:t>
-            </w:r>
-          </w:p>
-        </w:tc>
-        <w:tc>
-          <w:tcPr>
-            <w:tcW w:type="dxa" w:w="6164"/>
-            <w:tcMar>
-              <w:top w:type="dxa" w:w="30"/>
-              <w:left w:type="dxa" w:w="90"/>
-              <w:bottom w:type="dxa" w:w="30"/>
-              <w:right w:type="dxa" w:w="90"/>
-            </w:tcMar>
-            <w:vAlign w:val="center"/>
-          </w:tcPr>
-          <w:p>
-            <w:pPr>
-              <w:spacing w:after="0" w:line="270"/>
-            </w:pPr>
-            <w:r>
-              <w:rPr>
-                <w:rFonts w:ascii="Times New Roman" w:cs="Times New Roman" w:eastAsia="Times New Roman" w:hAnsi="Times New Roman"/>
-                <w:b w:val="false"/>
-                <w:bCs w:val="false"/>
-                <w:i w:val="false"/>
-                <w:iCs w:val="false"/>
-                <w:color w:val="111111"/>
-                <w:sz w:val="19"/>
-                <w:szCs w:val="19"/>
-              </w:rPr>
-              <w:t xml:space="preserve">Muttasıl zamirleri, yer zarflarını ve sıfatı doğru kullanır.</w:t>
-            </w:r>
-          </w:p>
-        </w:tc>
-        <w:tc>
-          <w:tcPr>
-            <w:tcW w:type="dxa" w:w="1100"/>
-            <w:tcMar>
-              <w:top w:type="dxa" w:w="30"/>
-              <w:left w:type="dxa" w:w="90"/>
-              <w:bottom w:type="dxa" w:w="30"/>
-              <w:right w:type="dxa" w:w="90"/>
-            </w:tcMar>
-            <w:vAlign w:val="center"/>
-          </w:tcPr>
-          <w:p>
-            <w:pPr>
-              <w:spacing w:after="0" w:line="270"/>
-              <w:jc w:val="center"/>
-            </w:pPr>
-            <w:r>
-              <w:rPr>
-                <w:rFonts w:ascii="Times New Roman" w:cs="Times New Roman" w:eastAsia="Times New Roman" w:hAnsi="Times New Roman"/>
-                <w:b w:val="false"/>
-                <w:bCs w:val="false"/>
-                <w:i w:val="false"/>
-                <w:iCs w:val="false"/>
-                <w:color w:val="111111"/>
-                <w:sz w:val="19"/>
-                <w:szCs w:val="19"/>
-              </w:rPr>
-              <w:t xml:space="preserve">3</w:t>
-            </w:r>
-          </w:p>
-        </w:tc>
-      </w:tr>
-      <w:tr>
-        <w:tc>
-          <w:tcPr>
-            <w:tcW w:type="dxa" w:w="2600"/>
-            <w:tcMar>
-              <w:top w:type="dxa" w:w="30"/>
-              <w:left w:type="dxa" w:w="90"/>
-              <w:bottom w:type="dxa" w:w="30"/>
-              <w:right w:type="dxa" w:w="90"/>
-            </w:tcMar>
-            <w:vAlign w:val="center"/>
-          </w:tcPr>
-          <w:p>
-            <w:pPr>
-              <w:spacing w:after="0" w:line="270"/>
-            </w:pPr>
-            <w:r>
-              <w:rPr>
-                <w:rFonts w:ascii="Times New Roman" w:cs="Times New Roman" w:eastAsia="Times New Roman" w:hAnsi="Times New Roman"/>
-                <w:b/>
-                <w:bCs/>
-                <w:i w:val="false"/>
-                <w:iCs w:val="false"/>
-                <w:color w:val="111111"/>
-                <w:sz w:val="19"/>
-                <w:szCs w:val="19"/>
-              </w:rPr>
-              <w:t xml:space="preserve">Yazım ve hareke</w:t>
-            </w:r>
-          </w:p>
-        </w:tc>
-        <w:tc>
-          <w:tcPr>
-            <w:tcW w:type="dxa" w:w="6164"/>
-            <w:tcMar>
-              <w:top w:type="dxa" w:w="30"/>
-              <w:left w:type="dxa" w:w="90"/>
-              <w:bottom w:type="dxa" w:w="30"/>
-              <w:right w:type="dxa" w:w="90"/>
-            </w:tcMar>
-            <w:vAlign w:val="center"/>
-          </w:tcPr>
-          <w:p>
-            <w:pPr>
-              <w:spacing w:after="0" w:line="270"/>
-            </w:pPr>
-            <w:r>
-              <w:rPr>
-                <w:rFonts w:ascii="Times New Roman" w:cs="Times New Roman" w:eastAsia="Times New Roman" w:hAnsi="Times New Roman"/>
-                <w:b w:val="false"/>
-                <w:bCs w:val="false"/>
-                <w:i w:val="false"/>
-                <w:iCs w:val="false"/>
-                <w:color w:val="111111"/>
-                <w:sz w:val="19"/>
-                <w:szCs w:val="19"/>
-              </w:rPr>
-              <w:t xml:space="preserve">Harf bitişimlerini ve harekeleri doğru yazar.</w:t>
-            </w:r>
-          </w:p>
-        </w:tc>
-        <w:tc>
-          <w:tcPr>
-            <w:tcW w:type="dxa" w:w="1100"/>
-            <w:tcMar>
-              <w:top w:type="dxa" w:w="30"/>
-              <w:left w:type="dxa" w:w="90"/>
-              <w:bottom w:type="dxa" w:w="30"/>
-              <w:right w:type="dxa" w:w="90"/>
-            </w:tcMar>
-            <w:vAlign w:val="center"/>
-          </w:tcPr>
-          <w:p>
-            <w:pPr>
-              <w:spacing w:after="0" w:line="270"/>
-              <w:jc w:val="center"/>
-            </w:pPr>
-            <w:r>
-              <w:rPr>
-                <w:rFonts w:ascii="Times New Roman" w:cs="Times New Roman" w:eastAsia="Times New Roman" w:hAnsi="Times New Roman"/>
-                <w:b w:val="false"/>
-                <w:bCs w:val="false"/>
-                <w:i w:val="false"/>
-                <w:iCs w:val="false"/>
-                <w:color w:val="111111"/>
-                <w:sz w:val="19"/>
-                <w:szCs w:val="19"/>
-              </w:rPr>
-              <w:t xml:space="preserve">3</w:t>
-            </w:r>
-          </w:p>
-        </w:tc>
-      </w:tr>
-      <w:tr>
-        <w:tc>
-          <w:tcPr>
-            <w:tcW w:type="dxa" w:w="2600"/>
-            <w:shd w:fill="D8E2EC" w:color="auto" w:val="clear"/>
-            <w:tcMar>
-              <w:top w:type="dxa" w:w="30"/>
-              <w:left w:type="dxa" w:w="90"/>
-              <w:bottom w:type="dxa" w:w="30"/>
-              <w:right w:type="dxa" w:w="90"/>
-            </w:tcMar>
-            <w:vAlign w:val="center"/>
-          </w:tcPr>
-          <w:p>
-            <w:pPr>
-              <w:spacing w:after="0" w:line="270"/>
-            </w:pPr>
-            <w:r>
-              <w:rPr>
-                <w:rFonts w:ascii="Times New Roman" w:cs="Times New Roman" w:eastAsia="Times New Roman" w:hAnsi="Times New Roman"/>
-                <w:b/>
-                <w:bCs/>
-                <w:i w:val="false"/>
-                <w:iCs w:val="false"/>
-                <w:color w:val="111111"/>
-                <w:sz w:val="19"/>
-                <w:szCs w:val="19"/>
-              </w:rPr>
-              <w:t xml:space="preserve">TOPLAM</w:t>
-            </w:r>
-          </w:p>
-        </w:tc>
-        <w:tc>
-          <w:tcPr>
-            <w:tcW w:type="dxa" w:w="6164"/>
-            <w:shd w:fill="D8E2EC" w:color="auto" w:val="clear"/>
-            <w:tcMar>
-              <w:top w:type="dxa" w:w="30"/>
-              <w:left w:type="dxa" w:w="90"/>
-              <w:bottom w:type="dxa" w:w="30"/>
-              <w:right w:type="dxa" w:w="90"/>
-            </w:tcMar>
-            <w:vAlign w:val="center"/>
-          </w:tcPr>
-          <w:p>
-            <w:pPr>
-              <w:spacing w:after="0" w:line="270"/>
-            </w:pPr>
-            <w:r>
-              <w:rPr>
-                <w:rFonts w:ascii="Times New Roman" w:cs="Times New Roman" w:eastAsia="Times New Roman" w:hAnsi="Times New Roman"/>
-                <w:b w:val="false"/>
-                <w:bCs w:val="false"/>
-                <w:i w:val="false"/>
-                <w:iCs w:val="false"/>
-                <w:color w:val="111111"/>
-                <w:sz w:val="21"/>
-                <w:szCs w:val="21"/>
-              </w:rPr>
-              <w:t xml:space="preserve"/>
-            </w:r>
-          </w:p>
-        </w:tc>
-        <w:tc>
-          <w:tcPr>
-            <w:tcW w:type="dxa" w:w="1100"/>
-            <w:shd w:fill="D8E2EC" w:color="auto" w:val="clear"/>
-            <w:tcMar>
-              <w:top w:type="dxa" w:w="30"/>
-              <w:left w:type="dxa" w:w="90"/>
-              <w:bottom w:type="dxa" w:w="30"/>
-              <w:right w:type="dxa" w:w="90"/>
-            </w:tcMar>
-            <w:vAlign w:val="center"/>
-          </w:tcPr>
-          <w:p>
-            <w:pPr>
-              <w:spacing w:after="0" w:line="270"/>
-              <w:jc w:val="center"/>
-            </w:pPr>
-            <w:r>
-              <w:rPr>
-                <w:rFonts w:ascii="Times New Roman" w:cs="Times New Roman" w:eastAsia="Times New Roman" w:hAnsi="Times New Roman"/>
-                <w:b/>
-                <w:bCs/>
-                <w:i w:val="false"/>
-                <w:iCs w:val="false"/>
-                <w:color w:val="111111"/>
-                <w:sz w:val="19"/>
-                <w:szCs w:val="19"/>
+                <w:sz w:val="17"/>
+                <w:szCs w:val="17"/>
               </w:rPr>
               <w:t xml:space="preserve">15</w:t>
             </w:r>
@@ -8555,7 +8336,7 @@
     </w:tbl>
     <w:p>
       <w:pPr>
-        <w:spacing w:after="110"/>
+        <w:spacing w:after="44"/>
       </w:pPr>
       <w:r>
         <w:rPr>
@@ -8565,8 +8346,8 @@
           <w:i w:val="false"/>
           <w:iCs w:val="false"/>
           <w:color w:val="111111"/>
-          <w:sz w:val="21"/>
-          <w:szCs w:val="21"/>
+          <w:sz w:val="18"/>
+          <w:szCs w:val="18"/>
         </w:rPr>
         <w:t xml:space="preserve"/>
       </w:r>
@@ -8574,7 +8355,7 @@
     <w:p>
       <w:pPr>
         <w:keepNext w:val="false"/>
-        <w:spacing w:after="90" w:before="0" w:line="280"/>
+        <w:spacing w:after="36" w:before="0" w:line="220"/>
       </w:pPr>
       <w:r>
         <w:rPr>
@@ -8584,8 +8365,8 @@
           <w:i w:val="false"/>
           <w:iCs w:val="false"/>
           <w:color w:val="111111"/>
-          <w:sz w:val="20"/>
-          <w:szCs w:val="20"/>
+          <w:sz w:val="17"/>
+          <w:szCs w:val="17"/>
         </w:rPr>
         <w:t xml:space="preserve">Öğrenme çıktısı / kazanım dağılımı</w:t>
       </w:r>
@@ -8626,7 +8407,7 @@
           </w:tcPr>
           <w:p>
             <w:pPr>
-              <w:spacing w:after="0" w:line="270"/>
+              <w:spacing w:after="0" w:line="220"/>
               <w:jc w:val="center"/>
             </w:pPr>
             <w:r>
@@ -8637,8 +8418,8 @@
                 <w:i w:val="false"/>
                 <w:iCs w:val="false"/>
                 <w:color w:val="111111"/>
-                <w:sz w:val="18"/>
-                <w:szCs w:val="18"/>
+                <w:sz w:val="16"/>
+                <w:szCs w:val="16"/>
               </w:rPr>
               <w:t xml:space="preserve">Soru</w:t>
             </w:r>
@@ -8658,7 +8439,7 @@
           </w:tcPr>
           <w:p>
             <w:pPr>
-              <w:spacing w:after="0" w:line="270"/>
+              <w:spacing w:after="0" w:line="220"/>
               <w:jc w:val="center"/>
             </w:pPr>
             <w:r>
@@ -8669,8 +8450,8 @@
                 <w:i w:val="false"/>
                 <w:iCs w:val="false"/>
                 <w:color w:val="111111"/>
-                <w:sz w:val="18"/>
-                <w:szCs w:val="18"/>
+                <w:sz w:val="16"/>
+                <w:szCs w:val="16"/>
               </w:rPr>
               <w:t xml:space="preserve">Öğrenme çıktısı</w:t>
             </w:r>
@@ -8690,7 +8471,7 @@
           </w:tcPr>
           <w:p>
             <w:pPr>
-              <w:spacing w:after="0" w:line="270"/>
+              <w:spacing w:after="0" w:line="220"/>
               <w:jc w:val="center"/>
             </w:pPr>
             <w:r>
@@ -8701,8 +8482,8 @@
                 <w:i w:val="false"/>
                 <w:iCs w:val="false"/>
                 <w:color w:val="111111"/>
-                <w:sz w:val="18"/>
-                <w:szCs w:val="18"/>
+                <w:sz w:val="16"/>
+                <w:szCs w:val="16"/>
               </w:rPr>
               <w:t xml:space="preserve">Beceri alanı</w:t>
             </w:r>
@@ -8722,7 +8503,7 @@
           </w:tcPr>
           <w:p>
             <w:pPr>
-              <w:spacing w:after="0" w:line="270"/>
+              <w:spacing w:after="0" w:line="220"/>
               <w:jc w:val="center"/>
             </w:pPr>
             <w:r>
@@ -8733,8 +8514,8 @@
                 <w:i w:val="false"/>
                 <w:iCs w:val="false"/>
                 <w:color w:val="111111"/>
-                <w:sz w:val="18"/>
-                <w:szCs w:val="18"/>
+                <w:sz w:val="16"/>
+                <w:szCs w:val="16"/>
               </w:rPr>
               <w:t xml:space="preserve">Puan</w:t>
             </w:r>
@@ -8755,7 +8536,7 @@
           </w:tcPr>
           <w:p>
             <w:pPr>
-              <w:spacing w:after="0" w:line="270"/>
+              <w:spacing w:after="0" w:line="220"/>
               <w:jc w:val="center"/>
             </w:pPr>
             <w:r>
@@ -8766,8 +8547,8 @@
                 <w:i w:val="false"/>
                 <w:iCs w:val="false"/>
                 <w:color w:val="111111"/>
-                <w:sz w:val="18"/>
-                <w:szCs w:val="18"/>
+                <w:sz w:val="16"/>
+                <w:szCs w:val="16"/>
               </w:rPr>
               <w:t xml:space="preserve">1</w:t>
             </w:r>
@@ -8786,18 +8567,18 @@
           </w:tcPr>
           <w:p>
             <w:pPr>
-              <w:spacing w:after="0" w:line="270"/>
-            </w:pPr>
-            <w:r>
-              <w:rPr>
-                <w:rFonts w:ascii="Times New Roman" w:cs="Times New Roman" w:eastAsia="Times New Roman" w:hAnsi="Times New Roman"/>
-                <w:b w:val="false"/>
-                <w:bCs w:val="false"/>
-                <w:i w:val="false"/>
-                <w:iCs w:val="false"/>
-                <w:color w:val="111111"/>
-                <w:sz w:val="17"/>
-                <w:szCs w:val="17"/>
+              <w:spacing w:after="0" w:line="220"/>
+            </w:pPr>
+            <w:r>
+              <w:rPr>
+                <w:rFonts w:ascii="Times New Roman" w:cs="Times New Roman" w:eastAsia="Times New Roman" w:hAnsi="Times New Roman"/>
+                <w:b w:val="false"/>
+                <w:bCs w:val="false"/>
+                <w:i w:val="false"/>
+                <w:iCs w:val="false"/>
+                <w:color w:val="111111"/>
+                <w:sz w:val="15"/>
+                <w:szCs w:val="15"/>
               </w:rPr>
               <w:t xml:space="preserve">ARP.5.4.2.1 — Evi tanıtan kısa bir metni okuyarak bilgi çıkarır.</w:t>
             </w:r>
@@ -8816,19 +8597,19 @@
           </w:tcPr>
           <w:p>
             <w:pPr>
-              <w:spacing w:after="0" w:line="270"/>
-              <w:jc w:val="center"/>
-            </w:pPr>
-            <w:r>
-              <w:rPr>
-                <w:rFonts w:ascii="Times New Roman" w:cs="Times New Roman" w:eastAsia="Times New Roman" w:hAnsi="Times New Roman"/>
-                <w:b w:val="false"/>
-                <w:bCs w:val="false"/>
-                <w:i w:val="false"/>
-                <w:iCs w:val="false"/>
-                <w:color w:val="111111"/>
-                <w:sz w:val="17"/>
-                <w:szCs w:val="17"/>
+              <w:spacing w:after="0" w:line="220"/>
+              <w:jc w:val="center"/>
+            </w:pPr>
+            <w:r>
+              <w:rPr>
+                <w:rFonts w:ascii="Times New Roman" w:cs="Times New Roman" w:eastAsia="Times New Roman" w:hAnsi="Times New Roman"/>
+                <w:b w:val="false"/>
+                <w:bCs w:val="false"/>
+                <w:i w:val="false"/>
+                <w:iCs w:val="false"/>
+                <w:color w:val="111111"/>
+                <w:sz w:val="15"/>
+                <w:szCs w:val="15"/>
               </w:rPr>
               <w:t xml:space="preserve">Okuma</w:t>
             </w:r>
@@ -8847,19 +8628,19 @@
           </w:tcPr>
           <w:p>
             <w:pPr>
-              <w:spacing w:after="0" w:line="270"/>
-              <w:jc w:val="center"/>
-            </w:pPr>
-            <w:r>
-              <w:rPr>
-                <w:rFonts w:ascii="Times New Roman" w:cs="Times New Roman" w:eastAsia="Times New Roman" w:hAnsi="Times New Roman"/>
-                <w:b w:val="false"/>
-                <w:bCs w:val="false"/>
-                <w:i w:val="false"/>
-                <w:iCs w:val="false"/>
-                <w:color w:val="111111"/>
-                <w:sz w:val="18"/>
-                <w:szCs w:val="18"/>
+              <w:spacing w:after="0" w:line="220"/>
+              <w:jc w:val="center"/>
+            </w:pPr>
+            <w:r>
+              <w:rPr>
+                <w:rFonts w:ascii="Times New Roman" w:cs="Times New Roman" w:eastAsia="Times New Roman" w:hAnsi="Times New Roman"/>
+                <w:b w:val="false"/>
+                <w:bCs w:val="false"/>
+                <w:i w:val="false"/>
+                <w:iCs w:val="false"/>
+                <w:color w:val="111111"/>
+                <w:sz w:val="16"/>
+                <w:szCs w:val="16"/>
               </w:rPr>
               <w:t xml:space="preserve">15</w:t>
             </w:r>
@@ -8880,7 +8661,7 @@
           </w:tcPr>
           <w:p>
             <w:pPr>
-              <w:spacing w:after="0" w:line="270"/>
+              <w:spacing w:after="0" w:line="220"/>
               <w:jc w:val="center"/>
             </w:pPr>
             <w:r>
@@ -8891,8 +8672,8 @@
                 <w:i w:val="false"/>
                 <w:iCs w:val="false"/>
                 <w:color w:val="111111"/>
-                <w:sz w:val="18"/>
-                <w:szCs w:val="18"/>
+                <w:sz w:val="16"/>
+                <w:szCs w:val="16"/>
               </w:rPr>
               <w:t xml:space="preserve">2</w:t>
             </w:r>
@@ -8911,18 +8692,18 @@
           </w:tcPr>
           <w:p>
             <w:pPr>
-              <w:spacing w:after="0" w:line="270"/>
-            </w:pPr>
-            <w:r>
-              <w:rPr>
-                <w:rFonts w:ascii="Times New Roman" w:cs="Times New Roman" w:eastAsia="Times New Roman" w:hAnsi="Times New Roman"/>
-                <w:b w:val="false"/>
-                <w:bCs w:val="false"/>
-                <w:i w:val="false"/>
-                <w:iCs w:val="false"/>
-                <w:color w:val="111111"/>
-                <w:sz w:val="17"/>
-                <w:szCs w:val="17"/>
+              <w:spacing w:after="0" w:line="220"/>
+            </w:pPr>
+            <w:r>
+              <w:rPr>
+                <w:rFonts w:ascii="Times New Roman" w:cs="Times New Roman" w:eastAsia="Times New Roman" w:hAnsi="Times New Roman"/>
+                <w:b w:val="false"/>
+                <w:bCs w:val="false"/>
+                <w:i w:val="false"/>
+                <w:iCs w:val="false"/>
+                <w:color w:val="111111"/>
+                <w:sz w:val="15"/>
+                <w:szCs w:val="15"/>
               </w:rPr>
               <w:t xml:space="preserve">ARP.5.4.1.1 — Dinlediği metinde mekân ve eşyaları belirler.</w:t>
             </w:r>
@@ -8941,19 +8722,19 @@
           </w:tcPr>
           <w:p>
             <w:pPr>
-              <w:spacing w:after="0" w:line="270"/>
-              <w:jc w:val="center"/>
-            </w:pPr>
-            <w:r>
-              <w:rPr>
-                <w:rFonts w:ascii="Times New Roman" w:cs="Times New Roman" w:eastAsia="Times New Roman" w:hAnsi="Times New Roman"/>
-                <w:b w:val="false"/>
-                <w:bCs w:val="false"/>
-                <w:i w:val="false"/>
-                <w:iCs w:val="false"/>
-                <w:color w:val="111111"/>
-                <w:sz w:val="17"/>
-                <w:szCs w:val="17"/>
+              <w:spacing w:after="0" w:line="220"/>
+              <w:jc w:val="center"/>
+            </w:pPr>
+            <w:r>
+              <w:rPr>
+                <w:rFonts w:ascii="Times New Roman" w:cs="Times New Roman" w:eastAsia="Times New Roman" w:hAnsi="Times New Roman"/>
+                <w:b w:val="false"/>
+                <w:bCs w:val="false"/>
+                <w:i w:val="false"/>
+                <w:iCs w:val="false"/>
+                <w:color w:val="111111"/>
+                <w:sz w:val="15"/>
+                <w:szCs w:val="15"/>
               </w:rPr>
               <w:t xml:space="preserve">Dinleme</w:t>
             </w:r>
@@ -8972,19 +8753,19 @@
           </w:tcPr>
           <w:p>
             <w:pPr>
-              <w:spacing w:after="0" w:line="270"/>
-              <w:jc w:val="center"/>
-            </w:pPr>
-            <w:r>
-              <w:rPr>
-                <w:rFonts w:ascii="Times New Roman" w:cs="Times New Roman" w:eastAsia="Times New Roman" w:hAnsi="Times New Roman"/>
-                <w:b w:val="false"/>
-                <w:bCs w:val="false"/>
-                <w:i w:val="false"/>
-                <w:iCs w:val="false"/>
-                <w:color w:val="111111"/>
-                <w:sz w:val="18"/>
-                <w:szCs w:val="18"/>
+              <w:spacing w:after="0" w:line="220"/>
+              <w:jc w:val="center"/>
+            </w:pPr>
+            <w:r>
+              <w:rPr>
+                <w:rFonts w:ascii="Times New Roman" w:cs="Times New Roman" w:eastAsia="Times New Roman" w:hAnsi="Times New Roman"/>
+                <w:b w:val="false"/>
+                <w:bCs w:val="false"/>
+                <w:i w:val="false"/>
+                <w:iCs w:val="false"/>
+                <w:color w:val="111111"/>
+                <w:sz w:val="16"/>
+                <w:szCs w:val="16"/>
               </w:rPr>
               <w:t xml:space="preserve">10</w:t>
             </w:r>
@@ -9005,7 +8786,7 @@
           </w:tcPr>
           <w:p>
             <w:pPr>
-              <w:spacing w:after="0" w:line="270"/>
+              <w:spacing w:after="0" w:line="220"/>
               <w:jc w:val="center"/>
             </w:pPr>
             <w:r>
@@ -9016,8 +8797,8 @@
                 <w:i w:val="false"/>
                 <w:iCs w:val="false"/>
                 <w:color w:val="111111"/>
-                <w:sz w:val="18"/>
-                <w:szCs w:val="18"/>
+                <w:sz w:val="16"/>
+                <w:szCs w:val="16"/>
               </w:rPr>
               <w:t xml:space="preserve">3</w:t>
             </w:r>
@@ -9036,18 +8817,18 @@
           </w:tcPr>
           <w:p>
             <w:pPr>
-              <w:spacing w:after="0" w:line="270"/>
-            </w:pPr>
-            <w:r>
-              <w:rPr>
-                <w:rFonts w:ascii="Times New Roman" w:cs="Times New Roman" w:eastAsia="Times New Roman" w:hAnsi="Times New Roman"/>
-                <w:b w:val="false"/>
-                <w:bCs w:val="false"/>
-                <w:i w:val="false"/>
-                <w:iCs w:val="false"/>
-                <w:color w:val="111111"/>
-                <w:sz w:val="17"/>
-                <w:szCs w:val="17"/>
+              <w:spacing w:after="0" w:line="220"/>
+            </w:pPr>
+            <w:r>
+              <w:rPr>
+                <w:rFonts w:ascii="Times New Roman" w:cs="Times New Roman" w:eastAsia="Times New Roman" w:hAnsi="Times New Roman"/>
+                <w:b w:val="false"/>
+                <w:bCs w:val="false"/>
+                <w:i w:val="false"/>
+                <w:iCs w:val="false"/>
+                <w:color w:val="111111"/>
+                <w:sz w:val="15"/>
+                <w:szCs w:val="15"/>
               </w:rPr>
               <w:t xml:space="preserve">ARP.5.4.3.1 — Bağlama uygun soru kalıbını ve yapıyı seçer.</w:t>
             </w:r>
@@ -9066,19 +8847,19 @@
           </w:tcPr>
           <w:p>
             <w:pPr>
-              <w:spacing w:after="0" w:line="270"/>
-              <w:jc w:val="center"/>
-            </w:pPr>
-            <w:r>
-              <w:rPr>
-                <w:rFonts w:ascii="Times New Roman" w:cs="Times New Roman" w:eastAsia="Times New Roman" w:hAnsi="Times New Roman"/>
-                <w:b w:val="false"/>
-                <w:bCs w:val="false"/>
-                <w:i w:val="false"/>
-                <w:iCs w:val="false"/>
-                <w:color w:val="111111"/>
-                <w:sz w:val="17"/>
-                <w:szCs w:val="17"/>
+              <w:spacing w:after="0" w:line="220"/>
+              <w:jc w:val="center"/>
+            </w:pPr>
+            <w:r>
+              <w:rPr>
+                <w:rFonts w:ascii="Times New Roman" w:cs="Times New Roman" w:eastAsia="Times New Roman" w:hAnsi="Times New Roman"/>
+                <w:b w:val="false"/>
+                <w:bCs w:val="false"/>
+                <w:i w:val="false"/>
+                <w:iCs w:val="false"/>
+                <w:color w:val="111111"/>
+                <w:sz w:val="15"/>
+                <w:szCs w:val="15"/>
               </w:rPr>
               <w:t xml:space="preserve">Dil Bilgisi</w:t>
             </w:r>
@@ -9097,19 +8878,19 @@
           </w:tcPr>
           <w:p>
             <w:pPr>
-              <w:spacing w:after="0" w:line="270"/>
-              <w:jc w:val="center"/>
-            </w:pPr>
-            <w:r>
-              <w:rPr>
-                <w:rFonts w:ascii="Times New Roman" w:cs="Times New Roman" w:eastAsia="Times New Roman" w:hAnsi="Times New Roman"/>
-                <w:b w:val="false"/>
-                <w:bCs w:val="false"/>
-                <w:i w:val="false"/>
-                <w:iCs w:val="false"/>
-                <w:color w:val="111111"/>
-                <w:sz w:val="18"/>
-                <w:szCs w:val="18"/>
+              <w:spacing w:after="0" w:line="220"/>
+              <w:jc w:val="center"/>
+            </w:pPr>
+            <w:r>
+              <w:rPr>
+                <w:rFonts w:ascii="Times New Roman" w:cs="Times New Roman" w:eastAsia="Times New Roman" w:hAnsi="Times New Roman"/>
+                <w:b w:val="false"/>
+                <w:bCs w:val="false"/>
+                <w:i w:val="false"/>
+                <w:iCs w:val="false"/>
+                <w:color w:val="111111"/>
+                <w:sz w:val="16"/>
+                <w:szCs w:val="16"/>
               </w:rPr>
               <w:t xml:space="preserve">15</w:t>
             </w:r>
@@ -9130,7 +8911,7 @@
           </w:tcPr>
           <w:p>
             <w:pPr>
-              <w:spacing w:after="0" w:line="270"/>
+              <w:spacing w:after="0" w:line="220"/>
               <w:jc w:val="center"/>
             </w:pPr>
             <w:r>
@@ -9141,8 +8922,8 @@
                 <w:i w:val="false"/>
                 <w:iCs w:val="false"/>
                 <w:color w:val="111111"/>
-                <w:sz w:val="18"/>
-                <w:szCs w:val="18"/>
+                <w:sz w:val="16"/>
+                <w:szCs w:val="16"/>
               </w:rPr>
               <w:t xml:space="preserve">4</w:t>
             </w:r>
@@ -9161,18 +8942,18 @@
           </w:tcPr>
           <w:p>
             <w:pPr>
-              <w:spacing w:after="0" w:line="270"/>
-            </w:pPr>
-            <w:r>
-              <w:rPr>
-                <w:rFonts w:ascii="Times New Roman" w:cs="Times New Roman" w:eastAsia="Times New Roman" w:hAnsi="Times New Roman"/>
-                <w:b w:val="false"/>
-                <w:bCs w:val="false"/>
-                <w:i w:val="false"/>
-                <w:iCs w:val="false"/>
-                <w:color w:val="111111"/>
-                <w:sz w:val="17"/>
-                <w:szCs w:val="17"/>
+              <w:spacing w:after="0" w:line="220"/>
+            </w:pPr>
+            <w:r>
+              <w:rPr>
+                <w:rFonts w:ascii="Times New Roman" w:cs="Times New Roman" w:eastAsia="Times New Roman" w:hAnsi="Times New Roman"/>
+                <w:b w:val="false"/>
+                <w:bCs w:val="false"/>
+                <w:i w:val="false"/>
+                <w:iCs w:val="false"/>
+                <w:color w:val="111111"/>
+                <w:sz w:val="15"/>
+                <w:szCs w:val="15"/>
               </w:rPr>
               <w:t xml:space="preserve">ARP.5.4.5.1 — Günlük durumlara uygun Arapça ifadeyi belirler.</w:t>
             </w:r>
@@ -9191,19 +8972,19 @@
           </w:tcPr>
           <w:p>
             <w:pPr>
-              <w:spacing w:after="0" w:line="270"/>
-              <w:jc w:val="center"/>
-            </w:pPr>
-            <w:r>
-              <w:rPr>
-                <w:rFonts w:ascii="Times New Roman" w:cs="Times New Roman" w:eastAsia="Times New Roman" w:hAnsi="Times New Roman"/>
-                <w:b w:val="false"/>
-                <w:bCs w:val="false"/>
-                <w:i w:val="false"/>
-                <w:iCs w:val="false"/>
-                <w:color w:val="111111"/>
-                <w:sz w:val="17"/>
-                <w:szCs w:val="17"/>
+              <w:spacing w:after="0" w:line="220"/>
+              <w:jc w:val="center"/>
+            </w:pPr>
+            <w:r>
+              <w:rPr>
+                <w:rFonts w:ascii="Times New Roman" w:cs="Times New Roman" w:eastAsia="Times New Roman" w:hAnsi="Times New Roman"/>
+                <w:b w:val="false"/>
+                <w:bCs w:val="false"/>
+                <w:i w:val="false"/>
+                <w:iCs w:val="false"/>
+                <w:color w:val="111111"/>
+                <w:sz w:val="15"/>
+                <w:szCs w:val="15"/>
               </w:rPr>
               <w:t xml:space="preserve">Konuşma</w:t>
             </w:r>
@@ -9222,19 +9003,19 @@
           </w:tcPr>
           <w:p>
             <w:pPr>
-              <w:spacing w:after="0" w:line="270"/>
-              <w:jc w:val="center"/>
-            </w:pPr>
-            <w:r>
-              <w:rPr>
-                <w:rFonts w:ascii="Times New Roman" w:cs="Times New Roman" w:eastAsia="Times New Roman" w:hAnsi="Times New Roman"/>
-                <w:b w:val="false"/>
-                <w:bCs w:val="false"/>
-                <w:i w:val="false"/>
-                <w:iCs w:val="false"/>
-                <w:color w:val="111111"/>
-                <w:sz w:val="18"/>
-                <w:szCs w:val="18"/>
+              <w:spacing w:after="0" w:line="220"/>
+              <w:jc w:val="center"/>
+            </w:pPr>
+            <w:r>
+              <w:rPr>
+                <w:rFonts w:ascii="Times New Roman" w:cs="Times New Roman" w:eastAsia="Times New Roman" w:hAnsi="Times New Roman"/>
+                <w:b w:val="false"/>
+                <w:bCs w:val="false"/>
+                <w:i w:val="false"/>
+                <w:iCs w:val="false"/>
+                <w:color w:val="111111"/>
+                <w:sz w:val="16"/>
+                <w:szCs w:val="16"/>
               </w:rPr>
               <w:t xml:space="preserve">10</w:t>
             </w:r>
@@ -9255,7 +9036,7 @@
           </w:tcPr>
           <w:p>
             <w:pPr>
-              <w:spacing w:after="0" w:line="270"/>
+              <w:spacing w:after="0" w:line="220"/>
               <w:jc w:val="center"/>
             </w:pPr>
             <w:r>
@@ -9266,8 +9047,8 @@
                 <w:i w:val="false"/>
                 <w:iCs w:val="false"/>
                 <w:color w:val="111111"/>
-                <w:sz w:val="18"/>
-                <w:szCs w:val="18"/>
+                <w:sz w:val="16"/>
+                <w:szCs w:val="16"/>
               </w:rPr>
               <w:t xml:space="preserve">5</w:t>
             </w:r>
@@ -9286,18 +9067,18 @@
           </w:tcPr>
           <w:p>
             <w:pPr>
-              <w:spacing w:after="0" w:line="270"/>
-            </w:pPr>
-            <w:r>
-              <w:rPr>
-                <w:rFonts w:ascii="Times New Roman" w:cs="Times New Roman" w:eastAsia="Times New Roman" w:hAnsi="Times New Roman"/>
-                <w:b w:val="false"/>
-                <w:bCs w:val="false"/>
-                <w:i w:val="false"/>
-                <w:iCs w:val="false"/>
-                <w:color w:val="111111"/>
-                <w:sz w:val="17"/>
-                <w:szCs w:val="17"/>
+              <w:spacing w:after="0" w:line="220"/>
+            </w:pPr>
+            <w:r>
+              <w:rPr>
+                <w:rFonts w:ascii="Times New Roman" w:cs="Times New Roman" w:eastAsia="Times New Roman" w:hAnsi="Times New Roman"/>
+                <w:b w:val="false"/>
+                <w:bCs w:val="false"/>
+                <w:i w:val="false"/>
+                <w:iCs w:val="false"/>
+                <w:color w:val="111111"/>
+                <w:sz w:val="15"/>
+                <w:szCs w:val="15"/>
               </w:rPr>
               <w:t xml:space="preserve">ARP.5.4.4.1 — Metinden hareketle sözcükleri yerinde kullanır.</w:t>
             </w:r>
@@ -9316,19 +9097,19 @@
           </w:tcPr>
           <w:p>
             <w:pPr>
-              <w:spacing w:after="0" w:line="270"/>
-              <w:jc w:val="center"/>
-            </w:pPr>
-            <w:r>
-              <w:rPr>
-                <w:rFonts w:ascii="Times New Roman" w:cs="Times New Roman" w:eastAsia="Times New Roman" w:hAnsi="Times New Roman"/>
-                <w:b w:val="false"/>
-                <w:bCs w:val="false"/>
-                <w:i w:val="false"/>
-                <w:iCs w:val="false"/>
-                <w:color w:val="111111"/>
-                <w:sz w:val="17"/>
-                <w:szCs w:val="17"/>
+              <w:spacing w:after="0" w:line="220"/>
+              <w:jc w:val="center"/>
+            </w:pPr>
+            <w:r>
+              <w:rPr>
+                <w:rFonts w:ascii="Times New Roman" w:cs="Times New Roman" w:eastAsia="Times New Roman" w:hAnsi="Times New Roman"/>
+                <w:b w:val="false"/>
+                <w:bCs w:val="false"/>
+                <w:i w:val="false"/>
+                <w:iCs w:val="false"/>
+                <w:color w:val="111111"/>
+                <w:sz w:val="15"/>
+                <w:szCs w:val="15"/>
               </w:rPr>
               <w:t xml:space="preserve">Sözcük</w:t>
             </w:r>
@@ -9347,19 +9128,19 @@
           </w:tcPr>
           <w:p>
             <w:pPr>
-              <w:spacing w:after="0" w:line="270"/>
-              <w:jc w:val="center"/>
-            </w:pPr>
-            <w:r>
-              <w:rPr>
-                <w:rFonts w:ascii="Times New Roman" w:cs="Times New Roman" w:eastAsia="Times New Roman" w:hAnsi="Times New Roman"/>
-                <w:b w:val="false"/>
-                <w:bCs w:val="false"/>
-                <w:i w:val="false"/>
-                <w:iCs w:val="false"/>
-                <w:color w:val="111111"/>
-                <w:sz w:val="18"/>
-                <w:szCs w:val="18"/>
+              <w:spacing w:after="0" w:line="220"/>
+              <w:jc w:val="center"/>
+            </w:pPr>
+            <w:r>
+              <w:rPr>
+                <w:rFonts w:ascii="Times New Roman" w:cs="Times New Roman" w:eastAsia="Times New Roman" w:hAnsi="Times New Roman"/>
+                <w:b w:val="false"/>
+                <w:bCs w:val="false"/>
+                <w:i w:val="false"/>
+                <w:iCs w:val="false"/>
+                <w:color w:val="111111"/>
+                <w:sz w:val="16"/>
+                <w:szCs w:val="16"/>
               </w:rPr>
               <w:t xml:space="preserve">10</w:t>
             </w:r>
@@ -9380,7 +9161,7 @@
           </w:tcPr>
           <w:p>
             <w:pPr>
-              <w:spacing w:after="0" w:line="270"/>
+              <w:spacing w:after="0" w:line="220"/>
               <w:jc w:val="center"/>
             </w:pPr>
             <w:r>
@@ -9391,8 +9172,8 @@
                 <w:i w:val="false"/>
                 <w:iCs w:val="false"/>
                 <w:color w:val="111111"/>
-                <w:sz w:val="18"/>
-                <w:szCs w:val="18"/>
+                <w:sz w:val="16"/>
+                <w:szCs w:val="16"/>
               </w:rPr>
               <w:t xml:space="preserve">6</w:t>
             </w:r>
@@ -9411,18 +9192,18 @@
           </w:tcPr>
           <w:p>
             <w:pPr>
-              <w:spacing w:after="0" w:line="270"/>
-            </w:pPr>
-            <w:r>
-              <w:rPr>
-                <w:rFonts w:ascii="Times New Roman" w:cs="Times New Roman" w:eastAsia="Times New Roman" w:hAnsi="Times New Roman"/>
-                <w:b w:val="false"/>
-                <w:bCs w:val="false"/>
-                <w:i w:val="false"/>
-                <w:iCs w:val="false"/>
-                <w:color w:val="111111"/>
-                <w:sz w:val="17"/>
-                <w:szCs w:val="17"/>
+              <w:spacing w:after="0" w:line="220"/>
+            </w:pPr>
+            <w:r>
+              <w:rPr>
+                <w:rFonts w:ascii="Times New Roman" w:cs="Times New Roman" w:eastAsia="Times New Roman" w:hAnsi="Times New Roman"/>
+                <w:b w:val="false"/>
+                <w:bCs w:val="false"/>
+                <w:i w:val="false"/>
+                <w:iCs w:val="false"/>
+                <w:color w:val="111111"/>
+                <w:sz w:val="15"/>
+                <w:szCs w:val="15"/>
               </w:rPr>
               <w:t xml:space="preserve">ARP.5.4.4.2 — Bir-on arası sayıları tanır.</w:t>
             </w:r>
@@ -9441,19 +9222,19 @@
           </w:tcPr>
           <w:p>
             <w:pPr>
-              <w:spacing w:after="0" w:line="270"/>
-              <w:jc w:val="center"/>
-            </w:pPr>
-            <w:r>
-              <w:rPr>
-                <w:rFonts w:ascii="Times New Roman" w:cs="Times New Roman" w:eastAsia="Times New Roman" w:hAnsi="Times New Roman"/>
-                <w:b w:val="false"/>
-                <w:bCs w:val="false"/>
-                <w:i w:val="false"/>
-                <w:iCs w:val="false"/>
-                <w:color w:val="111111"/>
-                <w:sz w:val="17"/>
-                <w:szCs w:val="17"/>
+              <w:spacing w:after="0" w:line="220"/>
+              <w:jc w:val="center"/>
+            </w:pPr>
+            <w:r>
+              <w:rPr>
+                <w:rFonts w:ascii="Times New Roman" w:cs="Times New Roman" w:eastAsia="Times New Roman" w:hAnsi="Times New Roman"/>
+                <w:b w:val="false"/>
+                <w:bCs w:val="false"/>
+                <w:i w:val="false"/>
+                <w:iCs w:val="false"/>
+                <w:color w:val="111111"/>
+                <w:sz w:val="15"/>
+                <w:szCs w:val="15"/>
               </w:rPr>
               <w:t xml:space="preserve">Sözcük</w:t>
             </w:r>
@@ -9472,19 +9253,19 @@
           </w:tcPr>
           <w:p>
             <w:pPr>
-              <w:spacing w:after="0" w:line="270"/>
-              <w:jc w:val="center"/>
-            </w:pPr>
-            <w:r>
-              <w:rPr>
-                <w:rFonts w:ascii="Times New Roman" w:cs="Times New Roman" w:eastAsia="Times New Roman" w:hAnsi="Times New Roman"/>
-                <w:b w:val="false"/>
-                <w:bCs w:val="false"/>
-                <w:i w:val="false"/>
-                <w:iCs w:val="false"/>
-                <w:color w:val="111111"/>
-                <w:sz w:val="18"/>
-                <w:szCs w:val="18"/>
+              <w:spacing w:after="0" w:line="220"/>
+              <w:jc w:val="center"/>
+            </w:pPr>
+            <w:r>
+              <w:rPr>
+                <w:rFonts w:ascii="Times New Roman" w:cs="Times New Roman" w:eastAsia="Times New Roman" w:hAnsi="Times New Roman"/>
+                <w:b w:val="false"/>
+                <w:bCs w:val="false"/>
+                <w:i w:val="false"/>
+                <w:iCs w:val="false"/>
+                <w:color w:val="111111"/>
+                <w:sz w:val="16"/>
+                <w:szCs w:val="16"/>
               </w:rPr>
               <w:t xml:space="preserve">10</w:t>
             </w:r>
@@ -9505,7 +9286,7 @@
           </w:tcPr>
           <w:p>
             <w:pPr>
-              <w:spacing w:after="0" w:line="270"/>
+              <w:spacing w:after="0" w:line="220"/>
               <w:jc w:val="center"/>
             </w:pPr>
             <w:r>
@@ -9516,8 +9297,8 @@
                 <w:i w:val="false"/>
                 <w:iCs w:val="false"/>
                 <w:color w:val="111111"/>
-                <w:sz w:val="18"/>
-                <w:szCs w:val="18"/>
+                <w:sz w:val="16"/>
+                <w:szCs w:val="16"/>
               </w:rPr>
               <w:t xml:space="preserve">7</w:t>
             </w:r>
@@ -9536,18 +9317,18 @@
           </w:tcPr>
           <w:p>
             <w:pPr>
-              <w:spacing w:after="0" w:line="270"/>
-            </w:pPr>
-            <w:r>
-              <w:rPr>
-                <w:rFonts w:ascii="Times New Roman" w:cs="Times New Roman" w:eastAsia="Times New Roman" w:hAnsi="Times New Roman"/>
-                <w:b w:val="false"/>
-                <w:bCs w:val="false"/>
-                <w:i w:val="false"/>
-                <w:iCs w:val="false"/>
-                <w:color w:val="111111"/>
-                <w:sz w:val="17"/>
-                <w:szCs w:val="17"/>
+              <w:spacing w:after="0" w:line="220"/>
+            </w:pPr>
+            <w:r>
+              <w:rPr>
+                <w:rFonts w:ascii="Times New Roman" w:cs="Times New Roman" w:eastAsia="Times New Roman" w:hAnsi="Times New Roman"/>
+                <w:b w:val="false"/>
+                <w:bCs w:val="false"/>
+                <w:i w:val="false"/>
+                <w:iCs w:val="false"/>
+                <w:color w:val="111111"/>
+                <w:sz w:val="15"/>
+                <w:szCs w:val="15"/>
               </w:rPr>
               <w:t xml:space="preserve">ARP.5.4.5.2 — Metne dayalı sorulara Arapça cevap verir.</w:t>
             </w:r>
@@ -9566,19 +9347,19 @@
           </w:tcPr>
           <w:p>
             <w:pPr>
-              <w:spacing w:after="0" w:line="270"/>
-              <w:jc w:val="center"/>
-            </w:pPr>
-            <w:r>
-              <w:rPr>
-                <w:rFonts w:ascii="Times New Roman" w:cs="Times New Roman" w:eastAsia="Times New Roman" w:hAnsi="Times New Roman"/>
-                <w:b w:val="false"/>
-                <w:bCs w:val="false"/>
-                <w:i w:val="false"/>
-                <w:iCs w:val="false"/>
-                <w:color w:val="111111"/>
-                <w:sz w:val="17"/>
-                <w:szCs w:val="17"/>
+              <w:spacing w:after="0" w:line="220"/>
+              <w:jc w:val="center"/>
+            </w:pPr>
+            <w:r>
+              <w:rPr>
+                <w:rFonts w:ascii="Times New Roman" w:cs="Times New Roman" w:eastAsia="Times New Roman" w:hAnsi="Times New Roman"/>
+                <w:b w:val="false"/>
+                <w:bCs w:val="false"/>
+                <w:i w:val="false"/>
+                <w:iCs w:val="false"/>
+                <w:color w:val="111111"/>
+                <w:sz w:val="15"/>
+                <w:szCs w:val="15"/>
               </w:rPr>
               <w:t xml:space="preserve">Konuşma</w:t>
             </w:r>
@@ -9597,19 +9378,19 @@
           </w:tcPr>
           <w:p>
             <w:pPr>
-              <w:spacing w:after="0" w:line="270"/>
-              <w:jc w:val="center"/>
-            </w:pPr>
-            <w:r>
-              <w:rPr>
-                <w:rFonts w:ascii="Times New Roman" w:cs="Times New Roman" w:eastAsia="Times New Roman" w:hAnsi="Times New Roman"/>
-                <w:b w:val="false"/>
-                <w:bCs w:val="false"/>
-                <w:i w:val="false"/>
-                <w:iCs w:val="false"/>
-                <w:color w:val="111111"/>
-                <w:sz w:val="18"/>
-                <w:szCs w:val="18"/>
+              <w:spacing w:after="0" w:line="220"/>
+              <w:jc w:val="center"/>
+            </w:pPr>
+            <w:r>
+              <w:rPr>
+                <w:rFonts w:ascii="Times New Roman" w:cs="Times New Roman" w:eastAsia="Times New Roman" w:hAnsi="Times New Roman"/>
+                <w:b w:val="false"/>
+                <w:bCs w:val="false"/>
+                <w:i w:val="false"/>
+                <w:iCs w:val="false"/>
+                <w:color w:val="111111"/>
+                <w:sz w:val="16"/>
+                <w:szCs w:val="16"/>
               </w:rPr>
               <w:t xml:space="preserve">15</w:t>
             </w:r>
@@ -9630,7 +9411,7 @@
           </w:tcPr>
           <w:p>
             <w:pPr>
-              <w:spacing w:after="0" w:line="270"/>
+              <w:spacing w:after="0" w:line="220"/>
               <w:jc w:val="center"/>
             </w:pPr>
             <w:r>
@@ -9641,8 +9422,8 @@
                 <w:i w:val="false"/>
                 <w:iCs w:val="false"/>
                 <w:color w:val="111111"/>
-                <w:sz w:val="18"/>
-                <w:szCs w:val="18"/>
+                <w:sz w:val="16"/>
+                <w:szCs w:val="16"/>
               </w:rPr>
               <w:t xml:space="preserve">8</w:t>
             </w:r>
@@ -9661,18 +9442,18 @@
           </w:tcPr>
           <w:p>
             <w:pPr>
-              <w:spacing w:after="0" w:line="270"/>
-            </w:pPr>
-            <w:r>
-              <w:rPr>
-                <w:rFonts w:ascii="Times New Roman" w:cs="Times New Roman" w:eastAsia="Times New Roman" w:hAnsi="Times New Roman"/>
-                <w:b w:val="false"/>
-                <w:bCs w:val="false"/>
-                <w:i w:val="false"/>
-                <w:iCs w:val="false"/>
-                <w:color w:val="111111"/>
-                <w:sz w:val="17"/>
-                <w:szCs w:val="17"/>
+              <w:spacing w:after="0" w:line="220"/>
+            </w:pPr>
+            <w:r>
+              <w:rPr>
+                <w:rFonts w:ascii="Times New Roman" w:cs="Times New Roman" w:eastAsia="Times New Roman" w:hAnsi="Times New Roman"/>
+                <w:b w:val="false"/>
+                <w:bCs w:val="false"/>
+                <w:i w:val="false"/>
+                <w:iCs w:val="false"/>
+                <w:color w:val="111111"/>
+                <w:sz w:val="15"/>
+                <w:szCs w:val="15"/>
               </w:rPr>
               <w:t xml:space="preserve">ARP.5.4.6.1 — Ailesini ve evini tanıtan kısa bir metin yazar.</w:t>
             </w:r>
@@ -9691,19 +9472,19 @@
           </w:tcPr>
           <w:p>
             <w:pPr>
-              <w:spacing w:after="0" w:line="270"/>
-              <w:jc w:val="center"/>
-            </w:pPr>
-            <w:r>
-              <w:rPr>
-                <w:rFonts w:ascii="Times New Roman" w:cs="Times New Roman" w:eastAsia="Times New Roman" w:hAnsi="Times New Roman"/>
-                <w:b w:val="false"/>
-                <w:bCs w:val="false"/>
-                <w:i w:val="false"/>
-                <w:iCs w:val="false"/>
-                <w:color w:val="111111"/>
-                <w:sz w:val="17"/>
-                <w:szCs w:val="17"/>
+              <w:spacing w:after="0" w:line="220"/>
+              <w:jc w:val="center"/>
+            </w:pPr>
+            <w:r>
+              <w:rPr>
+                <w:rFonts w:ascii="Times New Roman" w:cs="Times New Roman" w:eastAsia="Times New Roman" w:hAnsi="Times New Roman"/>
+                <w:b w:val="false"/>
+                <w:bCs w:val="false"/>
+                <w:i w:val="false"/>
+                <w:iCs w:val="false"/>
+                <w:color w:val="111111"/>
+                <w:sz w:val="15"/>
+                <w:szCs w:val="15"/>
               </w:rPr>
               <w:t xml:space="preserve">Yazma</w:t>
             </w:r>
@@ -9722,19 +9503,19 @@
           </w:tcPr>
           <w:p>
             <w:pPr>
-              <w:spacing w:after="0" w:line="270"/>
-              <w:jc w:val="center"/>
-            </w:pPr>
-            <w:r>
-              <w:rPr>
-                <w:rFonts w:ascii="Times New Roman" w:cs="Times New Roman" w:eastAsia="Times New Roman" w:hAnsi="Times New Roman"/>
-                <w:b w:val="false"/>
-                <w:bCs w:val="false"/>
-                <w:i w:val="false"/>
-                <w:iCs w:val="false"/>
-                <w:color w:val="111111"/>
-                <w:sz w:val="18"/>
-                <w:szCs w:val="18"/>
+              <w:spacing w:after="0" w:line="220"/>
+              <w:jc w:val="center"/>
+            </w:pPr>
+            <w:r>
+              <w:rPr>
+                <w:rFonts w:ascii="Times New Roman" w:cs="Times New Roman" w:eastAsia="Times New Roman" w:hAnsi="Times New Roman"/>
+                <w:b w:val="false"/>
+                <w:bCs w:val="false"/>
+                <w:i w:val="false"/>
+                <w:iCs w:val="false"/>
+                <w:color w:val="111111"/>
+                <w:sz w:val="16"/>
+                <w:szCs w:val="16"/>
               </w:rPr>
               <w:t xml:space="preserve">15</w:t>
             </w:r>
@@ -9744,7 +9525,7 @@
     </w:tbl>
     <w:p>
       <w:pPr>
-        <w:spacing w:after="60"/>
+        <w:spacing w:after="24"/>
       </w:pPr>
       <w:r>
         <w:rPr>
@@ -9754,8 +9535,8 @@
           <w:i w:val="false"/>
           <w:iCs w:val="false"/>
           <w:color w:val="111111"/>
-          <w:sz w:val="21"/>
-          <w:szCs w:val="21"/>
+          <w:sz w:val="18"/>
+          <w:szCs w:val="18"/>
         </w:rPr>
         <w:t xml:space="preserve"/>
       </w:r>
@@ -9799,44 +9580,26 @@
           </w:tcPr>
           <w:p>
             <w:pPr>
-              <w:spacing w:after="0" w:line="120"/>
-            </w:pPr>
-            <w:r>
-              <w:rPr>
-                <w:rFonts w:ascii="Times New Roman" w:cs="Times New Roman" w:eastAsia="Times New Roman" w:hAnsi="Times New Roman"/>
-                <w:b w:val="false"/>
-                <w:bCs w:val="false"/>
-                <w:i w:val="false"/>
-                <w:iCs w:val="false"/>
-                <w:color w:val="111111"/>
-                <w:sz w:val="6"/>
-                <w:szCs w:val="6"/>
-              </w:rPr>
-              <w:t xml:space="preserve"/>
-            </w:r>
-          </w:p>
-          <w:p>
-            <w:pPr>
-              <w:spacing w:after="25"/>
-              <w:jc w:val="center"/>
-            </w:pPr>
-            <w:r>
-              <w:rPr>
-                <w:rFonts w:ascii="Times New Roman" w:cs="Times New Roman" w:eastAsia="Times New Roman" w:hAnsi="Times New Roman"/>
-                <w:b w:val="false"/>
-                <w:bCs w:val="false"/>
-                <w:i w:val="false"/>
-                <w:iCs w:val="false"/>
-                <w:color w:val="111111"/>
-                <w:sz w:val="19"/>
-                <w:szCs w:val="19"/>
+              <w:spacing w:after="10"/>
+              <w:jc w:val="center"/>
+            </w:pPr>
+            <w:r>
+              <w:rPr>
+                <w:rFonts w:ascii="Times New Roman" w:cs="Times New Roman" w:eastAsia="Times New Roman" w:hAnsi="Times New Roman"/>
+                <w:b w:val="false"/>
+                <w:bCs w:val="false"/>
+                <w:i w:val="false"/>
+                <w:iCs w:val="false"/>
+                <w:color w:val="111111"/>
+                <w:sz w:val="17"/>
+                <w:szCs w:val="17"/>
               </w:rPr>
               <w:t xml:space="preserve">……………………………………</w:t>
             </w:r>
           </w:p>
           <w:p>
             <w:pPr>
-              <w:spacing w:after="8"/>
+              <w:spacing w:after="3"/>
               <w:jc w:val="center"/>
             </w:pPr>
             <w:r>
@@ -9847,8 +9610,8 @@
                 <w:i w:val="false"/>
                 <w:iCs w:val="false"/>
                 <w:color w:val="111111"/>
-                <w:sz w:val="19"/>
-                <w:szCs w:val="19"/>
+                <w:sz w:val="17"/>
+                <w:szCs w:val="17"/>
               </w:rPr>
               <w:t xml:space="preserve">Ders Öğretmeni</w:t>
             </w:r>
@@ -9866,8 +9629,8 @@
                 <w:i w:val="false"/>
                 <w:iCs w:val="false"/>
                 <w:color w:val="55636F"/>
-                <w:sz w:val="17"/>
-                <w:szCs w:val="17"/>
+                <w:sz w:val="15"/>
+                <w:szCs w:val="15"/>
               </w:rPr>
               <w:t xml:space="preserve">Arapça</w:t>
             </w:r>
@@ -9902,34 +9665,34 @@
                 <w:i w:val="false"/>
                 <w:iCs w:val="false"/>
                 <w:color w:val="111111"/>
-                <w:sz w:val="6"/>
-                <w:szCs w:val="6"/>
+                <w:sz w:val="12"/>
+                <w:szCs w:val="12"/>
               </w:rPr>
               <w:t xml:space="preserve"/>
             </w:r>
           </w:p>
           <w:p>
             <w:pPr>
-              <w:spacing w:after="25"/>
-              <w:jc w:val="center"/>
-            </w:pPr>
-            <w:r>
-              <w:rPr>
-                <w:rFonts w:ascii="Times New Roman" w:cs="Times New Roman" w:eastAsia="Times New Roman" w:hAnsi="Times New Roman"/>
-                <w:b w:val="false"/>
-                <w:bCs w:val="false"/>
-                <w:i w:val="false"/>
-                <w:iCs w:val="false"/>
-                <w:color w:val="111111"/>
-                <w:sz w:val="19"/>
-                <w:szCs w:val="19"/>
+              <w:spacing w:after="10"/>
+              <w:jc w:val="center"/>
+            </w:pPr>
+            <w:r>
+              <w:rPr>
+                <w:rFonts w:ascii="Times New Roman" w:cs="Times New Roman" w:eastAsia="Times New Roman" w:hAnsi="Times New Roman"/>
+                <w:b w:val="false"/>
+                <w:bCs w:val="false"/>
+                <w:i w:val="false"/>
+                <w:iCs w:val="false"/>
+                <w:color w:val="111111"/>
+                <w:sz w:val="17"/>
+                <w:szCs w:val="17"/>
               </w:rPr>
               <w:t xml:space="preserve">……………………………………</w:t>
             </w:r>
           </w:p>
           <w:p>
             <w:pPr>
-              <w:spacing w:after="8"/>
+              <w:spacing w:after="3"/>
               <w:jc w:val="center"/>
             </w:pPr>
             <w:r>
@@ -9940,8 +9703,8 @@
                 <w:i w:val="false"/>
                 <w:iCs w:val="false"/>
                 <w:color w:val="111111"/>
-                <w:sz w:val="19"/>
-                <w:szCs w:val="19"/>
+                <w:sz w:val="17"/>
+                <w:szCs w:val="17"/>
               </w:rPr>
               <w:t xml:space="preserve">Okul Müdürü</w:t>
             </w:r>
@@ -9959,8 +9722,8 @@
                 <w:i w:val="false"/>
                 <w:iCs w:val="false"/>
                 <w:color w:val="55636F"/>
-                <w:sz w:val="17"/>
-                <w:szCs w:val="17"/>
+                <w:sz w:val="15"/>
+                <w:szCs w:val="15"/>
               </w:rPr>
               <w:t xml:space="preserve"/>
             </w:r>
@@ -9971,7 +9734,7 @@
     <w:sectPr>
       <w:footerReference w:type="default" r:id="rId7"/>
       <w:pgSz w:w="11906" w:h="16838" w:orient="portrait"/>
-      <w:pgMar w:top="1021" w:right="1021" w:bottom="1021" w:left="1021" w:header="708" w:footer="708" w:gutter="0"/>
+      <w:pgMar w:top="480" w:right="480" w:bottom="480" w:left="480" w:header="454" w:footer="400" w:gutter="0"/>
       <w:pgNumType/>
       <w:docGrid w:linePitch="360"/>
     </w:sectPr>

--- a/dosyalar/sinavlar/5-sinif/arapca-5-2d2y-beceri.docx
+++ b/dosyalar/sinavlar/5-sinif/arapca-5-2d2y-beceri.docx
@@ -540,7 +540,7 @@
                 <w:szCs w:val="27"/>
                 <w:rtl/>
               </w:rPr>
-              <w:t xml:space="preserve">فِي بَيْتِي خَمْسُ غُرَفٍ: غُرْفَةُ النَّوْمِ وَالصَّالَةُ وَالْمَطْبَخُ وَالْحَمَّامُ وَغُرْفَةُ الضُّيُوفِ.</w:t>
+              <w:t xml:space="preserve">فِي بَيْتِي خَمْسُ غُرَفٍ: غُرْفَةُ النَّوْمِ وَالصَّالَةُ وَالْمَطْبَخُ وَالْحَمَّامُ وَغُرْفَةُ الضُّيُوفِ.</w:t>
             </w:r>
           </w:p>
           <w:p>
@@ -576,7 +576,7 @@
                 <w:szCs w:val="27"/>
                 <w:rtl/>
               </w:rPr>
-              <w:t xml:space="preserve">اَلتِّلْفَازُ فِي الصَّالَةِ وَالسَّاعَةُ عَلَى الْجِدَارِ.</w:t>
+              <w:t xml:space="preserve">اَلتِّلْفَازُ فِي الصَّالَةِ وَالسَّاعَةُ عَلَى الجِدَارِ.</w:t>
             </w:r>
           </w:p>
           <w:p>
@@ -594,7 +594,7 @@
                 <w:szCs w:val="27"/>
                 <w:rtl/>
               </w:rPr>
-              <w:t xml:space="preserve">أَمَامَ الْبَيْتِ حَدِيقَةٌ نَظِيفَةٌ.</w:t>
+              <w:t xml:space="preserve">أَمَامَ البَيْتِ حَدِيقَةٌ نَظِيفَةٌ.</w:t>
             </w:r>
           </w:p>
         </w:tc>
@@ -648,7 +648,7 @@
           <w:szCs w:val="25"/>
           <w:rtl/>
         </w:rPr>
-        <w:t xml:space="preserve">كَمْ غُرْفَةً فِي الْبَيْتِ؟</w:t>
+        <w:t xml:space="preserve">كَمْ غُرْفَةً فِي البَيْتِ؟</w:t>
       </w:r>
     </w:p>
     <w:tbl>
@@ -819,7 +819,7 @@
                 <w:szCs w:val="25"/>
                 <w:rtl/>
               </w:rPr>
-              <w:t xml:space="preserve">سِتُّ غُرَفٍ</w:t>
+              <w:t xml:space="preserve">سِتُّ غُرَفٍ</w:t>
             </w:r>
           </w:p>
         </w:tc>
@@ -904,7 +904,7 @@
           <w:szCs w:val="25"/>
           <w:rtl/>
         </w:rPr>
-        <w:t xml:space="preserve">أَيْنَ التِّلْفَازُ؟</w:t>
+        <w:t xml:space="preserve">أَيْن التِّلْفَازُ؟</w:t>
       </w:r>
     </w:p>
     <w:tbl>
@@ -972,7 +972,7 @@
                 <w:szCs w:val="25"/>
                 <w:rtl/>
               </w:rPr>
-              <w:t xml:space="preserve">فِي الصَّالَةِ</w:t>
+              <w:t xml:space="preserve">فِي الصَّالَةِ</w:t>
             </w:r>
           </w:p>
         </w:tc>
@@ -1021,7 +1021,7 @@
                 <w:szCs w:val="25"/>
                 <w:rtl/>
               </w:rPr>
-              <w:t xml:space="preserve">فِي الْمَطْبَخِ</w:t>
+              <w:t xml:space="preserve">فِي المَطْبَخِ</w:t>
             </w:r>
           </w:p>
         </w:tc>
@@ -1075,7 +1075,7 @@
                 <w:szCs w:val="25"/>
                 <w:rtl/>
               </w:rPr>
-              <w:t xml:space="preserve">فِي الْحَدِيقَةِ</w:t>
+              <w:t xml:space="preserve">فِي الحَدِيقَةِ</w:t>
             </w:r>
           </w:p>
         </w:tc>
@@ -1124,7 +1124,7 @@
                 <w:szCs w:val="25"/>
                 <w:rtl/>
               </w:rPr>
-              <w:t xml:space="preserve">فِي الْحَمَّامِ</w:t>
+              <w:t xml:space="preserve">فِي الحَمَّامِ</w:t>
             </w:r>
           </w:p>
         </w:tc>
@@ -1160,7 +1160,7 @@
           <w:szCs w:val="25"/>
           <w:rtl/>
         </w:rPr>
-        <w:t xml:space="preserve">مَاذَا أَمَامَ الْبَيْتِ؟</w:t>
+        <w:t xml:space="preserve">مَاذَا أَمَامَ البَيْتِ؟</w:t>
       </w:r>
     </w:p>
     <w:tbl>
@@ -1277,7 +1277,7 @@
                 <w:szCs w:val="25"/>
                 <w:rtl/>
               </w:rPr>
-              <w:t xml:space="preserve">سَيَّارَةٌ</w:t>
+              <w:t xml:space="preserve">سَيَّارَةٌ</w:t>
             </w:r>
           </w:p>
         </w:tc>
@@ -1725,7 +1725,7 @@
                 <w:szCs w:val="25"/>
                 <w:rtl/>
               </w:rPr>
-              <w:t xml:space="preserve">بَيْتُ مَرْيَمَ كَبِيرٌ.</w:t>
+              <w:t xml:space="preserve">بَيْتُ مَرْيَم كَبِيرٌ.</w:t>
             </w:r>
           </w:p>
         </w:tc>
@@ -1833,7 +1833,7 @@
                 <w:szCs w:val="25"/>
                 <w:rtl/>
               </w:rPr>
-              <w:t xml:space="preserve">فِي الْبَيْتِ أَرْبَعُ غُرَفٍ.</w:t>
+              <w:t xml:space="preserve">فِي البَيْتِ أَرْبَعُ غُرَفٍ.</w:t>
             </w:r>
           </w:p>
         </w:tc>
@@ -1941,7 +1941,7 @@
                 <w:szCs w:val="25"/>
                 <w:rtl/>
               </w:rPr>
-              <w:t xml:space="preserve">اَلْمِصْبَاحُ تَحْتَ الطَّاوِلَةِ.</w:t>
+              <w:t xml:space="preserve">اَلمِصْبَاحُ تَحْتَ الطَّاوِلَةِ.</w:t>
             </w:r>
           </w:p>
         </w:tc>
@@ -2049,7 +2049,7 @@
                 <w:szCs w:val="25"/>
                 <w:rtl/>
               </w:rPr>
-              <w:t xml:space="preserve">اَلسَّجَّادَةُ فِي الصَّالَةِ.</w:t>
+              <w:t xml:space="preserve">اَلسَّجَّادَةُ فِي الصَّالَةِ.</w:t>
             </w:r>
           </w:p>
         </w:tc>
@@ -2157,7 +2157,7 @@
                 <w:szCs w:val="25"/>
                 <w:rtl/>
               </w:rPr>
-              <w:t xml:space="preserve">اَلْحَدِيقَةُ خَلْفَ الْبَيْتِ.</w:t>
+              <w:t xml:space="preserve">اَلحَدِيقَةُ خَلْفَ البَيْتِ.</w:t>
             </w:r>
           </w:p>
         </w:tc>
@@ -2375,7 +2375,7 @@
                 <w:szCs w:val="25"/>
                 <w:rtl/>
               </w:rPr>
-              <w:t xml:space="preserve">أَيْنَ الْغُرْفَةُ؟</w:t>
+              <w:t xml:space="preserve">أَيْن الغُرْفَةُ؟</w:t>
             </w:r>
           </w:p>
         </w:tc>
@@ -2480,7 +2480,7 @@
                 <w:szCs w:val="25"/>
                 <w:rtl/>
               </w:rPr>
-              <w:t xml:space="preserve">مَا هَذِهِ الْغُرْفَةُ؟</w:t>
+              <w:t xml:space="preserve">مَا هَذِهِ الغُرْفَةُ؟</w:t>
             </w:r>
           </w:p>
         </w:tc>
@@ -2530,7 +2530,7 @@
                 <w:szCs w:val="25"/>
                 <w:rtl/>
               </w:rPr>
-              <w:t xml:space="preserve">مَنْ فِي الْغُرْفَةِ؟</w:t>
+              <w:t xml:space="preserve">مَنْ فِي الغُرْفَةِ؟</w:t>
             </w:r>
           </w:p>
         </w:tc>
@@ -2622,7 +2622,7 @@
                 <w:szCs w:val="25"/>
                 <w:rtl/>
               </w:rPr>
-              <w:t xml:space="preserve">عَلَى الْجِدَارِ</w:t>
+              <w:t xml:space="preserve">عَلَى الجِدَارِ</w:t>
             </w:r>
           </w:p>
         </w:tc>
@@ -2672,7 +2672,7 @@
                 <w:szCs w:val="25"/>
                 <w:rtl/>
               </w:rPr>
-              <w:t xml:space="preserve">تَحْتَ السَّرِيرِ</w:t>
+              <w:t xml:space="preserve">تَحْتَ السَّرِيرِ</w:t>
             </w:r>
           </w:p>
         </w:tc>
@@ -2727,7 +2727,7 @@
                 <w:szCs w:val="25"/>
                 <w:rtl/>
               </w:rPr>
-              <w:t xml:space="preserve">فِي الْمَطْبَخِ</w:t>
+              <w:t xml:space="preserve">فِي المَطْبَخِ</w:t>
             </w:r>
           </w:p>
         </w:tc>
@@ -2777,7 +2777,7 @@
                 <w:szCs w:val="25"/>
                 <w:rtl/>
               </w:rPr>
-              <w:t xml:space="preserve">أَمَامَ الْبَيْتِ</w:t>
+              <w:t xml:space="preserve">أَمَامَ البَيْتِ</w:t>
             </w:r>
           </w:p>
         </w:tc>
@@ -2800,7 +2800,7 @@
           <w:sz w:val="17"/>
           <w:szCs w:val="17"/>
         </w:rPr>
-        <w:t xml:space="preserve">3.  «اَلْبَيْتُ الْجَمِيلُ» tamlamasının Türkçe karşılığı hangisidir?</w:t>
+        <w:t xml:space="preserve">3.  «اَلبَيْتُ الجَمِيلُ» tamlamasının Türkçe karşılığı hangisidir?</w:t>
       </w:r>
     </w:p>
     <w:tbl>
@@ -3112,7 +3112,7 @@
                 <w:szCs w:val="25"/>
                 <w:rtl/>
               </w:rPr>
-              <w:t xml:space="preserve">أُمِّي فِي الْمَطْبَخِ.</w:t>
+              <w:t xml:space="preserve">أُمِّي فِي المَطْبَخِ.</w:t>
             </w:r>
           </w:p>
         </w:tc>
@@ -3162,7 +3162,7 @@
                 <w:szCs w:val="25"/>
                 <w:rtl/>
               </w:rPr>
-              <w:t xml:space="preserve">أَبِي فِي الْمَطْبَخِ.</w:t>
+              <w:t xml:space="preserve">أَبِي فِي المَطْبَخِ.</w:t>
             </w:r>
           </w:p>
         </w:tc>
@@ -3217,7 +3217,7 @@
                 <w:szCs w:val="25"/>
                 <w:rtl/>
               </w:rPr>
-              <w:t xml:space="preserve">أُمِّي فِي الْحَدِيقَةِ.</w:t>
+              <w:t xml:space="preserve">أُمِّي فِي الحَدِيقَةِ.</w:t>
             </w:r>
           </w:p>
         </w:tc>
@@ -3267,7 +3267,7 @@
                 <w:szCs w:val="25"/>
                 <w:rtl/>
               </w:rPr>
-              <w:t xml:space="preserve">أُمِّي أَمَامَ الْبَيْتِ.</w:t>
+              <w:t xml:space="preserve">أُمِّي أَمَامَ البَيْتِ.</w:t>
             </w:r>
           </w:p>
         </w:tc>
@@ -3954,7 +3954,7 @@
                 <w:szCs w:val="25"/>
                 <w:rtl/>
               </w:rPr>
-              <w:t xml:space="preserve">اَلْحَدِيقَةُ خَلْفَ الْبَيْتِ.</w:t>
+              <w:t xml:space="preserve">اَلحَدِيقَةُ خَلْفَ البَيْتِ.</w:t>
             </w:r>
           </w:p>
         </w:tc>
@@ -4294,7 +4294,7 @@
                 <w:szCs w:val="25"/>
                 <w:rtl/>
               </w:rPr>
-              <w:t xml:space="preserve">اَلْكِتَابُ عَلَى الطَّاوِلَةِ.</w:t>
+              <w:t xml:space="preserve">اَلكِتَابُ عَلَى الطَّاوِلَةِ.</w:t>
             </w:r>
           </w:p>
         </w:tc>
@@ -4616,7 +4616,7 @@
                 <w:szCs w:val="27"/>
                 <w:rtl/>
               </w:rPr>
-              <w:t xml:space="preserve">خَمْسُ   —   الصَّالَةِ   —   الْجِدَارِ   —   حَدِيقَةٌ   —   خِزَانَةٌ</w:t>
+              <w:t xml:space="preserve">خَمْسُ   —   الصَّالَةِ   —   الجِدَارِ   —   حَدِيقَةٌ   —   خِزَانَةٌ</w:t>
             </w:r>
           </w:p>
         </w:tc>
@@ -4723,7 +4723,7 @@
                 <w:szCs w:val="25"/>
                 <w:rtl/>
               </w:rPr>
-              <w:t xml:space="preserve">فِي الْبَيْتِ ……………………… غُرَفٍ.</w:t>
+              <w:t xml:space="preserve">فِي البَيْتِ ……………………… غُرَفٍ.</w:t>
             </w:r>
           </w:p>
         </w:tc>
@@ -4867,7 +4867,7 @@
                 <w:szCs w:val="25"/>
                 <w:rtl/>
               </w:rPr>
-              <w:t xml:space="preserve">اَلتِّلْفَازُ فِي ……………………… .</w:t>
+              <w:t xml:space="preserve">اَلتِّلْفَازُ فِي ……………………… .</w:t>
             </w:r>
           </w:p>
         </w:tc>
@@ -4939,7 +4939,7 @@
                 <w:szCs w:val="25"/>
                 <w:rtl/>
               </w:rPr>
-              <w:t xml:space="preserve">اَلسَّاعَةُ عَلَى ……………………… .</w:t>
+              <w:t xml:space="preserve">اَلسَّاعَةُ عَلَى ……………………… .</w:t>
             </w:r>
           </w:p>
         </w:tc>
@@ -5011,7 +5011,7 @@
                 <w:szCs w:val="25"/>
                 <w:rtl/>
               </w:rPr>
-              <w:t xml:space="preserve">أَمَامَ الْبَيْتِ ……………………… نَظِيفَةٌ.</w:t>
+              <w:t xml:space="preserve">أَمَامَ البَيْتِ ……………………… نَظِيفَةٌ.</w:t>
             </w:r>
           </w:p>
         </w:tc>
@@ -5378,7 +5378,7 @@
                 <w:szCs w:val="27"/>
                 <w:rtl/>
               </w:rPr>
-              <w:t xml:space="preserve">سِتَّةٌ</w:t>
+              <w:t xml:space="preserve">سِتَّةٌ</w:t>
             </w:r>
           </w:p>
         </w:tc>
@@ -6534,7 +6534,7 @@
                 <w:szCs w:val="27"/>
                 <w:rtl/>
               </w:rPr>
-              <w:t xml:space="preserve">أُسْرَتِي   —   أَبِي   —   أُمِّي   —   بَيْتِي   —   غُرْفَةٌ   —   جَمِيلٌ   —   كَبِيرٌ   —   فِي   —   أَمَامَ</w:t>
+              <w:t xml:space="preserve">أُسْرَتِي   —   أَبِي   —   أُمِّي   —   بَيْتِي   —   غُرْفَةٌ   —   جَمِيلٌ   —   كَبِيرٌ   —   فِي   —   أَمَامَ</w:t>
             </w:r>
           </w:p>
         </w:tc>
@@ -7086,7 +7086,7 @@
                 <w:sz w:val="17"/>
                 <w:szCs w:val="17"/>
               </w:rPr>
-              <w:t xml:space="preserve">هَذَا بَيْتُ مَرْيَمَ. اَلْبَيْتُ صَغِيرٌ وَنَظِيفٌ. فِي الْبَيْتِ أَرْبَعُ غُرَفٍ. اَلْمِصْبَاحُ فَوْقَ الطَّاوِلَةِ. اَلسَّجَّادَةُ فِي الصَّالَةِ. اَلْحَدِيقَةُ خَلْفَ الْبَيْتِ.</w:t>
+              <w:t xml:space="preserve">هَذَا بَيْتُ مَرْيَم. اَلبَيْتُ صَغِيرٌ وَنَظِيفٌ. فِي البَيْتِ أَرْبَعُ غُرَفٍ. اَلمِصْبَاحُ فَوْقَ الطَّاوِلَةِ. اَلسَّجَّادَةُ فِي الصَّالَةِ. اَلحَدِيقَةُ خَلْفَ البَيْتِ.</w:t>
             </w:r>
           </w:p>
           <w:p>
@@ -7386,7 +7386,7 @@
                 <w:szCs w:val="25"/>
                 <w:rtl/>
               </w:rPr>
-              <w:t xml:space="preserve">خَمْسُ ، خِزَانَةٌ ، الصَّالَةِ ، الْجِدَارِ ، حَدِيقَةٌ</w:t>
+              <w:t xml:space="preserve">خَمْسُ ، خِزَانَةٌ ، الصَّالَةِ ، الجِدَارِ ، حَدِيقَةٌ</w:t>
             </w:r>
           </w:p>
         </w:tc>
@@ -7574,7 +7574,7 @@
                 <w:szCs w:val="25"/>
                 <w:rtl/>
               </w:rPr>
-              <w:t xml:space="preserve">هُوَ جَمِيلٌ وَكَبِيرٌ. · فِي الْبَيْتِ خَمْسُ غُرَفٍ.</w:t>
+              <w:t xml:space="preserve">هُوَ جَمِيلٌ وَكَبِيرٌ. · فِي البَيْتِ خَمْسُ غُرَفٍ.</w:t>
             </w:r>
           </w:p>
           <w:p>
@@ -7592,7 +7592,7 @@
                 <w:szCs w:val="25"/>
                 <w:rtl/>
               </w:rPr>
-              <w:t xml:space="preserve">فِي الْغُرْفَةِ سَرِيرٌ وَخِزَانَةٌ وَطَاوِلَةٌ. · اَلتِّلْفَازُ فِي الصَّالَةِ.</w:t>
+              <w:t xml:space="preserve">فِي الغُرْفَةِ سَرِيرٌ وَخِزَانَةٌ وَطَاوِلَةٌ. · اَلتِّلْفَازُ فِي الصَّالَةِ.</w:t>
             </w:r>
           </w:p>
           <w:p>
@@ -7610,7 +7610,7 @@
                 <w:szCs w:val="25"/>
                 <w:rtl/>
               </w:rPr>
-              <w:t xml:space="preserve">أَمَامَ الْبَيْتِ حَدِيقَةٌ نَظِيفَةٌ.</w:t>
+              <w:t xml:space="preserve">أَمَامَ البَيْتِ حَدِيقَةٌ نَظِيفَةٌ.</w:t>
             </w:r>
           </w:p>
         </w:tc>

--- a/dosyalar/sinavlar/5-sinif/arapca-5-2d2y-beceri.docx
+++ b/dosyalar/sinavlar/5-sinif/arapca-5-2d2y-beceri.docx
@@ -496,7 +496,7 @@
             </w:pPr>
             <w:r>
               <w:rPr>
-                <w:rFonts w:ascii="Markazi Text" w:cs="Markazi Text" w:eastAsia="Markazi Text" w:hAnsi="Markazi Text"/>
+                <w:rFonts w:ascii="Arakom" w:cs="Arakom" w:eastAsia="Arakom" w:hAnsi="Arakom"/>
                 <w:b/>
                 <w:bCs/>
                 <w:color w:val="111111"/>
@@ -514,7 +514,7 @@
             </w:pPr>
             <w:r>
               <w:rPr>
-                <w:rFonts w:ascii="Markazi Text" w:cs="Markazi Text" w:eastAsia="Markazi Text" w:hAnsi="Markazi Text"/>
+                <w:rFonts w:ascii="Arakom" w:cs="Arakom" w:eastAsia="Arakom" w:hAnsi="Arakom"/>
                 <w:b w:val="false"/>
                 <w:bCs w:val="false"/>
                 <w:color w:val="111111"/>
@@ -532,7 +532,7 @@
             </w:pPr>
             <w:r>
               <w:rPr>
-                <w:rFonts w:ascii="Markazi Text" w:cs="Markazi Text" w:eastAsia="Markazi Text" w:hAnsi="Markazi Text"/>
+                <w:rFonts w:ascii="Arakom" w:cs="Arakom" w:eastAsia="Arakom" w:hAnsi="Arakom"/>
                 <w:b w:val="false"/>
                 <w:bCs w:val="false"/>
                 <w:color w:val="111111"/>
@@ -550,7 +550,7 @@
             </w:pPr>
             <w:r>
               <w:rPr>
-                <w:rFonts w:ascii="Markazi Text" w:cs="Markazi Text" w:eastAsia="Markazi Text" w:hAnsi="Markazi Text"/>
+                <w:rFonts w:ascii="Arakom" w:cs="Arakom" w:eastAsia="Arakom" w:hAnsi="Arakom"/>
                 <w:b w:val="false"/>
                 <w:bCs w:val="false"/>
                 <w:color w:val="111111"/>
@@ -568,7 +568,7 @@
             </w:pPr>
             <w:r>
               <w:rPr>
-                <w:rFonts w:ascii="Markazi Text" w:cs="Markazi Text" w:eastAsia="Markazi Text" w:hAnsi="Markazi Text"/>
+                <w:rFonts w:ascii="Arakom" w:cs="Arakom" w:eastAsia="Arakom" w:hAnsi="Arakom"/>
                 <w:b w:val="false"/>
                 <w:bCs w:val="false"/>
                 <w:color w:val="111111"/>
@@ -586,7 +586,7 @@
             </w:pPr>
             <w:r>
               <w:rPr>
-                <w:rFonts w:ascii="Markazi Text" w:cs="Markazi Text" w:eastAsia="Markazi Text" w:hAnsi="Markazi Text"/>
+                <w:rFonts w:ascii="Arakom" w:cs="Arakom" w:eastAsia="Arakom" w:hAnsi="Arakom"/>
                 <w:b w:val="false"/>
                 <w:bCs w:val="false"/>
                 <w:color w:val="111111"/>
@@ -640,7 +640,7 @@
       </w:r>
       <w:r>
         <w:rPr>
-          <w:rFonts w:ascii="Markazi Text" w:cs="Markazi Text" w:eastAsia="Markazi Text" w:hAnsi="Markazi Text"/>
+          <w:rFonts w:ascii="Arakom" w:cs="Arakom" w:eastAsia="Arakom" w:hAnsi="Arakom"/>
           <w:b w:val="false"/>
           <w:bCs w:val="false"/>
           <w:color w:val="111111"/>
@@ -708,7 +708,7 @@
             </w:r>
             <w:r>
               <w:rPr>
-                <w:rFonts w:ascii="Markazi Text" w:cs="Markazi Text" w:eastAsia="Markazi Text" w:hAnsi="Markazi Text"/>
+                <w:rFonts w:ascii="Arakom" w:cs="Arakom" w:eastAsia="Arakom" w:hAnsi="Arakom"/>
                 <w:b w:val="false"/>
                 <w:bCs w:val="false"/>
                 <w:color w:val="111111"/>
@@ -757,7 +757,7 @@
             </w:r>
             <w:r>
               <w:rPr>
-                <w:rFonts w:ascii="Markazi Text" w:cs="Markazi Text" w:eastAsia="Markazi Text" w:hAnsi="Markazi Text"/>
+                <w:rFonts w:ascii="Arakom" w:cs="Arakom" w:eastAsia="Arakom" w:hAnsi="Arakom"/>
                 <w:b w:val="false"/>
                 <w:bCs w:val="false"/>
                 <w:color w:val="111111"/>
@@ -811,7 +811,7 @@
             </w:r>
             <w:r>
               <w:rPr>
-                <w:rFonts w:ascii="Markazi Text" w:cs="Markazi Text" w:eastAsia="Markazi Text" w:hAnsi="Markazi Text"/>
+                <w:rFonts w:ascii="Arakom" w:cs="Arakom" w:eastAsia="Arakom" w:hAnsi="Arakom"/>
                 <w:b w:val="false"/>
                 <w:bCs w:val="false"/>
                 <w:color w:val="111111"/>
@@ -860,7 +860,7 @@
             </w:r>
             <w:r>
               <w:rPr>
-                <w:rFonts w:ascii="Markazi Text" w:cs="Markazi Text" w:eastAsia="Markazi Text" w:hAnsi="Markazi Text"/>
+                <w:rFonts w:ascii="Arakom" w:cs="Arakom" w:eastAsia="Arakom" w:hAnsi="Arakom"/>
                 <w:b w:val="false"/>
                 <w:bCs w:val="false"/>
                 <w:color w:val="111111"/>
@@ -896,7 +896,7 @@
       </w:r>
       <w:r>
         <w:rPr>
-          <w:rFonts w:ascii="Markazi Text" w:cs="Markazi Text" w:eastAsia="Markazi Text" w:hAnsi="Markazi Text"/>
+          <w:rFonts w:ascii="Arakom" w:cs="Arakom" w:eastAsia="Arakom" w:hAnsi="Arakom"/>
           <w:b w:val="false"/>
           <w:bCs w:val="false"/>
           <w:color w:val="111111"/>
@@ -964,7 +964,7 @@
             </w:r>
             <w:r>
               <w:rPr>
-                <w:rFonts w:ascii="Markazi Text" w:cs="Markazi Text" w:eastAsia="Markazi Text" w:hAnsi="Markazi Text"/>
+                <w:rFonts w:ascii="Arakom" w:cs="Arakom" w:eastAsia="Arakom" w:hAnsi="Arakom"/>
                 <w:b w:val="false"/>
                 <w:bCs w:val="false"/>
                 <w:color w:val="111111"/>
@@ -1013,7 +1013,7 @@
             </w:r>
             <w:r>
               <w:rPr>
-                <w:rFonts w:ascii="Markazi Text" w:cs="Markazi Text" w:eastAsia="Markazi Text" w:hAnsi="Markazi Text"/>
+                <w:rFonts w:ascii="Arakom" w:cs="Arakom" w:eastAsia="Arakom" w:hAnsi="Arakom"/>
                 <w:b w:val="false"/>
                 <w:bCs w:val="false"/>
                 <w:color w:val="111111"/>
@@ -1067,7 +1067,7 @@
             </w:r>
             <w:r>
               <w:rPr>
-                <w:rFonts w:ascii="Markazi Text" w:cs="Markazi Text" w:eastAsia="Markazi Text" w:hAnsi="Markazi Text"/>
+                <w:rFonts w:ascii="Arakom" w:cs="Arakom" w:eastAsia="Arakom" w:hAnsi="Arakom"/>
                 <w:b w:val="false"/>
                 <w:bCs w:val="false"/>
                 <w:color w:val="111111"/>
@@ -1116,7 +1116,7 @@
             </w:r>
             <w:r>
               <w:rPr>
-                <w:rFonts w:ascii="Markazi Text" w:cs="Markazi Text" w:eastAsia="Markazi Text" w:hAnsi="Markazi Text"/>
+                <w:rFonts w:ascii="Arakom" w:cs="Arakom" w:eastAsia="Arakom" w:hAnsi="Arakom"/>
                 <w:b w:val="false"/>
                 <w:bCs w:val="false"/>
                 <w:color w:val="111111"/>
@@ -1152,7 +1152,7 @@
       </w:r>
       <w:r>
         <w:rPr>
-          <w:rFonts w:ascii="Markazi Text" w:cs="Markazi Text" w:eastAsia="Markazi Text" w:hAnsi="Markazi Text"/>
+          <w:rFonts w:ascii="Arakom" w:cs="Arakom" w:eastAsia="Arakom" w:hAnsi="Arakom"/>
           <w:b w:val="false"/>
           <w:bCs w:val="false"/>
           <w:color w:val="111111"/>
@@ -1220,7 +1220,7 @@
             </w:r>
             <w:r>
               <w:rPr>
-                <w:rFonts w:ascii="Markazi Text" w:cs="Markazi Text" w:eastAsia="Markazi Text" w:hAnsi="Markazi Text"/>
+                <w:rFonts w:ascii="Arakom" w:cs="Arakom" w:eastAsia="Arakom" w:hAnsi="Arakom"/>
                 <w:b w:val="false"/>
                 <w:bCs w:val="false"/>
                 <w:color w:val="111111"/>
@@ -1269,7 +1269,7 @@
             </w:r>
             <w:r>
               <w:rPr>
-                <w:rFonts w:ascii="Markazi Text" w:cs="Markazi Text" w:eastAsia="Markazi Text" w:hAnsi="Markazi Text"/>
+                <w:rFonts w:ascii="Arakom" w:cs="Arakom" w:eastAsia="Arakom" w:hAnsi="Arakom"/>
                 <w:b w:val="false"/>
                 <w:bCs w:val="false"/>
                 <w:color w:val="111111"/>
@@ -1323,7 +1323,7 @@
             </w:r>
             <w:r>
               <w:rPr>
-                <w:rFonts w:ascii="Markazi Text" w:cs="Markazi Text" w:eastAsia="Markazi Text" w:hAnsi="Markazi Text"/>
+                <w:rFonts w:ascii="Arakom" w:cs="Arakom" w:eastAsia="Arakom" w:hAnsi="Arakom"/>
                 <w:b w:val="false"/>
                 <w:bCs w:val="false"/>
                 <w:color w:val="111111"/>
@@ -1372,7 +1372,7 @@
             </w:r>
             <w:r>
               <w:rPr>
-                <w:rFonts w:ascii="Markazi Text" w:cs="Markazi Text" w:eastAsia="Markazi Text" w:hAnsi="Markazi Text"/>
+                <w:rFonts w:ascii="Arakom" w:cs="Arakom" w:eastAsia="Arakom" w:hAnsi="Arakom"/>
                 <w:b w:val="false"/>
                 <w:bCs w:val="false"/>
                 <w:color w:val="111111"/>
@@ -1717,7 +1717,7 @@
             </w:pPr>
             <w:r>
               <w:rPr>
-                <w:rFonts w:ascii="Markazi Text" w:cs="Markazi Text" w:eastAsia="Markazi Text" w:hAnsi="Markazi Text"/>
+                <w:rFonts w:ascii="Arakom" w:cs="Arakom" w:eastAsia="Arakom" w:hAnsi="Arakom"/>
                 <w:b w:val="false"/>
                 <w:bCs w:val="false"/>
                 <w:color w:val="111111"/>
@@ -1825,7 +1825,7 @@
             </w:pPr>
             <w:r>
               <w:rPr>
-                <w:rFonts w:ascii="Markazi Text" w:cs="Markazi Text" w:eastAsia="Markazi Text" w:hAnsi="Markazi Text"/>
+                <w:rFonts w:ascii="Arakom" w:cs="Arakom" w:eastAsia="Arakom" w:hAnsi="Arakom"/>
                 <w:b w:val="false"/>
                 <w:bCs w:val="false"/>
                 <w:color w:val="111111"/>
@@ -1933,7 +1933,7 @@
             </w:pPr>
             <w:r>
               <w:rPr>
-                <w:rFonts w:ascii="Markazi Text" w:cs="Markazi Text" w:eastAsia="Markazi Text" w:hAnsi="Markazi Text"/>
+                <w:rFonts w:ascii="Arakom" w:cs="Arakom" w:eastAsia="Arakom" w:hAnsi="Arakom"/>
                 <w:b w:val="false"/>
                 <w:bCs w:val="false"/>
                 <w:color w:val="111111"/>
@@ -2041,7 +2041,7 @@
             </w:pPr>
             <w:r>
               <w:rPr>
-                <w:rFonts w:ascii="Markazi Text" w:cs="Markazi Text" w:eastAsia="Markazi Text" w:hAnsi="Markazi Text"/>
+                <w:rFonts w:ascii="Arakom" w:cs="Arakom" w:eastAsia="Arakom" w:hAnsi="Arakom"/>
                 <w:b w:val="false"/>
                 <w:bCs w:val="false"/>
                 <w:color w:val="111111"/>
@@ -2149,7 +2149,7 @@
             </w:pPr>
             <w:r>
               <w:rPr>
-                <w:rFonts w:ascii="Markazi Text" w:cs="Markazi Text" w:eastAsia="Markazi Text" w:hAnsi="Markazi Text"/>
+                <w:rFonts w:ascii="Arakom" w:cs="Arakom" w:eastAsia="Arakom" w:hAnsi="Arakom"/>
                 <w:b w:val="false"/>
                 <w:bCs w:val="false"/>
                 <w:color w:val="111111"/>
@@ -2367,7 +2367,7 @@
             </w:r>
             <w:r>
               <w:rPr>
-                <w:rFonts w:ascii="Markazi Text" w:cs="Markazi Text" w:eastAsia="Markazi Text" w:hAnsi="Markazi Text"/>
+                <w:rFonts w:ascii="Arakom" w:cs="Arakom" w:eastAsia="Arakom" w:hAnsi="Arakom"/>
                 <w:b w:val="false"/>
                 <w:bCs w:val="false"/>
                 <w:color w:val="111111"/>
@@ -2417,7 +2417,7 @@
             </w:r>
             <w:r>
               <w:rPr>
-                <w:rFonts w:ascii="Markazi Text" w:cs="Markazi Text" w:eastAsia="Markazi Text" w:hAnsi="Markazi Text"/>
+                <w:rFonts w:ascii="Arakom" w:cs="Arakom" w:eastAsia="Arakom" w:hAnsi="Arakom"/>
                 <w:b w:val="false"/>
                 <w:bCs w:val="false"/>
                 <w:color w:val="111111"/>
@@ -2472,7 +2472,7 @@
             </w:r>
             <w:r>
               <w:rPr>
-                <w:rFonts w:ascii="Markazi Text" w:cs="Markazi Text" w:eastAsia="Markazi Text" w:hAnsi="Markazi Text"/>
+                <w:rFonts w:ascii="Arakom" w:cs="Arakom" w:eastAsia="Arakom" w:hAnsi="Arakom"/>
                 <w:b w:val="false"/>
                 <w:bCs w:val="false"/>
                 <w:color w:val="111111"/>
@@ -2522,7 +2522,7 @@
             </w:r>
             <w:r>
               <w:rPr>
-                <w:rFonts w:ascii="Markazi Text" w:cs="Markazi Text" w:eastAsia="Markazi Text" w:hAnsi="Markazi Text"/>
+                <w:rFonts w:ascii="Arakom" w:cs="Arakom" w:eastAsia="Arakom" w:hAnsi="Arakom"/>
                 <w:b w:val="false"/>
                 <w:bCs w:val="false"/>
                 <w:color w:val="111111"/>
@@ -2614,7 +2614,7 @@
             </w:r>
             <w:r>
               <w:rPr>
-                <w:rFonts w:ascii="Markazi Text" w:cs="Markazi Text" w:eastAsia="Markazi Text" w:hAnsi="Markazi Text"/>
+                <w:rFonts w:ascii="Arakom" w:cs="Arakom" w:eastAsia="Arakom" w:hAnsi="Arakom"/>
                 <w:b w:val="false"/>
                 <w:bCs w:val="false"/>
                 <w:color w:val="111111"/>
@@ -2664,7 +2664,7 @@
             </w:r>
             <w:r>
               <w:rPr>
-                <w:rFonts w:ascii="Markazi Text" w:cs="Markazi Text" w:eastAsia="Markazi Text" w:hAnsi="Markazi Text"/>
+                <w:rFonts w:ascii="Arakom" w:cs="Arakom" w:eastAsia="Arakom" w:hAnsi="Arakom"/>
                 <w:b w:val="false"/>
                 <w:bCs w:val="false"/>
                 <w:color w:val="111111"/>
@@ -2719,7 +2719,7 @@
             </w:r>
             <w:r>
               <w:rPr>
-                <w:rFonts w:ascii="Markazi Text" w:cs="Markazi Text" w:eastAsia="Markazi Text" w:hAnsi="Markazi Text"/>
+                <w:rFonts w:ascii="Arakom" w:cs="Arakom" w:eastAsia="Arakom" w:hAnsi="Arakom"/>
                 <w:b w:val="false"/>
                 <w:bCs w:val="false"/>
                 <w:color w:val="111111"/>
@@ -2769,7 +2769,7 @@
             </w:r>
             <w:r>
               <w:rPr>
-                <w:rFonts w:ascii="Markazi Text" w:cs="Markazi Text" w:eastAsia="Markazi Text" w:hAnsi="Markazi Text"/>
+                <w:rFonts w:ascii="Arakom" w:cs="Arakom" w:eastAsia="Arakom" w:hAnsi="Arakom"/>
                 <w:b w:val="false"/>
                 <w:bCs w:val="false"/>
                 <w:color w:val="111111"/>
@@ -3104,7 +3104,7 @@
             </w:r>
             <w:r>
               <w:rPr>
-                <w:rFonts w:ascii="Markazi Text" w:cs="Markazi Text" w:eastAsia="Markazi Text" w:hAnsi="Markazi Text"/>
+                <w:rFonts w:ascii="Arakom" w:cs="Arakom" w:eastAsia="Arakom" w:hAnsi="Arakom"/>
                 <w:b w:val="false"/>
                 <w:bCs w:val="false"/>
                 <w:color w:val="111111"/>
@@ -3154,7 +3154,7 @@
             </w:r>
             <w:r>
               <w:rPr>
-                <w:rFonts w:ascii="Markazi Text" w:cs="Markazi Text" w:eastAsia="Markazi Text" w:hAnsi="Markazi Text"/>
+                <w:rFonts w:ascii="Arakom" w:cs="Arakom" w:eastAsia="Arakom" w:hAnsi="Arakom"/>
                 <w:b w:val="false"/>
                 <w:bCs w:val="false"/>
                 <w:color w:val="111111"/>
@@ -3209,7 +3209,7 @@
             </w:r>
             <w:r>
               <w:rPr>
-                <w:rFonts w:ascii="Markazi Text" w:cs="Markazi Text" w:eastAsia="Markazi Text" w:hAnsi="Markazi Text"/>
+                <w:rFonts w:ascii="Arakom" w:cs="Arakom" w:eastAsia="Arakom" w:hAnsi="Arakom"/>
                 <w:b w:val="false"/>
                 <w:bCs w:val="false"/>
                 <w:color w:val="111111"/>
@@ -3259,7 +3259,7 @@
             </w:r>
             <w:r>
               <w:rPr>
-                <w:rFonts w:ascii="Markazi Text" w:cs="Markazi Text" w:eastAsia="Markazi Text" w:hAnsi="Markazi Text"/>
+                <w:rFonts w:ascii="Arakom" w:cs="Arakom" w:eastAsia="Arakom" w:hAnsi="Arakom"/>
                 <w:b w:val="false"/>
                 <w:bCs w:val="false"/>
                 <w:color w:val="111111"/>
@@ -3776,7 +3776,7 @@
             </w:pPr>
             <w:r>
               <w:rPr>
-                <w:rFonts w:ascii="Markazi Text" w:cs="Markazi Text" w:eastAsia="Markazi Text" w:hAnsi="Markazi Text"/>
+                <w:rFonts w:ascii="Arakom" w:cs="Arakom" w:eastAsia="Arakom" w:hAnsi="Arakom"/>
                 <w:b w:val="false"/>
                 <w:bCs w:val="false"/>
                 <w:color w:val="111111"/>
@@ -3946,7 +3946,7 @@
             </w:pPr>
             <w:r>
               <w:rPr>
-                <w:rFonts w:ascii="Markazi Text" w:cs="Markazi Text" w:eastAsia="Markazi Text" w:hAnsi="Markazi Text"/>
+                <w:rFonts w:ascii="Arakom" w:cs="Arakom" w:eastAsia="Arakom" w:hAnsi="Arakom"/>
                 <w:b w:val="false"/>
                 <w:bCs w:val="false"/>
                 <w:color w:val="111111"/>
@@ -4116,7 +4116,7 @@
             </w:pPr>
             <w:r>
               <w:rPr>
-                <w:rFonts w:ascii="Markazi Text" w:cs="Markazi Text" w:eastAsia="Markazi Text" w:hAnsi="Markazi Text"/>
+                <w:rFonts w:ascii="Arakom" w:cs="Arakom" w:eastAsia="Arakom" w:hAnsi="Arakom"/>
                 <w:b w:val="false"/>
                 <w:bCs w:val="false"/>
                 <w:color w:val="111111"/>
@@ -4286,7 +4286,7 @@
             </w:pPr>
             <w:r>
               <w:rPr>
-                <w:rFonts w:ascii="Markazi Text" w:cs="Markazi Text" w:eastAsia="Markazi Text" w:hAnsi="Markazi Text"/>
+                <w:rFonts w:ascii="Arakom" w:cs="Arakom" w:eastAsia="Arakom" w:hAnsi="Arakom"/>
                 <w:b w:val="false"/>
                 <w:bCs w:val="false"/>
                 <w:color w:val="111111"/>
@@ -4456,7 +4456,7 @@
             </w:pPr>
             <w:r>
               <w:rPr>
-                <w:rFonts w:ascii="Markazi Text" w:cs="Markazi Text" w:eastAsia="Markazi Text" w:hAnsi="Markazi Text"/>
+                <w:rFonts w:ascii="Arakom" w:cs="Arakom" w:eastAsia="Arakom" w:hAnsi="Arakom"/>
                 <w:b w:val="false"/>
                 <w:bCs w:val="false"/>
                 <w:color w:val="111111"/>
@@ -4608,7 +4608,7 @@
             </w:pPr>
             <w:r>
               <w:rPr>
-                <w:rFonts w:ascii="Markazi Text" w:cs="Markazi Text" w:eastAsia="Markazi Text" w:hAnsi="Markazi Text"/>
+                <w:rFonts w:ascii="Arakom" w:cs="Arakom" w:eastAsia="Arakom" w:hAnsi="Arakom"/>
                 <w:b w:val="false"/>
                 <w:bCs w:val="false"/>
                 <w:color w:val="111111"/>
@@ -4715,7 +4715,7 @@
             </w:pPr>
             <w:r>
               <w:rPr>
-                <w:rFonts w:ascii="Markazi Text" w:cs="Markazi Text" w:eastAsia="Markazi Text" w:hAnsi="Markazi Text"/>
+                <w:rFonts w:ascii="Arakom" w:cs="Arakom" w:eastAsia="Arakom" w:hAnsi="Arakom"/>
                 <w:b w:val="false"/>
                 <w:bCs w:val="false"/>
                 <w:color w:val="111111"/>
@@ -4787,7 +4787,7 @@
             </w:pPr>
             <w:r>
               <w:rPr>
-                <w:rFonts w:ascii="Markazi Text" w:cs="Markazi Text" w:eastAsia="Markazi Text" w:hAnsi="Markazi Text"/>
+                <w:rFonts w:ascii="Arakom" w:cs="Arakom" w:eastAsia="Arakom" w:hAnsi="Arakom"/>
                 <w:b w:val="false"/>
                 <w:bCs w:val="false"/>
                 <w:color w:val="111111"/>
@@ -4859,7 +4859,7 @@
             </w:pPr>
             <w:r>
               <w:rPr>
-                <w:rFonts w:ascii="Markazi Text" w:cs="Markazi Text" w:eastAsia="Markazi Text" w:hAnsi="Markazi Text"/>
+                <w:rFonts w:ascii="Arakom" w:cs="Arakom" w:eastAsia="Arakom" w:hAnsi="Arakom"/>
                 <w:b w:val="false"/>
                 <w:bCs w:val="false"/>
                 <w:color w:val="111111"/>
@@ -4931,7 +4931,7 @@
             </w:pPr>
             <w:r>
               <w:rPr>
-                <w:rFonts w:ascii="Markazi Text" w:cs="Markazi Text" w:eastAsia="Markazi Text" w:hAnsi="Markazi Text"/>
+                <w:rFonts w:ascii="Arakom" w:cs="Arakom" w:eastAsia="Arakom" w:hAnsi="Arakom"/>
                 <w:b w:val="false"/>
                 <w:bCs w:val="false"/>
                 <w:color w:val="111111"/>
@@ -5003,7 +5003,7 @@
             </w:pPr>
             <w:r>
               <w:rPr>
-                <w:rFonts w:ascii="Markazi Text" w:cs="Markazi Text" w:eastAsia="Markazi Text" w:hAnsi="Markazi Text"/>
+                <w:rFonts w:ascii="Arakom" w:cs="Arakom" w:eastAsia="Arakom" w:hAnsi="Arakom"/>
                 <w:b w:val="false"/>
                 <w:bCs w:val="false"/>
                 <w:color w:val="111111"/>
@@ -5273,7 +5273,7 @@
             </w:pPr>
             <w:r>
               <w:rPr>
-                <w:rFonts w:ascii="Markazi Text" w:cs="Markazi Text" w:eastAsia="Markazi Text" w:hAnsi="Markazi Text"/>
+                <w:rFonts w:ascii="Arakom" w:cs="Arakom" w:eastAsia="Arakom" w:hAnsi="Arakom"/>
                 <w:b w:val="false"/>
                 <w:bCs w:val="false"/>
                 <w:color w:val="111111"/>
@@ -5370,7 +5370,7 @@
             </w:pPr>
             <w:r>
               <w:rPr>
-                <w:rFonts w:ascii="Markazi Text" w:cs="Markazi Text" w:eastAsia="Markazi Text" w:hAnsi="Markazi Text"/>
+                <w:rFonts w:ascii="Arakom" w:cs="Arakom" w:eastAsia="Arakom" w:hAnsi="Arakom"/>
                 <w:b w:val="false"/>
                 <w:bCs w:val="false"/>
                 <w:color w:val="111111"/>
@@ -5467,7 +5467,7 @@
             </w:pPr>
             <w:r>
               <w:rPr>
-                <w:rFonts w:ascii="Markazi Text" w:cs="Markazi Text" w:eastAsia="Markazi Text" w:hAnsi="Markazi Text"/>
+                <w:rFonts w:ascii="Arakom" w:cs="Arakom" w:eastAsia="Arakom" w:hAnsi="Arakom"/>
                 <w:b w:val="false"/>
                 <w:bCs w:val="false"/>
                 <w:color w:val="111111"/>
@@ -5564,7 +5564,7 @@
             </w:pPr>
             <w:r>
               <w:rPr>
-                <w:rFonts w:ascii="Markazi Text" w:cs="Markazi Text" w:eastAsia="Markazi Text" w:hAnsi="Markazi Text"/>
+                <w:rFonts w:ascii="Arakom" w:cs="Arakom" w:eastAsia="Arakom" w:hAnsi="Arakom"/>
                 <w:b w:val="false"/>
                 <w:bCs w:val="false"/>
                 <w:color w:val="111111"/>
@@ -5661,7 +5661,7 @@
             </w:pPr>
             <w:r>
               <w:rPr>
-                <w:rFonts w:ascii="Markazi Text" w:cs="Markazi Text" w:eastAsia="Markazi Text" w:hAnsi="Markazi Text"/>
+                <w:rFonts w:ascii="Arakom" w:cs="Arakom" w:eastAsia="Arakom" w:hAnsi="Arakom"/>
                 <w:b w:val="false"/>
                 <w:bCs w:val="false"/>
                 <w:color w:val="111111"/>
@@ -5990,7 +5990,7 @@
             </w:pPr>
             <w:r>
               <w:rPr>
-                <w:rFonts w:ascii="Markazi Text" w:cs="Markazi Text" w:eastAsia="Markazi Text" w:hAnsi="Markazi Text"/>
+                <w:rFonts w:ascii="Arakom" w:cs="Arakom" w:eastAsia="Arakom" w:hAnsi="Arakom"/>
                 <w:b w:val="false"/>
                 <w:bCs w:val="false"/>
                 <w:color w:val="111111"/>
@@ -6086,7 +6086,7 @@
             </w:pPr>
             <w:r>
               <w:rPr>
-                <w:rFonts w:ascii="Markazi Text" w:cs="Markazi Text" w:eastAsia="Markazi Text" w:hAnsi="Markazi Text"/>
+                <w:rFonts w:ascii="Arakom" w:cs="Arakom" w:eastAsia="Arakom" w:hAnsi="Arakom"/>
                 <w:b w:val="false"/>
                 <w:bCs w:val="false"/>
                 <w:color w:val="111111"/>
@@ -6182,7 +6182,7 @@
             </w:pPr>
             <w:r>
               <w:rPr>
-                <w:rFonts w:ascii="Markazi Text" w:cs="Markazi Text" w:eastAsia="Markazi Text" w:hAnsi="Markazi Text"/>
+                <w:rFonts w:ascii="Arakom" w:cs="Arakom" w:eastAsia="Arakom" w:hAnsi="Arakom"/>
                 <w:b w:val="false"/>
                 <w:bCs w:val="false"/>
                 <w:color w:val="111111"/>
@@ -6278,7 +6278,7 @@
             </w:pPr>
             <w:r>
               <w:rPr>
-                <w:rFonts w:ascii="Markazi Text" w:cs="Markazi Text" w:eastAsia="Markazi Text" w:hAnsi="Markazi Text"/>
+                <w:rFonts w:ascii="Arakom" w:cs="Arakom" w:eastAsia="Arakom" w:hAnsi="Arakom"/>
                 <w:b w:val="false"/>
                 <w:bCs w:val="false"/>
                 <w:color w:val="111111"/>
@@ -6374,7 +6374,7 @@
             </w:pPr>
             <w:r>
               <w:rPr>
-                <w:rFonts w:ascii="Markazi Text" w:cs="Markazi Text" w:eastAsia="Markazi Text" w:hAnsi="Markazi Text"/>
+                <w:rFonts w:ascii="Arakom" w:cs="Arakom" w:eastAsia="Arakom" w:hAnsi="Arakom"/>
                 <w:b w:val="false"/>
                 <w:bCs w:val="false"/>
                 <w:color w:val="111111"/>
@@ -6526,7 +6526,7 @@
             </w:pPr>
             <w:r>
               <w:rPr>
-                <w:rFonts w:ascii="Markazi Text" w:cs="Markazi Text" w:eastAsia="Markazi Text" w:hAnsi="Markazi Text"/>
+                <w:rFonts w:ascii="Arakom" w:cs="Arakom" w:eastAsia="Arakom" w:hAnsi="Arakom"/>
                 <w:b w:val="false"/>
                 <w:bCs w:val="false"/>
                 <w:color w:val="111111"/>
@@ -7378,7 +7378,7 @@
             </w:pPr>
             <w:r>
               <w:rPr>
-                <w:rFonts w:ascii="Markazi Text" w:cs="Markazi Text" w:eastAsia="Markazi Text" w:hAnsi="Markazi Text"/>
+                <w:rFonts w:ascii="Arakom" w:cs="Arakom" w:eastAsia="Arakom" w:hAnsi="Arakom"/>
                 <w:b w:val="false"/>
                 <w:bCs w:val="false"/>
                 <w:color w:val="111111"/>
@@ -7566,7 +7566,7 @@
             </w:pPr>
             <w:r>
               <w:rPr>
-                <w:rFonts w:ascii="Markazi Text" w:cs="Markazi Text" w:eastAsia="Markazi Text" w:hAnsi="Markazi Text"/>
+                <w:rFonts w:ascii="Arakom" w:cs="Arakom" w:eastAsia="Arakom" w:hAnsi="Arakom"/>
                 <w:b w:val="false"/>
                 <w:bCs w:val="false"/>
                 <w:color w:val="111111"/>
@@ -7584,7 +7584,7 @@
             </w:pPr>
             <w:r>
               <w:rPr>
-                <w:rFonts w:ascii="Markazi Text" w:cs="Markazi Text" w:eastAsia="Markazi Text" w:hAnsi="Markazi Text"/>
+                <w:rFonts w:ascii="Arakom" w:cs="Arakom" w:eastAsia="Arakom" w:hAnsi="Arakom"/>
                 <w:b w:val="false"/>
                 <w:bCs w:val="false"/>
                 <w:color w:val="111111"/>
@@ -7602,7 +7602,7 @@
             </w:pPr>
             <w:r>
               <w:rPr>
-                <w:rFonts w:ascii="Markazi Text" w:cs="Markazi Text" w:eastAsia="Markazi Text" w:hAnsi="Markazi Text"/>
+                <w:rFonts w:ascii="Arakom" w:cs="Arakom" w:eastAsia="Arakom" w:hAnsi="Arakom"/>
                 <w:b w:val="false"/>
                 <w:bCs w:val="false"/>
                 <w:color w:val="111111"/>
